--- a/09-通信电路/03-解调电路/QAM解调电路/QAM解调电路.docx
+++ b/09-通信电路/03-解调电路/QAM解调电路/QAM解调电路.docx
@@ -2656,6 +2656,20 @@
     </w:p>
     <w:bookmarkEnd w:id="26"/>
     <w:bookmarkEnd w:id="27"/>
+    <w:p>
+      <w:pPr>
+        <w:spacing w:before="360"/>
+        <w:jc w:val="center"/>
+      </w:pPr>
+      <w:r>
+        <w:rPr>
+          <w:rFonts w:ascii="Times New Roman" w:hAnsi="Times New Roman"/>
+          <w:color w:val="555555"/>
+          <w:sz w:val="21"/>
+        </w:rPr>
+        <w:t>材料收集者：杜文杰</w:t>
+      </w:r>
+    </w:p>
     <w:sectPr>
       <w:headerReference r:id="rId9" w:type="default"/>
       <w:footerReference r:id="rId10" w:type="default"/>

--- a/09-通信电路/03-解调电路/QAM解调电路/QAM解调电路.docx
+++ b/09-通信电路/03-解调电路/QAM解调电路/QAM解调电路.docx
@@ -1,6 +1,6 @@
 
 <file path=word/document.xml><?xml version="1.0" encoding="utf-8"?>
-<w:document xmlns:w="http://schemas.openxmlformats.org/wordprocessingml/2006/main" xmlns:m="http://schemas.openxmlformats.org/officeDocument/2006/math" xmlns:r="http://schemas.openxmlformats.org/officeDocument/2006/relationships" xmlns:o="urn:schemas-microsoft-com:office:office" xmlns:v="urn:schemas-microsoft-com:vml" xmlns:w10="urn:schemas-microsoft-com:office:word" xmlns:a="http://schemas.openxmlformats.org/drawingml/2006/main" xmlns:pic="http://schemas.openxmlformats.org/drawingml/2006/picture" xmlns:wp="http://schemas.openxmlformats.org/drawingml/2006/wordprocessingDrawing">
+<w:document xmlns:m="http://schemas.openxmlformats.org/officeDocument/2006/math" xmlns:r="http://schemas.openxmlformats.org/officeDocument/2006/relationships" xmlns:w="http://schemas.openxmlformats.org/wordprocessingml/2006/main" xmlns:o="urn:schemas-microsoft-com:office:office" xmlns:v="urn:schemas-microsoft-com:vml" xmlns:w10="urn:schemas-microsoft-com:office:word" xmlns:a="http://schemas.openxmlformats.org/drawingml/2006/main" xmlns:pic="http://schemas.openxmlformats.org/drawingml/2006/picture" xmlns:wp="http://schemas.openxmlformats.org/drawingml/2006/wordprocessingDrawing">
   <w:body>
     <w:bookmarkStart w:id="27" w:name="qam-解调电路"/>
     <w:p>
@@ -8,11 +8,14 @@
         <w:pStyle w:val="Heading1"/>
       </w:pPr>
       <w:r>
+        <w:rPr>
+          <w:rFonts w:eastAsia="黑体"/>
+        </w:rPr>
         <w:t xml:space="preserve">QAM </w:t>
       </w:r>
       <w:r>
         <w:rPr>
-          <w:rFonts w:hint="eastAsia"/>
+          <w:rFonts w:hint="eastAsia" w:eastAsia="黑体"/>
         </w:rPr>
         <w:t xml:space="preserve">解调电路</w:t>
       </w:r>
@@ -24,7 +27,7 @@
       </w:pPr>
       <w:r>
         <w:rPr>
-          <w:rFonts w:hint="eastAsia"/>
+          <w:rFonts w:hint="eastAsia" w:eastAsia="黑体"/>
         </w:rPr>
         <w:t xml:space="preserve">拓扑描述</w:t>
       </w:r>
@@ -35,16 +38,19 @@
       </w:pPr>
       <w:r>
         <w:rPr>
-          <w:rFonts w:hint="eastAsia"/>
+          <w:rFonts w:hint="eastAsia" w:eastAsia="黑体"/>
         </w:rPr>
         <w:t xml:space="preserve">由</w:t>
       </w:r>
       <w:r>
+        <w:rPr>
+          <w:rFonts w:eastAsia="黑体"/>
+        </w:rPr>
         <w:t xml:space="preserve"> </w:t>
       </w:r>
       <w:r>
         <w:rPr>
-          <w:rFonts w:hint="eastAsia"/>
+          <w:rFonts w:hint="eastAsia" w:eastAsia="黑体"/>
           <w:b/>
           <w:bCs/>
         </w:rPr>
@@ -52,6 +58,7 @@
       </w:r>
       <w:r>
         <w:rPr>
+          <w:rFonts w:eastAsia="黑体"/>
           <w:b/>
           <w:bCs/>
         </w:rPr>
@@ -59,7 +66,7 @@
       </w:r>
       <w:r>
         <w:rPr>
-          <w:rFonts w:hint="eastAsia"/>
+          <w:rFonts w:hint="eastAsia" w:eastAsia="黑体"/>
           <w:b/>
           <w:bCs/>
         </w:rPr>
@@ -67,6 +74,7 @@
       </w:r>
       <w:r>
         <w:rPr>
+          <w:rFonts w:eastAsia="黑体"/>
           <w:b/>
           <w:bCs/>
         </w:rPr>
@@ -74,7 +82,7 @@
       </w:r>
       <w:r>
         <w:rPr>
-          <w:rFonts w:hint="eastAsia"/>
+          <w:rFonts w:hint="eastAsia" w:eastAsia="黑体"/>
           <w:b/>
           <w:bCs/>
         </w:rPr>
@@ -82,6 +90,7 @@
       </w:r>
       <w:r>
         <w:rPr>
+          <w:rFonts w:eastAsia="黑体"/>
           <w:b/>
           <w:bCs/>
         </w:rPr>
@@ -89,18 +98,21 @@
       </w:r>
       <w:r>
         <w:rPr>
-          <w:rFonts w:hint="eastAsia"/>
+          <w:rFonts w:hint="eastAsia" w:eastAsia="黑体"/>
           <w:b/>
           <w:bCs/>
         </w:rPr>
         <w:t xml:space="preserve">本地载波）</w:t>
       </w:r>
       <w:r>
+        <w:rPr>
+          <w:rFonts w:eastAsia="黑体"/>
+        </w:rPr>
         <w:t xml:space="preserve">、</w:t>
       </w:r>
       <w:r>
         <w:rPr>
-          <w:rFonts w:hint="eastAsia"/>
+          <w:rFonts w:hint="eastAsia" w:eastAsia="黑体"/>
           <w:b/>
           <w:bCs/>
         </w:rPr>
@@ -108,17 +120,21 @@
       </w:r>
       <w:r>
         <w:rPr>
+          <w:rFonts w:eastAsia="黑体"/>
           <w:b/>
           <w:bCs/>
         </w:rPr>
         <w:t xml:space="preserve"> PLL1</w:t>
       </w:r>
       <w:r>
+        <w:rPr>
+          <w:rFonts w:eastAsia="黑体"/>
+        </w:rPr>
         <w:t xml:space="preserve">、</w:t>
       </w:r>
       <w:r>
         <w:rPr>
-          <w:rFonts w:hint="eastAsia"/>
+          <w:rFonts w:hint="eastAsia" w:eastAsia="黑体"/>
           <w:b/>
           <w:bCs/>
         </w:rPr>
@@ -126,17 +142,21 @@
       </w:r>
       <w:r>
         <w:rPr>
+          <w:rFonts w:eastAsia="黑体"/>
           <w:b/>
           <w:bCs/>
         </w:rPr>
         <w:t xml:space="preserve"> A1/A2</w:t>
       </w:r>
       <w:r>
+        <w:rPr>
+          <w:rFonts w:eastAsia="黑体"/>
+        </w:rPr>
         <w:t xml:space="preserve">、</w:t>
       </w:r>
       <w:r>
         <w:rPr>
-          <w:rFonts w:hint="eastAsia"/>
+          <w:rFonts w:hint="eastAsia" w:eastAsia="黑体"/>
           <w:b/>
           <w:bCs/>
         </w:rPr>
@@ -144,32 +164,39 @@
       </w:r>
       <w:r>
         <w:rPr>
+          <w:rFonts w:eastAsia="黑体"/>
           <w:b/>
           <w:bCs/>
         </w:rPr>
         <w:t xml:space="preserve"> U1</w:t>
       </w:r>
       <w:r>
+        <w:rPr>
+          <w:rFonts w:eastAsia="黑体"/>
+        </w:rPr>
         <w:t xml:space="preserve"> </w:t>
       </w:r>
       <w:r>
         <w:rPr>
-          <w:rFonts w:hint="eastAsia"/>
+          <w:rFonts w:hint="eastAsia" w:eastAsia="黑体"/>
         </w:rPr>
         <w:t xml:space="preserve">组成，按功能分为正交解调、载波恢复、滤波与判决四类。电路共有</w:t>
       </w:r>
       <w:r>
+        <w:rPr>
+          <w:rFonts w:eastAsia="黑体"/>
+        </w:rPr>
         <w:t xml:space="preserve"> 10 </w:t>
       </w:r>
       <w:r>
         <w:rPr>
-          <w:rFonts w:hint="eastAsia"/>
+          <w:rFonts w:hint="eastAsia" w:eastAsia="黑体"/>
         </w:rPr>
         <w:t xml:space="preserve">个关键节点：</w:t>
       </w:r>
       <w:r>
         <w:rPr>
-          <w:rFonts w:hint="eastAsia"/>
+          <w:rFonts w:hint="eastAsia" w:eastAsia="黑体"/>
           <w:b/>
           <w:bCs/>
         </w:rPr>
@@ -177,6 +204,7 @@
       </w:r>
       <w:r>
         <w:rPr>
+          <w:rFonts w:eastAsia="黑体"/>
           <w:b/>
           <w:bCs/>
         </w:rPr>
@@ -184,7 +212,7 @@
       </w:r>
       <w:r>
         <w:rPr>
-          <w:rFonts w:hint="eastAsia"/>
+          <w:rFonts w:hint="eastAsia" w:eastAsia="黑体"/>
           <w:b/>
           <w:bCs/>
         </w:rPr>
@@ -192,22 +220,25 @@
       </w:r>
       <w:r>
         <w:rPr>
-          <w:rFonts w:hint="eastAsia"/>
+          <w:rFonts w:hint="eastAsia" w:eastAsia="黑体"/>
         </w:rPr>
         <w:t xml:space="preserve">（接收的</w:t>
       </w:r>
       <w:r>
+        <w:rPr>
+          <w:rFonts w:eastAsia="黑体"/>
+        </w:rPr>
         <w:t xml:space="preserve"> QAM </w:t>
       </w:r>
       <w:r>
         <w:rPr>
-          <w:rFonts w:hint="eastAsia"/>
+          <w:rFonts w:hint="eastAsia" w:eastAsia="黑体"/>
         </w:rPr>
         <w:t xml:space="preserve">信号接两混频器）；</w:t>
       </w:r>
       <w:r>
         <w:rPr>
-          <w:rFonts w:hint="eastAsia"/>
+          <w:rFonts w:hint="eastAsia" w:eastAsia="黑体"/>
           <w:b/>
           <w:bCs/>
         </w:rPr>
@@ -215,6 +246,7 @@
       </w:r>
       <w:r>
         <w:rPr>
+          <w:rFonts w:eastAsia="黑体"/>
           <w:b/>
           <w:bCs/>
         </w:rPr>
@@ -222,7 +254,7 @@
       </w:r>
       <w:r>
         <w:rPr>
-          <w:rFonts w:hint="eastAsia"/>
+          <w:rFonts w:hint="eastAsia" w:eastAsia="黑体"/>
           <w:b/>
           <w:bCs/>
         </w:rPr>
@@ -230,7 +262,7 @@
       </w:r>
       <w:r>
         <w:rPr>
-          <w:rFonts w:hint="eastAsia"/>
+          <w:rFonts w:hint="eastAsia" w:eastAsia="黑体"/>
         </w:rPr>
         <w:t xml:space="preserve">（</w:t>
       </w:r>
@@ -258,26 +290,32 @@
         </m:r>
       </m:oMath>
       <w:r>
+        <w:rPr>
+          <w:rFonts w:eastAsia="黑体"/>
+        </w:rPr>
         <w:t xml:space="preserve"> </w:t>
       </w:r>
       <w:r>
         <w:rPr>
-          <w:rFonts w:hint="eastAsia"/>
+          <w:rFonts w:hint="eastAsia" w:eastAsia="黑体"/>
         </w:rPr>
         <w:t xml:space="preserve">接</w:t>
       </w:r>
       <w:r>
+        <w:rPr>
+          <w:rFonts w:eastAsia="黑体"/>
+        </w:rPr>
         <w:t xml:space="preserve"> </w:t>
       </w:r>
       <w:r>
         <w:rPr>
-          <w:rFonts w:hint="eastAsia"/>
+          <w:rFonts w:hint="eastAsia" w:eastAsia="黑体"/>
         </w:rPr>
         <w:t xml:space="preserve">M1）；</w:t>
       </w:r>
       <w:r>
         <w:rPr>
-          <w:rFonts w:hint="eastAsia"/>
+          <w:rFonts w:hint="eastAsia" w:eastAsia="黑体"/>
           <w:b/>
           <w:bCs/>
         </w:rPr>
@@ -285,6 +323,7 @@
       </w:r>
       <w:r>
         <w:rPr>
+          <w:rFonts w:eastAsia="黑体"/>
           <w:b/>
           <w:bCs/>
         </w:rPr>
@@ -292,7 +331,7 @@
       </w:r>
       <w:r>
         <w:rPr>
-          <w:rFonts w:hint="eastAsia"/>
+          <w:rFonts w:hint="eastAsia" w:eastAsia="黑体"/>
           <w:b/>
           <w:bCs/>
         </w:rPr>
@@ -300,7 +339,7 @@
       </w:r>
       <w:r>
         <w:rPr>
-          <w:rFonts w:hint="eastAsia"/>
+          <w:rFonts w:hint="eastAsia" w:eastAsia="黑体"/>
         </w:rPr>
         <w:t xml:space="preserve">（</w:t>
       </w:r>
@@ -328,44 +367,56 @@
         </m:r>
       </m:oMath>
       <w:r>
+        <w:rPr>
+          <w:rFonts w:eastAsia="黑体"/>
+        </w:rPr>
         <w:t xml:space="preserve"> </w:t>
       </w:r>
       <w:r>
         <w:rPr>
-          <w:rFonts w:hint="eastAsia"/>
+          <w:rFonts w:hint="eastAsia" w:eastAsia="黑体"/>
         </w:rPr>
         <w:t xml:space="preserve">接</w:t>
       </w:r>
       <w:r>
+        <w:rPr>
+          <w:rFonts w:eastAsia="黑体"/>
+        </w:rPr>
         <w:t xml:space="preserve"> </w:t>
       </w:r>
       <w:r>
         <w:rPr>
-          <w:rFonts w:hint="eastAsia"/>
+          <w:rFonts w:hint="eastAsia" w:eastAsia="黑体"/>
         </w:rPr>
         <w:t xml:space="preserve">M2，与</w:t>
       </w:r>
       <w:r>
+        <w:rPr>
+          <w:rFonts w:eastAsia="黑体"/>
+        </w:rPr>
         <w:t xml:space="preserve"> I </w:t>
       </w:r>
       <w:r>
         <w:rPr>
-          <w:rFonts w:hint="eastAsia"/>
+          <w:rFonts w:hint="eastAsia" w:eastAsia="黑体"/>
         </w:rPr>
         <w:t xml:space="preserve">路相差</w:t>
       </w:r>
       <w:r>
+        <w:rPr>
+          <w:rFonts w:eastAsia="黑体"/>
+        </w:rPr>
         <w:t xml:space="preserve"> </w:t>
       </w:r>
       <w:r>
         <w:rPr>
-          <w:rFonts w:hint="eastAsia"/>
+          <w:rFonts w:hint="eastAsia" w:eastAsia="黑体"/>
         </w:rPr>
         <w:t xml:space="preserve">90°）；</w:t>
       </w:r>
       <w:r>
         <w:rPr>
-          <w:rFonts w:hint="eastAsia"/>
+          <w:rFonts w:hint="eastAsia" w:eastAsia="黑体"/>
           <w:b/>
           <w:bCs/>
         </w:rPr>
@@ -373,6 +424,7 @@
       </w:r>
       <w:r>
         <w:rPr>
+          <w:rFonts w:eastAsia="黑体"/>
           <w:b/>
           <w:bCs/>
         </w:rPr>
@@ -380,7 +432,7 @@
       </w:r>
       <w:r>
         <w:rPr>
-          <w:rFonts w:hint="eastAsia"/>
+          <w:rFonts w:hint="eastAsia" w:eastAsia="黑体"/>
           <w:b/>
           <w:bCs/>
         </w:rPr>
@@ -388,31 +440,37 @@
       </w:r>
       <w:r>
         <w:rPr>
-          <w:rFonts w:hint="eastAsia"/>
+          <w:rFonts w:hint="eastAsia" w:eastAsia="黑体"/>
         </w:rPr>
         <w:t xml:space="preserve">（M1</w:t>
       </w:r>
       <w:r>
+        <w:rPr>
+          <w:rFonts w:eastAsia="黑体"/>
+        </w:rPr>
         <w:t xml:space="preserve"> </w:t>
       </w:r>
       <w:r>
         <w:rPr>
-          <w:rFonts w:hint="eastAsia"/>
+          <w:rFonts w:hint="eastAsia" w:eastAsia="黑体"/>
         </w:rPr>
         <w:t xml:space="preserve">输出接</w:t>
       </w:r>
       <w:r>
+        <w:rPr>
+          <w:rFonts w:eastAsia="黑体"/>
+        </w:rPr>
         <w:t xml:space="preserve"> </w:t>
       </w:r>
       <w:r>
         <w:rPr>
-          <w:rFonts w:hint="eastAsia"/>
+          <w:rFonts w:hint="eastAsia" w:eastAsia="黑体"/>
         </w:rPr>
         <w:t xml:space="preserve">A1）；</w:t>
       </w:r>
       <w:r>
         <w:rPr>
-          <w:rFonts w:hint="eastAsia"/>
+          <w:rFonts w:hint="eastAsia" w:eastAsia="黑体"/>
           <w:b/>
           <w:bCs/>
         </w:rPr>
@@ -420,6 +478,7 @@
       </w:r>
       <w:r>
         <w:rPr>
+          <w:rFonts w:eastAsia="黑体"/>
           <w:b/>
           <w:bCs/>
         </w:rPr>
@@ -427,7 +486,7 @@
       </w:r>
       <w:r>
         <w:rPr>
-          <w:rFonts w:hint="eastAsia"/>
+          <w:rFonts w:hint="eastAsia" w:eastAsia="黑体"/>
           <w:b/>
           <w:bCs/>
         </w:rPr>
@@ -435,31 +494,37 @@
       </w:r>
       <w:r>
         <w:rPr>
-          <w:rFonts w:hint="eastAsia"/>
+          <w:rFonts w:hint="eastAsia" w:eastAsia="黑体"/>
         </w:rPr>
         <w:t xml:space="preserve">（M2</w:t>
       </w:r>
       <w:r>
+        <w:rPr>
+          <w:rFonts w:eastAsia="黑体"/>
+        </w:rPr>
         <w:t xml:space="preserve"> </w:t>
       </w:r>
       <w:r>
         <w:rPr>
-          <w:rFonts w:hint="eastAsia"/>
+          <w:rFonts w:hint="eastAsia" w:eastAsia="黑体"/>
         </w:rPr>
         <w:t xml:space="preserve">输出接</w:t>
       </w:r>
       <w:r>
+        <w:rPr>
+          <w:rFonts w:eastAsia="黑体"/>
+        </w:rPr>
         <w:t xml:space="preserve"> </w:t>
       </w:r>
       <w:r>
         <w:rPr>
-          <w:rFonts w:hint="eastAsia"/>
+          <w:rFonts w:hint="eastAsia" w:eastAsia="黑体"/>
         </w:rPr>
         <w:t xml:space="preserve">A2）；</w:t>
       </w:r>
       <w:r>
         <w:rPr>
-          <w:rFonts w:hint="eastAsia"/>
+          <w:rFonts w:hint="eastAsia" w:eastAsia="黑体"/>
           <w:b/>
           <w:bCs/>
         </w:rPr>
@@ -467,6 +532,7 @@
       </w:r>
       <w:r>
         <w:rPr>
+          <w:rFonts w:eastAsia="黑体"/>
           <w:b/>
           <w:bCs/>
         </w:rPr>
@@ -474,7 +540,7 @@
       </w:r>
       <w:r>
         <w:rPr>
-          <w:rFonts w:hint="eastAsia"/>
+          <w:rFonts w:hint="eastAsia" w:eastAsia="黑体"/>
           <w:b/>
           <w:bCs/>
         </w:rPr>
@@ -482,22 +548,25 @@
       </w:r>
       <w:r>
         <w:rPr>
-          <w:rFonts w:hint="eastAsia"/>
+          <w:rFonts w:hint="eastAsia" w:eastAsia="黑体"/>
         </w:rPr>
         <w:t xml:space="preserve">（A1</w:t>
       </w:r>
       <w:r>
+        <w:rPr>
+          <w:rFonts w:eastAsia="黑体"/>
+        </w:rPr>
         <w:t xml:space="preserve"> </w:t>
       </w:r>
       <w:r>
         <w:rPr>
-          <w:rFonts w:hint="eastAsia"/>
+          <w:rFonts w:hint="eastAsia" w:eastAsia="黑体"/>
         </w:rPr>
         <w:t xml:space="preserve">输出接判决）；</w:t>
       </w:r>
       <w:r>
         <w:rPr>
-          <w:rFonts w:hint="eastAsia"/>
+          <w:rFonts w:hint="eastAsia" w:eastAsia="黑体"/>
           <w:b/>
           <w:bCs/>
         </w:rPr>
@@ -505,6 +574,7 @@
       </w:r>
       <w:r>
         <w:rPr>
+          <w:rFonts w:eastAsia="黑体"/>
           <w:b/>
           <w:bCs/>
         </w:rPr>
@@ -512,7 +582,7 @@
       </w:r>
       <w:r>
         <w:rPr>
-          <w:rFonts w:hint="eastAsia"/>
+          <w:rFonts w:hint="eastAsia" w:eastAsia="黑体"/>
           <w:b/>
           <w:bCs/>
         </w:rPr>
@@ -520,22 +590,25 @@
       </w:r>
       <w:r>
         <w:rPr>
-          <w:rFonts w:hint="eastAsia"/>
+          <w:rFonts w:hint="eastAsia" w:eastAsia="黑体"/>
         </w:rPr>
         <w:t xml:space="preserve">（A2</w:t>
       </w:r>
       <w:r>
+        <w:rPr>
+          <w:rFonts w:eastAsia="黑体"/>
+        </w:rPr>
         <w:t xml:space="preserve"> </w:t>
       </w:r>
       <w:r>
         <w:rPr>
-          <w:rFonts w:hint="eastAsia"/>
+          <w:rFonts w:hint="eastAsia" w:eastAsia="黑体"/>
         </w:rPr>
         <w:t xml:space="preserve">输出接判决）；</w:t>
       </w:r>
       <w:r>
         <w:rPr>
-          <w:rFonts w:hint="eastAsia"/>
+          <w:rFonts w:hint="eastAsia" w:eastAsia="黑体"/>
           <w:b/>
           <w:bCs/>
         </w:rPr>
@@ -543,6 +616,7 @@
       </w:r>
       <w:r>
         <w:rPr>
+          <w:rFonts w:eastAsia="黑体"/>
           <w:b/>
           <w:bCs/>
         </w:rPr>
@@ -550,7 +624,7 @@
       </w:r>
       <w:r>
         <w:rPr>
-          <w:rFonts w:hint="eastAsia"/>
+          <w:rFonts w:hint="eastAsia" w:eastAsia="黑体"/>
           <w:b/>
           <w:bCs/>
         </w:rPr>
@@ -558,22 +632,25 @@
       </w:r>
       <w:r>
         <w:rPr>
-          <w:rFonts w:hint="eastAsia"/>
+          <w:rFonts w:hint="eastAsia" w:eastAsia="黑体"/>
         </w:rPr>
         <w:t xml:space="preserve">（U1</w:t>
       </w:r>
       <w:r>
+        <w:rPr>
+          <w:rFonts w:eastAsia="黑体"/>
+        </w:rPr>
         <w:t xml:space="preserve"> </w:t>
       </w:r>
       <w:r>
         <w:rPr>
-          <w:rFonts w:hint="eastAsia"/>
+          <w:rFonts w:hint="eastAsia" w:eastAsia="黑体"/>
         </w:rPr>
         <w:t xml:space="preserve">输出恢复比特）；</w:t>
       </w:r>
       <w:r>
         <w:rPr>
-          <w:rFonts w:hint="eastAsia"/>
+          <w:rFonts w:hint="eastAsia" w:eastAsia="黑体"/>
           <w:b/>
           <w:bCs/>
         </w:rPr>
@@ -581,6 +658,7 @@
       </w:r>
       <w:r>
         <w:rPr>
+          <w:rFonts w:eastAsia="黑体"/>
           <w:b/>
           <w:bCs/>
         </w:rPr>
@@ -588,7 +666,7 @@
       </w:r>
       <w:r>
         <w:rPr>
-          <w:rFonts w:hint="eastAsia"/>
+          <w:rFonts w:hint="eastAsia" w:eastAsia="黑体"/>
           <w:b/>
           <w:bCs/>
         </w:rPr>
@@ -596,6 +674,7 @@
       </w:r>
       <w:r>
         <w:rPr>
+          <w:rFonts w:eastAsia="黑体"/>
           <w:b/>
           <w:bCs/>
         </w:rPr>
@@ -603,13 +682,13 @@
       </w:r>
       <w:r>
         <w:rPr>
-          <w:rFonts w:hint="eastAsia"/>
+          <w:rFonts w:hint="eastAsia" w:eastAsia="黑体"/>
         </w:rPr>
         <w:t xml:space="preserve">；</w:t>
       </w:r>
       <w:r>
         <w:rPr>
-          <w:rFonts w:hint="eastAsia"/>
+          <w:rFonts w:hint="eastAsia" w:eastAsia="黑体"/>
           <w:b/>
           <w:bCs/>
         </w:rPr>
@@ -617,6 +696,7 @@
       </w:r>
       <w:r>
         <w:rPr>
+          <w:rFonts w:eastAsia="黑体"/>
           <w:b/>
           <w:bCs/>
         </w:rPr>
@@ -624,7 +704,7 @@
       </w:r>
       <w:r>
         <w:rPr>
-          <w:rFonts w:hint="eastAsia"/>
+          <w:rFonts w:hint="eastAsia" w:eastAsia="黑体"/>
           <w:b/>
           <w:bCs/>
         </w:rPr>
@@ -632,12 +712,16 @@
       </w:r>
       <w:r>
         <w:rPr>
+          <w:rFonts w:eastAsia="黑体"/>
           <w:b/>
           <w:bCs/>
         </w:rPr>
         <w:t xml:space="preserve"> GND</w:t>
       </w:r>
       <w:r>
+        <w:rPr>
+          <w:rFonts w:eastAsia="黑体"/>
+        </w:rPr>
         <w:t xml:space="preserve">。</w:t>
       </w:r>
     </w:p>
@@ -645,123 +729,151 @@
       <w:pPr/>
       <w:r>
         <w:rPr>
-          <w:rFonts w:hint="eastAsia"/>
+          <w:rFonts w:hint="eastAsia" w:eastAsia="黑体"/>
         </w:rPr>
         <w:t xml:space="preserve">各元件管脚连接：</w:t>
       </w:r>
       <w:r>
         <w:rPr>
-          <w:rFonts w:hint="eastAsia"/>
+          <w:rFonts w:hint="eastAsia" w:eastAsia="黑体"/>
           <w:b/>
           <w:bCs/>
         </w:rPr>
         <w:t xml:space="preserve">PLL1（载波恢复）</w:t>
       </w:r>
       <w:r>
+        <w:rPr>
+          <w:rFonts w:eastAsia="黑体"/>
+        </w:rPr>
         <w:t xml:space="preserve"> </w:t>
       </w:r>
       <w:r>
         <w:rPr>
-          <w:rFonts w:hint="eastAsia"/>
+          <w:rFonts w:hint="eastAsia" w:eastAsia="黑体"/>
         </w:rPr>
         <w:t xml:space="preserve">的信号输入脚接节点①、恢复载波经</w:t>
       </w:r>
       <w:r>
+        <w:rPr>
+          <w:rFonts w:eastAsia="黑体"/>
+        </w:rPr>
         <w:t xml:space="preserve"> 90° </w:t>
       </w:r>
       <w:r>
         <w:rPr>
-          <w:rFonts w:hint="eastAsia"/>
+          <w:rFonts w:hint="eastAsia" w:eastAsia="黑体"/>
         </w:rPr>
         <w:t xml:space="preserve">移相分为节点②与节点③（分别作</w:t>
       </w:r>
       <w:r>
+        <w:rPr>
+          <w:rFonts w:eastAsia="黑体"/>
+        </w:rPr>
         <w:t xml:space="preserve"> I、Q </w:t>
       </w:r>
       <w:r>
         <w:rPr>
-          <w:rFonts w:hint="eastAsia"/>
+          <w:rFonts w:hint="eastAsia" w:eastAsia="黑体"/>
         </w:rPr>
         <w:t xml:space="preserve">两路本振），电源脚接节点⑨、地脚接节点⑩；</w:t>
       </w:r>
       <w:r>
         <w:rPr>
+          <w:rFonts w:eastAsia="黑体"/>
           <w:b/>
           <w:bCs/>
         </w:rPr>
         <w:t xml:space="preserve">M1</w:t>
       </w:r>
       <w:r>
+        <w:rPr>
+          <w:rFonts w:eastAsia="黑体"/>
+        </w:rPr>
         <w:t xml:space="preserve"> </w:t>
       </w:r>
       <w:r>
         <w:rPr>
-          <w:rFonts w:hint="eastAsia"/>
+          <w:rFonts w:hint="eastAsia" w:eastAsia="黑体"/>
         </w:rPr>
         <w:t xml:space="preserve">的信号输入脚接节点①、本振输入脚接节点②、输出脚接节点④；</w:t>
       </w:r>
       <w:r>
         <w:rPr>
+          <w:rFonts w:eastAsia="黑体"/>
           <w:b/>
           <w:bCs/>
         </w:rPr>
         <w:t xml:space="preserve">M2</w:t>
       </w:r>
       <w:r>
+        <w:rPr>
+          <w:rFonts w:eastAsia="黑体"/>
+        </w:rPr>
         <w:t xml:space="preserve"> </w:t>
       </w:r>
       <w:r>
         <w:rPr>
-          <w:rFonts w:hint="eastAsia"/>
+          <w:rFonts w:hint="eastAsia" w:eastAsia="黑体"/>
         </w:rPr>
         <w:t xml:space="preserve">的信号输入脚接节点①、本振输入脚接节点③、输出脚接节点⑤；</w:t>
       </w:r>
       <w:r>
         <w:rPr>
+          <w:rFonts w:eastAsia="黑体"/>
           <w:b/>
           <w:bCs/>
         </w:rPr>
         <w:t xml:space="preserve">A1</w:t>
       </w:r>
       <w:r>
+        <w:rPr>
+          <w:rFonts w:eastAsia="黑体"/>
+        </w:rPr>
         <w:t xml:space="preserve"> </w:t>
       </w:r>
       <w:r>
         <w:rPr>
-          <w:rFonts w:hint="eastAsia"/>
+          <w:rFonts w:hint="eastAsia" w:eastAsia="黑体"/>
         </w:rPr>
         <w:t xml:space="preserve">输入脚接节点④、输出脚接节点⑥；</w:t>
       </w:r>
       <w:r>
         <w:rPr>
+          <w:rFonts w:eastAsia="黑体"/>
           <w:b/>
           <w:bCs/>
         </w:rPr>
         <w:t xml:space="preserve">A2</w:t>
       </w:r>
       <w:r>
+        <w:rPr>
+          <w:rFonts w:eastAsia="黑体"/>
+        </w:rPr>
         <w:t xml:space="preserve"> </w:t>
       </w:r>
       <w:r>
         <w:rPr>
-          <w:rFonts w:hint="eastAsia"/>
+          <w:rFonts w:hint="eastAsia" w:eastAsia="黑体"/>
         </w:rPr>
         <w:t xml:space="preserve">输入脚接节点⑤、输出脚接节点⑦；</w:t>
       </w:r>
       <w:r>
         <w:rPr>
-          <w:rFonts w:hint="eastAsia"/>
+          <w:rFonts w:hint="eastAsia" w:eastAsia="黑体"/>
           <w:b/>
           <w:bCs/>
         </w:rPr>
         <w:t xml:space="preserve">U1（判决与星座逆映射）</w:t>
       </w:r>
       <w:r>
+        <w:rPr>
+          <w:rFonts w:eastAsia="黑体"/>
+        </w:rPr>
         <w:t xml:space="preserve"> </w:t>
       </w:r>
       <w:r>
         <w:rPr>
-          <w:rFonts w:hint="eastAsia"/>
+          <w:rFonts w:hint="eastAsia" w:eastAsia="黑体"/>
         </w:rPr>
         <w:t xml:space="preserve">的两个输入脚分别接节点⑥与节点⑦、输出脚接节点⑧；各单元电源脚接节点⑨、地脚接节点⑩。</w:t>
       </w:r>
@@ -770,29 +882,38 @@
       <w:pPr/>
       <w:r>
         <w:rPr>
-          <w:rFonts w:hint="eastAsia"/>
+          <w:rFonts w:hint="eastAsia" w:eastAsia="黑体"/>
         </w:rPr>
         <w:t xml:space="preserve">由此构成”QAM</w:t>
       </w:r>
       <w:r>
+        <w:rPr>
+          <w:rFonts w:eastAsia="黑体"/>
+        </w:rPr>
         <w:t xml:space="preserve"> </w:t>
       </w:r>
       <w:r>
         <w:rPr>
-          <w:rFonts w:hint="eastAsia"/>
+          <w:rFonts w:hint="eastAsia" w:eastAsia="黑体"/>
         </w:rPr>
         <w:t xml:space="preserve">信号与正交本地载波相乘恢复</w:t>
       </w:r>
       <w:r>
+        <w:rPr>
+          <w:rFonts w:eastAsia="黑体"/>
+        </w:rPr>
         <w:t xml:space="preserve"> I/Q </w:t>
       </w:r>
       <w:r>
         <w:rPr>
-          <w:rFonts w:hint="eastAsia"/>
+          <w:rFonts w:hint="eastAsia" w:eastAsia="黑体"/>
         </w:rPr>
         <w:t xml:space="preserve">两路基带、再按星座图判决输出</w:t>
       </w:r>
       <w:r>
+        <w:rPr>
+          <w:rFonts w:eastAsia="黑体"/>
+        </w:rPr>
         <w:t xml:space="preserve"> </w:t>
       </w:r>
       <m:oMath>
@@ -816,11 +937,14 @@
         </m:r>
       </m:oMath>
       <w:r>
+        <w:rPr>
+          <w:rFonts w:eastAsia="黑体"/>
+        </w:rPr>
         <w:t xml:space="preserve"> </w:t>
       </w:r>
       <w:r>
         <w:rPr>
-          <w:rFonts w:hint="eastAsia"/>
+          <w:rFonts w:hint="eastAsia" w:eastAsia="黑体"/>
         </w:rPr>
         <w:t xml:space="preserve">bit”的正交解调组态，属二维判决。</w:t>
       </w:r>
@@ -833,7 +957,7 @@
       </w:pPr>
       <w:r>
         <w:rPr>
-          <w:rFonts w:hint="eastAsia"/>
+          <w:rFonts w:hint="eastAsia" w:eastAsia="黑体"/>
         </w:rPr>
         <w:t xml:space="preserve">工作原理</w:t>
       </w:r>
@@ -843,42 +967,57 @@
         <w:pStyle w:val="FirstParagraph"/>
       </w:pPr>
       <w:r>
+        <w:rPr>
+          <w:rFonts w:eastAsia="黑体"/>
+        </w:rPr>
         <w:t xml:space="preserve">QAM </w:t>
       </w:r>
       <w:r>
         <w:rPr>
-          <w:rFonts w:hint="eastAsia"/>
+          <w:rFonts w:hint="eastAsia" w:eastAsia="黑体"/>
         </w:rPr>
         <w:t xml:space="preserve">信号在</w:t>
       </w:r>
       <w:r>
+        <w:rPr>
+          <w:rFonts w:eastAsia="黑体"/>
+        </w:rPr>
         <w:t xml:space="preserve"> I/Q </w:t>
       </w:r>
       <w:r>
         <w:rPr>
-          <w:rFonts w:hint="eastAsia"/>
+          <w:rFonts w:hint="eastAsia" w:eastAsia="黑体"/>
         </w:rPr>
         <w:t xml:space="preserve">二维平面上携带信息，正交解调把二维信号投影到</w:t>
       </w:r>
       <w:r>
+        <w:rPr>
+          <w:rFonts w:eastAsia="黑体"/>
+        </w:rPr>
         <w:t xml:space="preserve"> I </w:t>
       </w:r>
       <w:r>
         <w:rPr>
-          <w:rFonts w:hint="eastAsia"/>
+          <w:rFonts w:hint="eastAsia" w:eastAsia="黑体"/>
         </w:rPr>
         <w:t xml:space="preserve">轴与</w:t>
       </w:r>
       <w:r>
+        <w:rPr>
+          <w:rFonts w:eastAsia="黑体"/>
+        </w:rPr>
         <w:t xml:space="preserve"> Q </w:t>
       </w:r>
       <w:r>
         <w:rPr>
-          <w:rFonts w:hint="eastAsia"/>
+          <w:rFonts w:hint="eastAsia" w:eastAsia="黑体"/>
         </w:rPr>
         <w:t xml:space="preserve">轴，得到两个独立基带分量，经匹配滤波与抽样后再按星座点最近距离判决，恢复</w:t>
       </w:r>
       <w:r>
+        <w:rPr>
+          <w:rFonts w:eastAsia="黑体"/>
+        </w:rPr>
         <w:t xml:space="preserve"> </w:t>
       </w:r>
       <m:oMath>
@@ -902,9 +1041,15 @@
         </m:r>
       </m:oMath>
       <w:r>
+        <w:rPr>
+          <w:rFonts w:eastAsia="黑体"/>
+        </w:rPr>
         <w:t xml:space="preserve"> </w:t>
       </w:r>
       <w:r>
+        <w:rPr>
+          <w:rFonts w:eastAsia="黑体"/>
+        </w:rPr>
         <w:t xml:space="preserve">bit。</w:t>
       </w:r>
     </w:p>
@@ -916,7 +1061,7 @@
       </w:pPr>
       <w:r>
         <w:rPr>
-          <w:rFonts w:hint="eastAsia"/>
+          <w:rFonts w:hint="eastAsia" w:eastAsia="黑体"/>
         </w:rPr>
         <w:t xml:space="preserve">关键计算公式</w:t>
       </w:r>
@@ -930,16 +1075,19 @@
       </w:pPr>
       <w:r>
         <w:rPr>
-          <w:rFonts w:hint="eastAsia"/>
+          <w:rFonts w:hint="eastAsia" w:eastAsia="黑体"/>
         </w:rPr>
         <w:t xml:space="preserve">正交解调</w:t>
       </w:r>
       <w:r>
+        <w:rPr>
+          <w:rFonts w:eastAsia="黑体"/>
+        </w:rPr>
         <w:t xml:space="preserve"> I/Q </w:t>
       </w:r>
       <w:r>
         <w:rPr>
-          <w:rFonts w:hint="eastAsia"/>
+          <w:rFonts w:hint="eastAsia" w:eastAsia="黑体"/>
         </w:rPr>
         <w:t xml:space="preserve">输出：</w:t>
       </w:r>
@@ -1065,7 +1213,7 @@
       </w:pPr>
       <w:r>
         <w:rPr>
-          <w:rFonts w:hint="eastAsia"/>
+          <w:rFonts w:hint="eastAsia" w:eastAsia="黑体"/>
         </w:rPr>
         <w:t xml:space="preserve">符号率（</w:t>
       </w:r>
@@ -1084,11 +1232,14 @@
         </m:sSub>
       </m:oMath>
       <w:r>
+        <w:rPr>
+          <w:rFonts w:eastAsia="黑体"/>
+        </w:rPr>
         <w:t xml:space="preserve"> </w:t>
       </w:r>
       <w:r>
         <w:rPr>
-          <w:rFonts w:hint="eastAsia"/>
+          <w:rFonts w:hint="eastAsia" w:eastAsia="黑体"/>
         </w:rPr>
         <w:t xml:space="preserve">码率、</w:t>
       </w:r>
@@ -1098,11 +1249,14 @@
         </m:r>
       </m:oMath>
       <w:r>
+        <w:rPr>
+          <w:rFonts w:eastAsia="黑体"/>
+        </w:rPr>
         <w:t xml:space="preserve"> </w:t>
       </w:r>
       <w:r>
         <w:rPr>
-          <w:rFonts w:hint="eastAsia"/>
+          <w:rFonts w:hint="eastAsia" w:eastAsia="黑体"/>
         </w:rPr>
         <w:t xml:space="preserve">阶数）：</w:t>
       </w:r>
@@ -1186,16 +1340,19 @@
       </w:pPr>
       <w:r>
         <w:rPr>
-          <w:rFonts w:hint="eastAsia"/>
+          <w:rFonts w:hint="eastAsia" w:eastAsia="黑体"/>
         </w:rPr>
         <w:t xml:space="preserve">矩形</w:t>
       </w:r>
       <w:r>
+        <w:rPr>
+          <w:rFonts w:eastAsia="黑体"/>
+        </w:rPr>
         <w:t xml:space="preserve"> QAM </w:t>
       </w:r>
       <w:r>
         <w:rPr>
-          <w:rFonts w:hint="eastAsia"/>
+          <w:rFonts w:hint="eastAsia" w:eastAsia="黑体"/>
         </w:rPr>
         <w:t xml:space="preserve">误符号率近似（</w:t>
       </w:r>
@@ -1232,11 +1389,14 @@
         </m:sSub>
       </m:oMath>
       <w:r>
+        <w:rPr>
+          <w:rFonts w:eastAsia="黑体"/>
+        </w:rPr>
         <w:t xml:space="preserve"> </w:t>
       </w:r>
       <w:r>
         <w:rPr>
-          <w:rFonts w:hint="eastAsia"/>
+          <w:rFonts w:hint="eastAsia" w:eastAsia="黑体"/>
         </w:rPr>
         <w:t xml:space="preserve">符号信噪比）：</w:t>
       </w:r>
@@ -1407,25 +1567,31 @@
       </w:pPr>
       <w:r>
         <w:rPr>
-          <w:rFonts w:hint="eastAsia"/>
+          <w:rFonts w:hint="eastAsia" w:eastAsia="黑体"/>
         </w:rPr>
         <w:t xml:space="preserve">残余</w:t>
       </w:r>
       <w:r>
+        <w:rPr>
+          <w:rFonts w:eastAsia="黑体"/>
+        </w:rPr>
         <w:t xml:space="preserve"> I/Q </w:t>
       </w:r>
       <w:r>
         <w:rPr>
-          <w:rFonts w:hint="eastAsia"/>
+          <w:rFonts w:hint="eastAsia" w:eastAsia="黑体"/>
         </w:rPr>
         <w:t xml:space="preserve">不平衡导致的</w:t>
       </w:r>
       <w:r>
+        <w:rPr>
+          <w:rFonts w:eastAsia="黑体"/>
+        </w:rPr>
         <w:t xml:space="preserve"> EVM </w:t>
       </w:r>
       <w:r>
         <w:rPr>
-          <w:rFonts w:hint="eastAsia"/>
+          <w:rFonts w:hint="eastAsia" w:eastAsia="黑体"/>
         </w:rPr>
         <w:t xml:space="preserve">恶化：</w:t>
       </w:r>
@@ -1544,7 +1710,7 @@
             </w:pPr>
             <w:r>
               <w:rPr>
-                <w:rFonts w:hint="eastAsia"/>
+                <w:rFonts w:hint="eastAsia" w:eastAsia="黑体"/>
               </w:rPr>
               <w:t xml:space="preserve">符号</w:t>
             </w:r>
@@ -1558,7 +1724,7 @@
             </w:pPr>
             <w:r>
               <w:rPr>
-                <w:rFonts w:hint="eastAsia"/>
+                <w:rFonts w:hint="eastAsia" w:eastAsia="黑体"/>
               </w:rPr>
               <w:t xml:space="preserve">含义</w:t>
             </w:r>
@@ -1572,7 +1738,7 @@
             </w:pPr>
             <w:r>
               <w:rPr>
-                <w:rFonts w:hint="eastAsia"/>
+                <w:rFonts w:hint="eastAsia" w:eastAsia="黑体"/>
               </w:rPr>
               <w:t xml:space="preserve">单位</w:t>
             </w:r>
@@ -1601,6 +1767,9 @@
               </m:sSub>
             </m:oMath>
             <w:r>
+              <w:rPr>
+                <w:rFonts w:eastAsia="黑体"/>
+              </w:rPr>
               <w:t xml:space="preserve">​</w:t>
             </w:r>
           </w:p>
@@ -1613,7 +1782,7 @@
             </w:pPr>
             <w:r>
               <w:rPr>
-                <w:rFonts w:hint="eastAsia"/>
+                <w:rFonts w:hint="eastAsia" w:eastAsia="黑体"/>
               </w:rPr>
               <w:t xml:space="preserve">载波幅度</w:t>
             </w:r>
@@ -1626,6 +1795,9 @@
               <w:pStyle w:val="Compact"/>
             </w:pPr>
             <w:r>
+              <w:rPr>
+                <w:rFonts w:eastAsia="黑体"/>
+              </w:rPr>
               <w:t xml:space="preserve">V</w:t>
             </w:r>
           </w:p>
@@ -1644,6 +1816,9 @@
               </m:r>
             </m:oMath>
             <w:r>
+              <w:rPr>
+                <w:rFonts w:eastAsia="黑体"/>
+              </w:rPr>
               <w:t xml:space="preserve">​</w:t>
             </w:r>
           </w:p>
@@ -1656,7 +1831,7 @@
             </w:pPr>
             <w:r>
               <w:rPr>
-                <w:rFonts w:hint="eastAsia"/>
+                <w:rFonts w:hint="eastAsia" w:eastAsia="黑体"/>
               </w:rPr>
               <w:t xml:space="preserve">调制阶数</w:t>
             </w:r>
@@ -1669,6 +1844,9 @@
               <w:pStyle w:val="Compact"/>
             </w:pPr>
             <w:r>
+              <w:rPr>
+                <w:rFonts w:eastAsia="黑体"/>
+              </w:rPr>
               <w:t xml:space="preserve">—</w:t>
             </w:r>
           </w:p>
@@ -1696,6 +1874,9 @@
               </m:sSub>
             </m:oMath>
             <w:r>
+              <w:rPr>
+                <w:rFonts w:eastAsia="黑体"/>
+              </w:rPr>
               <w:t xml:space="preserve">​</w:t>
             </w:r>
           </w:p>
@@ -1708,7 +1889,7 @@
             </w:pPr>
             <w:r>
               <w:rPr>
-                <w:rFonts w:hint="eastAsia"/>
+                <w:rFonts w:hint="eastAsia" w:eastAsia="黑体"/>
               </w:rPr>
               <w:t xml:space="preserve">符号率</w:t>
             </w:r>
@@ -1721,6 +1902,9 @@
               <w:pStyle w:val="Compact"/>
             </w:pPr>
             <w:r>
+              <w:rPr>
+                <w:rFonts w:eastAsia="黑体"/>
+              </w:rPr>
               <w:t xml:space="preserve">symbol/s</w:t>
             </w:r>
           </w:p>
@@ -1748,6 +1932,9 @@
               </m:sSub>
             </m:oMath>
             <w:r>
+              <w:rPr>
+                <w:rFonts w:eastAsia="黑体"/>
+              </w:rPr>
               <w:t xml:space="preserve">​</w:t>
             </w:r>
           </w:p>
@@ -1760,7 +1947,7 @@
             </w:pPr>
             <w:r>
               <w:rPr>
-                <w:rFonts w:hint="eastAsia"/>
+                <w:rFonts w:hint="eastAsia" w:eastAsia="黑体"/>
               </w:rPr>
               <w:t xml:space="preserve">误符号率</w:t>
             </w:r>
@@ -1773,6 +1960,9 @@
               <w:pStyle w:val="Compact"/>
             </w:pPr>
             <w:r>
+              <w:rPr>
+                <w:rFonts w:eastAsia="黑体"/>
+              </w:rPr>
               <w:t xml:space="preserve">—</w:t>
             </w:r>
           </w:p>
@@ -1797,6 +1987,9 @@
               </m:r>
             </m:oMath>
             <w:r>
+              <w:rPr>
+                <w:rFonts w:eastAsia="黑体"/>
+              </w:rPr>
               <w:t xml:space="preserve">​</w:t>
             </w:r>
           </w:p>
@@ -1809,7 +2002,7 @@
             </w:pPr>
             <w:r>
               <w:rPr>
-                <w:rFonts w:hint="eastAsia"/>
+                <w:rFonts w:hint="eastAsia" w:eastAsia="黑体"/>
               </w:rPr>
               <w:t xml:space="preserve">误差矢量幅度</w:t>
             </w:r>
@@ -1823,7 +2016,7 @@
             </w:pPr>
             <w:r>
               <w:rPr>
-                <w:rFonts w:hint="eastAsia"/>
+                <w:rFonts w:hint="eastAsia" w:eastAsia="黑体"/>
               </w:rPr>
               <w:t xml:space="preserve">—（归一化）</w:t>
             </w:r>
@@ -1839,7 +2032,7 @@
       </w:pPr>
       <w:r>
         <w:rPr>
-          <w:rFonts w:hint="eastAsia"/>
+          <w:rFonts w:hint="eastAsia" w:eastAsia="黑体"/>
         </w:rPr>
         <w:t xml:space="preserve">元件调整影响</w:t>
       </w:r>
@@ -1854,7 +2047,7 @@
       </w:pPr>
       <w:r>
         <w:rPr>
-          <w:rFonts w:hint="eastAsia"/>
+          <w:rFonts w:hint="eastAsia" w:eastAsia="黑体"/>
           <w:b/>
           <w:bCs/>
         </w:rPr>
@@ -1862,6 +2055,7 @@
       </w:r>
       <w:r>
         <w:rPr>
+          <w:rFonts w:eastAsia="黑体"/>
           <w:b/>
           <w:bCs/>
         </w:rPr>
@@ -1869,30 +2063,39 @@
       </w:r>
       <w:r>
         <w:rPr>
-          <w:rFonts w:hint="eastAsia"/>
+          <w:rFonts w:hint="eastAsia" w:eastAsia="黑体"/>
           <w:b/>
           <w:bCs/>
         </w:rPr>
         <w:t xml:space="preserve">增大</w:t>
       </w:r>
       <w:r>
+        <w:rPr>
+          <w:rFonts w:eastAsia="黑体"/>
+        </w:rPr>
         <w:t xml:space="preserve"> </w:t>
       </w:r>
       <w:r>
+        <w:rPr>
+          <w:rFonts w:eastAsia="黑体"/>
+        </w:rPr>
         <w:t xml:space="preserve">→ </w:t>
       </w:r>
       <w:r>
         <w:rPr>
-          <w:rFonts w:hint="eastAsia"/>
+          <w:rFonts w:hint="eastAsia" w:eastAsia="黑体"/>
         </w:rPr>
         <w:t xml:space="preserve">相同码率下符号率下降、带宽减小，但星座点密集、对</w:t>
       </w:r>
       <w:r>
+        <w:rPr>
+          <w:rFonts w:eastAsia="黑体"/>
+        </w:rPr>
         <w:t xml:space="preserve"> SNR </w:t>
       </w:r>
       <w:r>
         <w:rPr>
-          <w:rFonts w:hint="eastAsia"/>
+          <w:rFonts w:hint="eastAsia" w:eastAsia="黑体"/>
         </w:rPr>
         <w:t xml:space="preserve">要求更高。</w:t>
       </w:r>
@@ -1907,6 +2110,7 @@
       </w:pPr>
       <w:r>
         <w:rPr>
+          <w:rFonts w:eastAsia="黑体"/>
           <w:b/>
           <w:bCs/>
         </w:rPr>
@@ -1914,21 +2118,27 @@
       </w:r>
       <w:r>
         <w:rPr>
-          <w:rFonts w:hint="eastAsia"/>
+          <w:rFonts w:hint="eastAsia" w:eastAsia="黑体"/>
           <w:b/>
           <w:bCs/>
         </w:rPr>
         <w:t xml:space="preserve">幅度不平衡或相位正交误差增大</w:t>
       </w:r>
       <w:r>
+        <w:rPr>
+          <w:rFonts w:eastAsia="黑体"/>
+        </w:rPr>
         <w:t xml:space="preserve"> </w:t>
       </w:r>
       <w:r>
+        <w:rPr>
+          <w:rFonts w:eastAsia="黑体"/>
+        </w:rPr>
         <w:t xml:space="preserve">→ </w:t>
       </w:r>
       <w:r>
         <w:rPr>
-          <w:rFonts w:hint="eastAsia"/>
+          <w:rFonts w:hint="eastAsia" w:eastAsia="黑体"/>
         </w:rPr>
         <w:t xml:space="preserve">星座图畸变，误码率上升。</w:t>
       </w:r>
@@ -1943,21 +2153,27 @@
       </w:pPr>
       <w:r>
         <w:rPr>
-          <w:rFonts w:hint="eastAsia"/>
+          <w:rFonts w:hint="eastAsia" w:eastAsia="黑体"/>
           <w:b/>
           <w:bCs/>
         </w:rPr>
         <w:t xml:space="preserve">本地载波相位误差增大</w:t>
       </w:r>
       <w:r>
+        <w:rPr>
+          <w:rFonts w:eastAsia="黑体"/>
+        </w:rPr>
         <w:t xml:space="preserve"> </w:t>
       </w:r>
       <w:r>
+        <w:rPr>
+          <w:rFonts w:eastAsia="黑体"/>
+        </w:rPr>
         <w:t xml:space="preserve">→ </w:t>
       </w:r>
       <w:r>
         <w:rPr>
-          <w:rFonts w:hint="eastAsia"/>
+          <w:rFonts w:hint="eastAsia" w:eastAsia="黑体"/>
         </w:rPr>
         <w:t xml:space="preserve">星座点整体旋转，判决错误增加。</w:t>
       </w:r>
@@ -1972,6 +2188,7 @@
       </w:pPr>
       <w:r>
         <w:rPr>
+          <w:rFonts w:eastAsia="黑体"/>
           <w:b/>
           <w:bCs/>
         </w:rPr>
@@ -1979,21 +2196,27 @@
       </w:r>
       <w:r>
         <w:rPr>
-          <w:rFonts w:hint="eastAsia"/>
+          <w:rFonts w:hint="eastAsia" w:eastAsia="黑体"/>
           <w:b/>
           <w:bCs/>
         </w:rPr>
         <w:t xml:space="preserve">特性不匹配（滚降不同）</w:t>
       </w:r>
       <w:r>
+        <w:rPr>
+          <w:rFonts w:eastAsia="黑体"/>
+        </w:rPr>
         <w:t xml:space="preserve"> </w:t>
       </w:r>
       <w:r>
+        <w:rPr>
+          <w:rFonts w:eastAsia="黑体"/>
+        </w:rPr>
         <w:t xml:space="preserve">→ </w:t>
       </w:r>
       <w:r>
         <w:rPr>
-          <w:rFonts w:hint="eastAsia"/>
+          <w:rFonts w:hint="eastAsia" w:eastAsia="黑体"/>
         </w:rPr>
         <w:t xml:space="preserve">码间串扰增大。</w:t>
       </w:r>
@@ -2008,6 +2231,7 @@
       </w:pPr>
       <w:r>
         <w:rPr>
+          <w:rFonts w:eastAsia="黑体"/>
           <w:b/>
           <w:bCs/>
         </w:rPr>
@@ -2015,30 +2239,39 @@
       </w:r>
       <w:r>
         <w:rPr>
-          <w:rFonts w:hint="eastAsia"/>
+          <w:rFonts w:hint="eastAsia" w:eastAsia="黑体"/>
           <w:b/>
           <w:bCs/>
         </w:rPr>
         <w:t xml:space="preserve">量化位数不足</w:t>
       </w:r>
       <w:r>
+        <w:rPr>
+          <w:rFonts w:eastAsia="黑体"/>
+        </w:rPr>
         <w:t xml:space="preserve"> </w:t>
       </w:r>
       <w:r>
+        <w:rPr>
+          <w:rFonts w:eastAsia="黑体"/>
+        </w:rPr>
         <w:t xml:space="preserve">→ </w:t>
       </w:r>
       <w:r>
         <w:rPr>
-          <w:rFonts w:hint="eastAsia"/>
+          <w:rFonts w:hint="eastAsia" w:eastAsia="黑体"/>
         </w:rPr>
         <w:t xml:space="preserve">判决噪声增大，高阶</w:t>
       </w:r>
       <w:r>
+        <w:rPr>
+          <w:rFonts w:eastAsia="黑体"/>
+        </w:rPr>
         <w:t xml:space="preserve"> QAM </w:t>
       </w:r>
       <w:r>
         <w:rPr>
-          <w:rFonts w:hint="eastAsia"/>
+          <w:rFonts w:hint="eastAsia" w:eastAsia="黑体"/>
         </w:rPr>
         <w:t xml:space="preserve">尤其明显。</w:t>
       </w:r>
@@ -2051,7 +2284,7 @@
       </w:pPr>
       <w:r>
         <w:rPr>
-          <w:rFonts w:hint="eastAsia"/>
+          <w:rFonts w:hint="eastAsia" w:eastAsia="黑体"/>
         </w:rPr>
         <w:t xml:space="preserve">典型参数示例</w:t>
       </w:r>
@@ -2066,11 +2299,14 @@
       </w:pPr>
       <w:r>
         <w:rPr>
-          <w:rFonts w:hint="eastAsia"/>
+          <w:rFonts w:hint="eastAsia" w:eastAsia="黑体"/>
         </w:rPr>
         <w:t xml:space="preserve">取</w:t>
       </w:r>
       <w:r>
+        <w:rPr>
+          <w:rFonts w:eastAsia="黑体"/>
+        </w:rPr>
         <w:t xml:space="preserve"> </w:t>
       </w:r>
       <m:oMath>
@@ -2107,6 +2343,9 @@
         </m:r>
       </m:oMath>
       <w:r>
+        <w:rPr>
+          <w:rFonts w:eastAsia="黑体"/>
+        </w:rPr>
         <w:t xml:space="preserve">、</w:t>
       </w:r>
       <m:oMath>
@@ -2125,7 +2364,7 @@
       </m:oMath>
       <w:r>
         <w:rPr>
-          <w:rFonts w:hint="eastAsia"/>
+          <w:rFonts w:hint="eastAsia" w:eastAsia="黑体"/>
         </w:rPr>
         <w:t xml:space="preserve">：</w:t>
       </w:r>
@@ -2181,6 +2420,9 @@
         </m:r>
       </m:oMath>
       <w:r>
+        <w:rPr>
+          <w:rFonts w:eastAsia="黑体"/>
+        </w:rPr>
         <w:t xml:space="preserve">。</w:t>
       </w:r>
     </w:p>
@@ -2194,11 +2436,14 @@
       </w:pPr>
       <w:r>
         <w:rPr>
-          <w:rFonts w:hint="eastAsia"/>
+          <w:rFonts w:hint="eastAsia" w:eastAsia="黑体"/>
         </w:rPr>
         <w:t xml:space="preserve">取</w:t>
       </w:r>
       <w:r>
+        <w:rPr>
+          <w:rFonts w:eastAsia="黑体"/>
+        </w:rPr>
         <w:t xml:space="preserve"> </w:t>
       </w:r>
       <m:oMath>
@@ -2216,6 +2461,9 @@
         </m:r>
       </m:oMath>
       <w:r>
+        <w:rPr>
+          <w:rFonts w:eastAsia="黑体"/>
+        </w:rPr>
         <w:t xml:space="preserve">、</w:t>
       </w:r>
       <m:oMath>
@@ -2261,16 +2509,19 @@
       </m:oMath>
       <w:r>
         <w:rPr>
-          <w:rFonts w:hint="eastAsia"/>
+          <w:rFonts w:hint="eastAsia" w:eastAsia="黑体"/>
         </w:rPr>
         <w:t xml:space="preserve">（13</w:t>
       </w:r>
       <w:r>
+        <w:rPr>
+          <w:rFonts w:eastAsia="黑体"/>
+        </w:rPr>
         <w:t xml:space="preserve"> </w:t>
       </w:r>
       <w:r>
         <w:rPr>
-          <w:rFonts w:hint="eastAsia"/>
+          <w:rFonts w:hint="eastAsia" w:eastAsia="黑体"/>
         </w:rPr>
         <w:t xml:space="preserve">dB）：</w:t>
       </w:r>
@@ -2435,6 +2686,9 @@
         </m:sSup>
       </m:oMath>
       <w:r>
+        <w:rPr>
+          <w:rFonts w:eastAsia="黑体"/>
+        </w:rPr>
         <w:t xml:space="preserve">。</w:t>
       </w:r>
     </w:p>
@@ -2446,7 +2700,7 @@
       </w:pPr>
       <w:r>
         <w:rPr>
-          <w:rFonts w:hint="eastAsia"/>
+          <w:rFonts w:hint="eastAsia" w:eastAsia="黑体"/>
         </w:rPr>
         <w:t xml:space="preserve">常见器件型号</w:t>
       </w:r>
@@ -2461,7 +2715,7 @@
       </w:pPr>
       <w:r>
         <w:rPr>
-          <w:rFonts w:hint="eastAsia"/>
+          <w:rFonts w:hint="eastAsia" w:eastAsia="黑体"/>
         </w:rPr>
         <w:t xml:space="preserve">正交解调器：ADL5380、LTC5584。</w:t>
       </w:r>
@@ -2476,7 +2730,7 @@
       </w:pPr>
       <w:r>
         <w:rPr>
-          <w:rFonts w:hint="eastAsia"/>
+          <w:rFonts w:hint="eastAsia" w:eastAsia="黑体"/>
         </w:rPr>
         <w:t xml:space="preserve">集成收发（含解调）：AD9361、MAX2831。</w:t>
       </w:r>
@@ -2491,11 +2745,14 @@
       </w:pPr>
       <w:r>
         <w:rPr>
-          <w:rFonts w:hint="eastAsia"/>
+          <w:rFonts w:hint="eastAsia" w:eastAsia="黑体"/>
         </w:rPr>
         <w:t xml:space="preserve">FPGA/ASIC：数字解调与判决，如</w:t>
       </w:r>
       <w:r>
+        <w:rPr>
+          <w:rFonts w:eastAsia="黑体"/>
+        </w:rPr>
         <w:t xml:space="preserve"> Zynq。</w:t>
       </w:r>
     </w:p>
@@ -2507,7 +2764,7 @@
       </w:pPr>
       <w:r>
         <w:rPr>
-          <w:rFonts w:hint="eastAsia"/>
+          <w:rFonts w:hint="eastAsia" w:eastAsia="黑体"/>
         </w:rPr>
         <w:t xml:space="preserve">注意事项</w:t>
       </w:r>
@@ -2522,7 +2779,7 @@
       </w:pPr>
       <w:r>
         <w:rPr>
-          <w:rFonts w:hint="eastAsia"/>
+          <w:rFonts w:hint="eastAsia" w:eastAsia="黑体"/>
         </w:rPr>
         <w:t xml:space="preserve">需精确的载波同步与均衡器（信道估计）补偿信道相位与幅度畸变。</w:t>
       </w:r>
@@ -2537,25 +2794,31 @@
       </w:pPr>
       <w:r>
         <w:rPr>
-          <w:rFonts w:hint="eastAsia"/>
+          <w:rFonts w:hint="eastAsia" w:eastAsia="黑体"/>
         </w:rPr>
         <w:t xml:space="preserve">高阶</w:t>
       </w:r>
       <w:r>
+        <w:rPr>
+          <w:rFonts w:eastAsia="黑体"/>
+        </w:rPr>
         <w:t xml:space="preserve"> QAM </w:t>
       </w:r>
       <w:r>
         <w:rPr>
-          <w:rFonts w:hint="eastAsia"/>
+          <w:rFonts w:hint="eastAsia" w:eastAsia="黑体"/>
         </w:rPr>
         <w:t xml:space="preserve">对相位噪声、I/Q</w:t>
       </w:r>
       <w:r>
+        <w:rPr>
+          <w:rFonts w:eastAsia="黑体"/>
+        </w:rPr>
         <w:t xml:space="preserve"> </w:t>
       </w:r>
       <w:r>
         <w:rPr>
-          <w:rFonts w:hint="eastAsia"/>
+          <w:rFonts w:hint="eastAsia" w:eastAsia="黑体"/>
         </w:rPr>
         <w:t xml:space="preserve">不平衡和功放非线性高度敏感。</w:t>
       </w:r>
@@ -2570,7 +2833,7 @@
       </w:pPr>
       <w:r>
         <w:rPr>
-          <w:rFonts w:hint="eastAsia"/>
+          <w:rFonts w:hint="eastAsia" w:eastAsia="黑体"/>
         </w:rPr>
         <w:t xml:space="preserve">匹配滤波器（通常根升余弦）收发两侧需一致，滚降系数匹配。</w:t>
       </w:r>
@@ -2584,15 +2847,21 @@
         </w:numPr>
       </w:pPr>
       <w:r>
+        <w:rPr>
+          <w:rFonts w:eastAsia="黑体"/>
+        </w:rPr>
         <w:t xml:space="preserve">QAM </w:t>
       </w:r>
       <w:r>
         <w:rPr>
-          <w:rFonts w:hint="eastAsia"/>
+          <w:rFonts w:hint="eastAsia" w:eastAsia="黑体"/>
         </w:rPr>
         <w:t xml:space="preserve">解调需二维判决，门限不是简单标量，实现复杂度高于</w:t>
       </w:r>
       <w:r>
+        <w:rPr>
+          <w:rFonts w:eastAsia="黑体"/>
+        </w:rPr>
         <w:t xml:space="preserve"> PSK/ASK。</w:t>
       </w:r>
     </w:p>
@@ -2604,7 +2873,7 @@
       </w:pPr>
       <w:r>
         <w:rPr>
-          <w:rFonts w:hint="eastAsia"/>
+          <w:rFonts w:hint="eastAsia" w:eastAsia="黑体"/>
         </w:rPr>
         <w:t xml:space="preserve">参考资料</w:t>
       </w:r>
@@ -2618,6 +2887,9 @@
         </w:numPr>
       </w:pPr>
       <w:r>
+        <w:rPr>
+          <w:rFonts w:eastAsia="黑体"/>
+        </w:rPr>
         <w:t xml:space="preserve">Wikipedia: Quadrature amplitude modulation。</w:t>
       </w:r>
     </w:p>
@@ -2631,7 +2903,7 @@
       </w:pPr>
       <w:r>
         <w:rPr>
-          <w:rFonts w:hint="eastAsia"/>
+          <w:rFonts w:hint="eastAsia" w:eastAsia="黑体"/>
         </w:rPr>
         <w:t xml:space="preserve">《通信原理》（樊昌信）。</w:t>
       </w:r>
@@ -2645,11 +2917,14 @@
         </w:numPr>
       </w:pPr>
       <w:r>
+        <w:rPr>
+          <w:rFonts w:eastAsia="黑体"/>
+        </w:rPr>
         <w:t xml:space="preserve">ADI AD9361 </w:t>
       </w:r>
       <w:r>
         <w:rPr>
-          <w:rFonts w:hint="eastAsia"/>
+          <w:rFonts w:hint="eastAsia" w:eastAsia="黑体"/>
         </w:rPr>
         <w:t xml:space="preserve">数据手册。</w:t>
       </w:r>
@@ -2663,11 +2938,11 @@
       </w:pPr>
       <w:r>
         <w:rPr>
-          <w:rFonts w:ascii="Times New Roman" w:hAnsi="Times New Roman"/>
+          <w:rFonts w:ascii="Times New Roman" w:hAnsi="Times New Roman" w:eastAsia="黑体"/>
           <w:color w:val="555555"/>
           <w:sz w:val="21"/>
         </w:rPr>
-        <w:t>材料收集者：杜文杰</w:t>
+        <w:t>材料收集者：杜文杰，WX手机：19519196569，QQ:3478827729</w:t>
       </w:r>
     </w:p>
     <w:sectPr>
@@ -2687,7 +2962,7 @@
 </file>
 
 <file path=word/footer1.xml><?xml version="1.0" encoding="utf-8"?>
-<w:ftr xmlns:m="http://schemas.openxmlformats.org/officeDocument/2006/math" xmlns:mc="http://schemas.openxmlformats.org/markup-compatibility/2006" xmlns:mo="http://schemas.microsoft.com/office/mac/office/2008/main" xmlns:mv="urn:schemas-microsoft-com:mac:vml" xmlns:o="urn:schemas-microsoft-com:office:office" xmlns:r="http://schemas.openxmlformats.org/officeDocument/2006/relationships" xmlns:v="urn:schemas-microsoft-com:vml" xmlns:w10="urn:schemas-microsoft-com:office:word" xmlns:w14="http://schemas.microsoft.com/office/word/2010/wordml" xmlns:w="http://schemas.openxmlformats.org/wordprocessingml/2006/main" xmlns:wne="http://schemas.microsoft.com/office/word/2006/wordml" xmlns:wp14="http://schemas.microsoft.com/office/word/2010/wordprocessingDrawing" xmlns:wp="http://schemas.openxmlformats.org/drawingml/2006/wordprocessingDrawing" xmlns:wpc="http://schemas.microsoft.com/office/word/2010/wordprocessingCanvas" xmlns:wpg="http://schemas.microsoft.com/office/word/2010/wordprocessingGroup" xmlns:wpi="http://schemas.microsoft.com/office/word/2010/wordprocessingInk" xmlns:wps="http://schemas.microsoft.com/office/word/2010/wordprocessingShape" mc:Ignorable="w14 wp14">
+<w:ftr xmlns:mc="http://schemas.openxmlformats.org/markup-compatibility/2006" xmlns:w="http://schemas.openxmlformats.org/wordprocessingml/2006/main" xmlns:m="http://schemas.openxmlformats.org/officeDocument/2006/math" xmlns:mo="http://schemas.microsoft.com/office/mac/office/2008/main" xmlns:mv="urn:schemas-microsoft-com:mac:vml" xmlns:o="urn:schemas-microsoft-com:office:office" xmlns:r="http://schemas.openxmlformats.org/officeDocument/2006/relationships" xmlns:v="urn:schemas-microsoft-com:vml" xmlns:w10="urn:schemas-microsoft-com:office:word" xmlns:w14="http://schemas.microsoft.com/office/word/2010/wordml" xmlns:wne="http://schemas.microsoft.com/office/word/2006/wordml" xmlns:wp14="http://schemas.microsoft.com/office/word/2010/wordprocessingDrawing" xmlns:wp="http://schemas.openxmlformats.org/drawingml/2006/wordprocessingDrawing" xmlns:wpc="http://schemas.microsoft.com/office/word/2010/wordprocessingCanvas" xmlns:wpg="http://schemas.microsoft.com/office/word/2010/wordprocessingGroup" xmlns:wpi="http://schemas.microsoft.com/office/word/2010/wordprocessingInk" xmlns:wps="http://schemas.microsoft.com/office/word/2010/wordprocessingShape" mc:Ignorable="w14 wp14">
   <w:p>
     <w:pPr>
       <w:pStyle w:val="Footer"/>
@@ -2695,12 +2970,14 @@
     </w:pPr>
     <w:r>
       <w:rPr>
+        <w:rFonts w:eastAsia="黑体"/>
         <w:sz w:val="18"/>
       </w:rPr>
       <w:t xml:space="preserve">第 </w:t>
     </w:r>
     <w:r>
       <w:rPr>
+        <w:rFonts w:eastAsia="黑体"/>
         <w:sz w:val="18"/>
       </w:rPr>
       <w:fldChar w:fldCharType="begin"/>
@@ -2709,6 +2986,7 @@
     </w:r>
     <w:r>
       <w:rPr>
+        <w:rFonts w:eastAsia="黑体"/>
         <w:sz w:val="18"/>
       </w:rPr>
       <w:t xml:space="preserve"> 页</w:t>
@@ -2722,6 +3000,9 @@
   <w:footnote w:type="continuationSeparator" w:id="0">
     <w:p>
       <w:r>
+        <w:rPr>
+          <w:rFonts w:eastAsia="黑体"/>
+        </w:rPr>
         <w:continuationSeparator/>
       </w:r>
     </w:p>
@@ -2729,6 +3010,9 @@
   <w:footnote w:type="separator" w:id="-1">
     <w:p>
       <w:r>
+        <w:rPr>
+          <w:rFonts w:eastAsia="黑体"/>
+        </w:rPr>
         <w:separator/>
       </w:r>
     </w:p>
@@ -2737,7 +3021,7 @@
 </file>
 
 <file path=word/header1.xml><?xml version="1.0" encoding="utf-8"?>
-<w:hdr xmlns:m="http://schemas.openxmlformats.org/officeDocument/2006/math" xmlns:mc="http://schemas.openxmlformats.org/markup-compatibility/2006" xmlns:mo="http://schemas.microsoft.com/office/mac/office/2008/main" xmlns:mv="urn:schemas-microsoft-com:mac:vml" xmlns:o="urn:schemas-microsoft-com:office:office" xmlns:r="http://schemas.openxmlformats.org/officeDocument/2006/relationships" xmlns:v="urn:schemas-microsoft-com:vml" xmlns:w10="urn:schemas-microsoft-com:office:word" xmlns:w14="http://schemas.microsoft.com/office/word/2010/wordml" xmlns:w="http://schemas.openxmlformats.org/wordprocessingml/2006/main" xmlns:wne="http://schemas.microsoft.com/office/word/2006/wordml" xmlns:wp14="http://schemas.microsoft.com/office/word/2010/wordprocessingDrawing" xmlns:wp="http://schemas.openxmlformats.org/drawingml/2006/wordprocessingDrawing" xmlns:wpc="http://schemas.microsoft.com/office/word/2010/wordprocessingCanvas" xmlns:wpg="http://schemas.microsoft.com/office/word/2010/wordprocessingGroup" xmlns:wpi="http://schemas.microsoft.com/office/word/2010/wordprocessingInk" xmlns:wps="http://schemas.microsoft.com/office/word/2010/wordprocessingShape" mc:Ignorable="w14 wp14">
+<w:hdr xmlns:mc="http://schemas.openxmlformats.org/markup-compatibility/2006" xmlns:w="http://schemas.openxmlformats.org/wordprocessingml/2006/main" xmlns:m="http://schemas.openxmlformats.org/officeDocument/2006/math" xmlns:mo="http://schemas.microsoft.com/office/mac/office/2008/main" xmlns:mv="urn:schemas-microsoft-com:mac:vml" xmlns:o="urn:schemas-microsoft-com:office:office" xmlns:r="http://schemas.openxmlformats.org/officeDocument/2006/relationships" xmlns:v="urn:schemas-microsoft-com:vml" xmlns:w10="urn:schemas-microsoft-com:office:word" xmlns:w14="http://schemas.microsoft.com/office/word/2010/wordml" xmlns:wne="http://schemas.microsoft.com/office/word/2006/wordml" xmlns:wp14="http://schemas.microsoft.com/office/word/2010/wordprocessingDrawing" xmlns:wp="http://schemas.openxmlformats.org/drawingml/2006/wordprocessingDrawing" xmlns:wpc="http://schemas.microsoft.com/office/word/2010/wordprocessingCanvas" xmlns:wpg="http://schemas.microsoft.com/office/word/2010/wordprocessingGroup" xmlns:wpi="http://schemas.microsoft.com/office/word/2010/wordprocessingInk" xmlns:wps="http://schemas.microsoft.com/office/word/2010/wordprocessingShape" mc:Ignorable="w14 wp14">
   <w:p>
     <w:pPr>
       <w:pStyle w:val="Header"/>
@@ -2745,7 +3029,7 @@
     </w:pPr>
     <w:r>
       <w:rPr>
-        <w:rFonts w:ascii="Times New Roman" w:hAnsi="Times New Roman"/>
+        <w:rFonts w:ascii="Times New Roman" w:hAnsi="Times New Roman" w:eastAsia="黑体"/>
         <w:sz w:val="18"/>
         <w:rFonts w:eastAsia="黑体"/>
         <w:rFonts w:eastAsia="黑体"/>
@@ -2757,7 +3041,7 @@
 </file>
 
 <file path=word/numbering.xml><?xml version="1.0" encoding="utf-8"?>
-<w:numbering xmlns:m="http://schemas.openxmlformats.org/officeDocument/2006/math" xmlns:mc="http://schemas.openxmlformats.org/markup-compatibility/2006" xmlns:mo="http://schemas.microsoft.com/office/mac/office/2008/main" xmlns:mv="urn:schemas-microsoft-com:mac:vml" xmlns:o="urn:schemas-microsoft-com:office:office" xmlns:r="http://schemas.openxmlformats.org/officeDocument/2006/relationships" xmlns:v="urn:schemas-microsoft-com:vml" xmlns:w="http://schemas.openxmlformats.org/wordprocessingml/2006/main" xmlns:w10="urn:schemas-microsoft-com:office:word" xmlns:w14="http://schemas.microsoft.com/office/word/2010/wordml" xmlns:wne="http://schemas.microsoft.com/office/word/2006/wordml" xmlns:wp="http://schemas.openxmlformats.org/drawingml/2006/wordprocessingDrawing" xmlns:wp14="http://schemas.microsoft.com/office/word/2010/wordprocessingDrawing" xmlns:wpc="http://schemas.microsoft.com/office/word/2010/wordprocessingCanvas" xmlns:wpg="http://schemas.microsoft.com/office/word/2010/wordprocessingGroup" xmlns:wpi="http://schemas.microsoft.com/office/word/2010/wordprocessingInk" xmlns:wps="http://schemas.microsoft.com/office/word/2010/wordprocessingShape" mc:Ignorable="w14 wp14">
+<w:numbering xmlns:mc="http://schemas.openxmlformats.org/markup-compatibility/2006" xmlns:w="http://schemas.openxmlformats.org/wordprocessingml/2006/main" xmlns:m="http://schemas.openxmlformats.org/officeDocument/2006/math" xmlns:mo="http://schemas.microsoft.com/office/mac/office/2008/main" xmlns:mv="urn:schemas-microsoft-com:mac:vml" xmlns:o="urn:schemas-microsoft-com:office:office" xmlns:r="http://schemas.openxmlformats.org/officeDocument/2006/relationships" xmlns:v="urn:schemas-microsoft-com:vml" xmlns:w10="urn:schemas-microsoft-com:office:word" xmlns:w14="http://schemas.microsoft.com/office/word/2010/wordml" xmlns:wne="http://schemas.microsoft.com/office/word/2006/wordml" xmlns:wp="http://schemas.openxmlformats.org/drawingml/2006/wordprocessingDrawing" xmlns:wp14="http://schemas.microsoft.com/office/word/2010/wordprocessingDrawing" xmlns:wpc="http://schemas.microsoft.com/office/word/2010/wordprocessingCanvas" xmlns:wpg="http://schemas.microsoft.com/office/word/2010/wordprocessingGroup" xmlns:wpi="http://schemas.microsoft.com/office/word/2010/wordprocessingInk" xmlns:wps="http://schemas.microsoft.com/office/word/2010/wordprocessingShape" mc:Ignorable="w14 wp14">
   <w:abstractNum w:abstractNumId="0">
     <w:nsid w:val="FFFFFF7C"/>
     <w:multiLevelType w:val="singleLevel"/>
@@ -2844,7 +3128,7 @@
         <w:ind w:hanging="360" w:left="1440"/>
       </w:pPr>
       <w:rPr>
-        <w:rFonts w:ascii="Symbol" w:hAnsi="Symbol" w:hint="default"/>
+        <w:rFonts w:ascii="Symbol" w:hAnsi="Symbol" w:hint="default" w:eastAsia="黑体"/>
       </w:rPr>
     </w:lvl>
   </w:abstractNum>
@@ -2865,7 +3149,7 @@
         <w:ind w:hanging="360" w:left="1080"/>
       </w:pPr>
       <w:rPr>
-        <w:rFonts w:ascii="Symbol" w:hAnsi="Symbol" w:hint="default"/>
+        <w:rFonts w:ascii="Symbol" w:hAnsi="Symbol" w:hint="default" w:eastAsia="黑体"/>
       </w:rPr>
     </w:lvl>
   </w:abstractNum>
@@ -2886,7 +3170,7 @@
         <w:ind w:hanging="360" w:left="720"/>
       </w:pPr>
       <w:rPr>
-        <w:rFonts w:ascii="Symbol" w:hAnsi="Symbol" w:hint="default"/>
+        <w:rFonts w:ascii="Symbol" w:hAnsi="Symbol" w:hint="default" w:eastAsia="黑体"/>
       </w:rPr>
     </w:lvl>
   </w:abstractNum>
@@ -2925,7 +3209,7 @@
         <w:ind w:hanging="360" w:left="360"/>
       </w:pPr>
       <w:rPr>
-        <w:rFonts w:ascii="Symbol" w:hAnsi="Symbol" w:hint="default"/>
+        <w:rFonts w:ascii="Symbol" w:hAnsi="Symbol" w:hint="default" w:eastAsia="黑体"/>
       </w:rPr>
     </w:lvl>
   </w:abstractNum>
@@ -3016,7 +3300,7 @@
         <w:ind w:left="720" w:hanging="360"/>
       </w:pPr>
       <w:rPr>
-        <w:rFonts w:ascii="Symbol" w:hAnsi="Symbol" w:cs="Symbol" w:hint="default"/>
+        <w:rFonts w:ascii="Symbol" w:hAnsi="Symbol" w:cs="Symbol" w:hint="default" w:eastAsia="黑体"/>
       </w:rPr>
     </w:lvl>
     <w:lvl w:ilvl="1">
@@ -3027,7 +3311,7 @@
         <w:ind w:left="1440" w:hanging="360"/>
       </w:pPr>
       <w:rPr>
-        <w:rFonts w:ascii="Courier New" w:hAnsi="Courier New" w:cs="Courier New" w:hint="default"/>
+        <w:rFonts w:ascii="Courier New" w:hAnsi="Courier New" w:cs="Courier New" w:hint="default" w:eastAsia="黑体"/>
       </w:rPr>
     </w:lvl>
     <w:lvl w:ilvl="2">
@@ -3038,7 +3322,7 @@
         <w:ind w:left="2160" w:hanging="360"/>
       </w:pPr>
       <w:rPr>
-        <w:rFonts w:ascii="Wingdings" w:hAnsi="Wingdings" w:cs="Wingdings" w:hint="default"/>
+        <w:rFonts w:ascii="Wingdings" w:hAnsi="Wingdings" w:cs="Wingdings" w:hint="default" w:eastAsia="黑体"/>
       </w:rPr>
     </w:lvl>
     <w:lvl w:ilvl="3">
@@ -3049,7 +3333,7 @@
         <w:ind w:left="2880" w:hanging="360"/>
       </w:pPr>
       <w:rPr>
-        <w:rFonts w:ascii="Symbol" w:hAnsi="Symbol" w:cs="Symbol" w:hint="default"/>
+        <w:rFonts w:ascii="Symbol" w:hAnsi="Symbol" w:cs="Symbol" w:hint="default" w:eastAsia="黑体"/>
       </w:rPr>
     </w:lvl>
     <w:lvl w:ilvl="4">
@@ -3060,7 +3344,7 @@
         <w:ind w:left="3600" w:hanging="360"/>
       </w:pPr>
       <w:rPr>
-        <w:rFonts w:ascii="Courier New" w:hAnsi="Courier New" w:cs="Courier New" w:hint="default"/>
+        <w:rFonts w:ascii="Courier New" w:hAnsi="Courier New" w:cs="Courier New" w:hint="default" w:eastAsia="黑体"/>
       </w:rPr>
     </w:lvl>
     <w:lvl w:ilvl="5">
@@ -3071,7 +3355,7 @@
         <w:ind w:left="4320" w:hanging="360"/>
       </w:pPr>
       <w:rPr>
-        <w:rFonts w:ascii="Wingdings" w:hAnsi="Wingdings" w:cs="Wingdings" w:hint="default"/>
+        <w:rFonts w:ascii="Wingdings" w:hAnsi="Wingdings" w:cs="Wingdings" w:hint="default" w:eastAsia="黑体"/>
       </w:rPr>
     </w:lvl>
     <w:lvl w:ilvl="6">
@@ -3082,7 +3366,7 @@
         <w:ind w:left="5040" w:hanging="360"/>
       </w:pPr>
       <w:rPr>
-        <w:rFonts w:ascii="Symbol" w:hAnsi="Symbol" w:cs="Symbol" w:hint="default"/>
+        <w:rFonts w:ascii="Symbol" w:hAnsi="Symbol" w:cs="Symbol" w:hint="default" w:eastAsia="黑体"/>
       </w:rPr>
     </w:lvl>
     <w:lvl w:ilvl="7">
@@ -3093,7 +3377,7 @@
         <w:ind w:left="5760" w:hanging="360"/>
       </w:pPr>
       <w:rPr>
-        <w:rFonts w:ascii="Courier New" w:hAnsi="Courier New" w:cs="Courier New" w:hint="default"/>
+        <w:rFonts w:ascii="Courier New" w:hAnsi="Courier New" w:cs="Courier New" w:hint="default" w:eastAsia="黑体"/>
       </w:rPr>
     </w:lvl>
     <w:lvl w:ilvl="8">
@@ -3104,7 +3388,7 @@
         <w:ind w:left="6480" w:hanging="360"/>
       </w:pPr>
       <w:rPr>
-        <w:rFonts w:ascii="Wingdings" w:hAnsi="Wingdings" w:cs="Wingdings" w:hint="default"/>
+        <w:rFonts w:ascii="Wingdings" w:hAnsi="Wingdings" w:cs="Wingdings" w:hint="default" w:eastAsia="黑体"/>
       </w:rPr>
     </w:lvl>
   </w:abstractNum>
@@ -3160,11 +3444,11 @@
 </file>
 
 <file path=word/styles.xml><?xml version="1.0" encoding="utf-8"?>
-<w:styles xmlns:mc="http://schemas.openxmlformats.org/markup-compatibility/2006" xmlns:r="http://schemas.openxmlformats.org/officeDocument/2006/relationships" xmlns:w="http://schemas.openxmlformats.org/wordprocessingml/2006/main" xmlns:w14="http://schemas.microsoft.com/office/word/2010/wordml" mc:Ignorable="w14">
+<w:styles xmlns:mc="http://schemas.openxmlformats.org/markup-compatibility/2006" xmlns:w="http://schemas.openxmlformats.org/wordprocessingml/2006/main" xmlns:r="http://schemas.openxmlformats.org/officeDocument/2006/relationships" xmlns:w14="http://schemas.microsoft.com/office/word/2010/wordml" mc:Ignorable="w14">
   <w:docDefaults>
     <w:rPrDefault>
       <w:rPr>
-        <w:rFonts w:asciiTheme="minorHAnsi" w:cstheme="minorBidi" w:eastAsiaTheme="minorEastAsia" w:hAnsiTheme="minorHAnsi"/>
+        <w:rFonts w:asciiTheme="minorHAnsi" w:cstheme="minorBidi" w:hAnsiTheme="minorHAnsi" w:eastAsia="黑体"/>
         <w:sz w:val="22"/>
         <w:szCs w:val="22"/>
         <w:lang w:bidi="ar-SA" w:eastAsia="en-US" w:val="en-US"/>
@@ -3386,7 +3670,7 @@
       <w:outlineLvl w:val="0"/>
     </w:pPr>
     <w:rPr>
-      <w:rFonts w:ascii="Times New Roman" w:asciiTheme="majorHAnsi" w:cstheme="majorBidi" w:eastAsia="黑体" w:eastAsiaTheme="majorEastAsia" w:hAnsi="Times New Roman" w:hAnsiTheme="majorHAnsi"/>
+      <w:rFonts w:ascii="Times New Roman" w:asciiTheme="majorHAnsi" w:cstheme="majorBidi" w:eastAsia="黑体" w:hAnsi="Times New Roman" w:hAnsiTheme="majorHAnsi"/>
       <w:b/>
       <w:bCs/>
       <w:color w:val="1F3864"/>
@@ -3410,7 +3694,7 @@
       <w:outlineLvl w:val="1"/>
     </w:pPr>
     <w:rPr>
-      <w:rFonts w:ascii="Times New Roman" w:asciiTheme="majorHAnsi" w:cstheme="majorBidi" w:eastAsia="黑体" w:eastAsiaTheme="majorEastAsia" w:hAnsi="Times New Roman" w:hAnsiTheme="majorHAnsi"/>
+      <w:rFonts w:ascii="Times New Roman" w:asciiTheme="majorHAnsi" w:cstheme="majorBidi" w:eastAsia="黑体" w:hAnsi="Times New Roman" w:hAnsiTheme="majorHAnsi"/>
       <w:b/>
       <w:bCs/>
       <w:color w:val="2E4E7E"/>
@@ -3434,7 +3718,7 @@
       <w:outlineLvl w:val="2"/>
     </w:pPr>
     <w:rPr>
-      <w:rFonts w:ascii="Times New Roman" w:asciiTheme="majorHAnsi" w:cstheme="majorBidi" w:eastAsia="黑体" w:eastAsiaTheme="majorEastAsia" w:hAnsi="Times New Roman" w:hAnsiTheme="majorHAnsi"/>
+      <w:rFonts w:ascii="Times New Roman" w:asciiTheme="majorHAnsi" w:cstheme="majorBidi" w:eastAsia="黑体" w:hAnsi="Times New Roman" w:hAnsiTheme="majorHAnsi"/>
       <w:b/>
       <w:bCs/>
       <w:color w:val="2E4E7E"/>
@@ -3458,7 +3742,7 @@
       <w:outlineLvl w:val="3"/>
     </w:pPr>
     <w:rPr>
-      <w:rFonts w:ascii="Times New Roman" w:asciiTheme="majorHAnsi" w:cstheme="majorBidi" w:eastAsia="黑体" w:eastAsiaTheme="majorEastAsia" w:hAnsi="Times New Roman" w:hAnsiTheme="majorHAnsi"/>
+      <w:rFonts w:ascii="Times New Roman" w:asciiTheme="majorHAnsi" w:cstheme="majorBidi" w:eastAsia="黑体" w:hAnsi="Times New Roman" w:hAnsiTheme="majorHAnsi"/>
       <w:b/>
       <w:bCs/>
       <w:i/>
@@ -3484,7 +3768,7 @@
       <w:outlineLvl w:val="4"/>
     </w:pPr>
     <w:rPr>
-      <w:rFonts w:ascii="Times New Roman" w:asciiTheme="majorHAnsi" w:cstheme="majorBidi" w:eastAsia="黑体" w:eastAsiaTheme="majorEastAsia" w:hAnsi="Times New Roman" w:hAnsiTheme="majorHAnsi"/>
+      <w:rFonts w:ascii="Times New Roman" w:asciiTheme="majorHAnsi" w:cstheme="majorBidi" w:eastAsia="黑体" w:hAnsi="Times New Roman" w:hAnsiTheme="majorHAnsi"/>
       <w:b/>
       <w:color w:val="333333"/>
       <w:sz w:val="22"/>
@@ -3507,7 +3791,7 @@
       <w:outlineLvl w:val="5"/>
     </w:pPr>
     <w:rPr>
-      <w:rFonts w:asciiTheme="majorHAnsi" w:cstheme="majorBidi" w:eastAsiaTheme="majorEastAsia" w:hAnsiTheme="majorHAnsi"/>
+      <w:rFonts w:asciiTheme="majorHAnsi" w:cstheme="majorBidi" w:hAnsiTheme="majorHAnsi" w:eastAsia="黑体"/>
       <w:i/>
       <w:iCs/>
       <w:color w:themeColor="accent1" w:themeShade="7F" w:val="243F60"/>
@@ -3530,7 +3814,7 @@
       <w:outlineLvl w:val="6"/>
     </w:pPr>
     <w:rPr>
-      <w:rFonts w:asciiTheme="majorHAnsi" w:cstheme="majorBidi" w:eastAsiaTheme="majorEastAsia" w:hAnsiTheme="majorHAnsi"/>
+      <w:rFonts w:asciiTheme="majorHAnsi" w:cstheme="majorBidi" w:hAnsiTheme="majorHAnsi" w:eastAsia="黑体"/>
       <w:i/>
       <w:iCs/>
       <w:color w:themeColor="text1" w:themeTint="BF" w:val="404040"/>
@@ -3553,7 +3837,7 @@
       <w:outlineLvl w:val="7"/>
     </w:pPr>
     <w:rPr>
-      <w:rFonts w:asciiTheme="majorHAnsi" w:cstheme="majorBidi" w:eastAsiaTheme="majorEastAsia" w:hAnsiTheme="majorHAnsi"/>
+      <w:rFonts w:asciiTheme="majorHAnsi" w:cstheme="majorBidi" w:hAnsiTheme="majorHAnsi" w:eastAsia="黑体"/>
       <w:color w:themeColor="accent1" w:val="4F81BD"/>
       <w:sz w:val="20"/>
       <w:szCs w:val="20"/>
@@ -3576,7 +3860,7 @@
       <w:outlineLvl w:val="8"/>
     </w:pPr>
     <w:rPr>
-      <w:rFonts w:asciiTheme="majorHAnsi" w:cstheme="majorBidi" w:eastAsiaTheme="majorEastAsia" w:hAnsiTheme="majorHAnsi"/>
+      <w:rFonts w:asciiTheme="majorHAnsi" w:cstheme="majorBidi" w:hAnsiTheme="majorHAnsi" w:eastAsia="黑体"/>
       <w:i/>
       <w:iCs/>
       <w:color w:themeColor="text1" w:themeTint="BF" w:val="404040"/>
@@ -3627,7 +3911,7 @@
     <w:uiPriority w:val="9"/>
     <w:rsid w:val="00FC693F"/>
     <w:rPr>
-      <w:rFonts w:asciiTheme="majorHAnsi" w:cstheme="majorBidi" w:eastAsiaTheme="majorEastAsia" w:hAnsiTheme="majorHAnsi"/>
+      <w:rFonts w:asciiTheme="majorHAnsi" w:cstheme="majorBidi" w:hAnsiTheme="majorHAnsi" w:eastAsia="黑体"/>
       <w:b/>
       <w:bCs/>
       <w:color w:themeColor="accent1" w:themeShade="BF" w:val="365F91"/>
@@ -3642,7 +3926,7 @@
     <w:uiPriority w:val="9"/>
     <w:rsid w:val="00FC693F"/>
     <w:rPr>
-      <w:rFonts w:asciiTheme="majorHAnsi" w:cstheme="majorBidi" w:eastAsiaTheme="majorEastAsia" w:hAnsiTheme="majorHAnsi"/>
+      <w:rFonts w:asciiTheme="majorHAnsi" w:cstheme="majorBidi" w:hAnsiTheme="majorHAnsi" w:eastAsia="黑体"/>
       <w:b/>
       <w:bCs/>
       <w:color w:themeColor="accent1" w:val="4F81BD"/>
@@ -3657,7 +3941,7 @@
     <w:uiPriority w:val="9"/>
     <w:rsid w:val="00FC693F"/>
     <w:rPr>
-      <w:rFonts w:asciiTheme="majorHAnsi" w:cstheme="majorBidi" w:eastAsiaTheme="majorEastAsia" w:hAnsiTheme="majorHAnsi"/>
+      <w:rFonts w:asciiTheme="majorHAnsi" w:cstheme="majorBidi" w:hAnsiTheme="majorHAnsi" w:eastAsia="黑体"/>
       <w:b/>
       <w:bCs/>
       <w:color w:themeColor="accent1" w:val="4F81BD"/>
@@ -3680,7 +3964,7 @@
       <w:contextualSpacing/>
     </w:pPr>
     <w:rPr>
-      <w:rFonts w:ascii="Times New Roman" w:asciiTheme="majorHAnsi" w:cstheme="majorBidi" w:eastAsia="黑体" w:eastAsiaTheme="majorEastAsia" w:hAnsi="Times New Roman" w:hAnsiTheme="majorHAnsi"/>
+      <w:rFonts w:ascii="Times New Roman" w:asciiTheme="majorHAnsi" w:cstheme="majorBidi" w:eastAsia="黑体" w:hAnsi="Times New Roman" w:hAnsiTheme="majorHAnsi"/>
       <w:b/>
       <w:color w:val="1F3864"/>
       <w:spacing w:val="5"/>
@@ -3696,7 +3980,7 @@
     <w:uiPriority w:val="10"/>
     <w:rsid w:val="00FC693F"/>
     <w:rPr>
-      <w:rFonts w:asciiTheme="majorHAnsi" w:cstheme="majorBidi" w:eastAsiaTheme="majorEastAsia" w:hAnsiTheme="majorHAnsi"/>
+      <w:rFonts w:asciiTheme="majorHAnsi" w:cstheme="majorBidi" w:hAnsiTheme="majorHAnsi" w:eastAsia="黑体"/>
       <w:color w:themeColor="text2" w:themeShade="BF" w:val="17365D"/>
       <w:spacing w:val="5"/>
       <w:kern w:val="28"/>
@@ -3718,7 +4002,7 @@
       </w:numPr>
     </w:pPr>
     <w:rPr>
-      <w:rFonts w:asciiTheme="majorHAnsi" w:cstheme="majorBidi" w:eastAsiaTheme="majorEastAsia" w:hAnsiTheme="majorHAnsi"/>
+      <w:rFonts w:asciiTheme="majorHAnsi" w:cstheme="majorBidi" w:hAnsiTheme="majorHAnsi" w:eastAsia="黑体"/>
       <w:i/>
       <w:iCs/>
       <w:color w:themeColor="accent1" w:val="4F81BD"/>
@@ -3734,7 +4018,7 @@
     <w:uiPriority w:val="11"/>
     <w:rsid w:val="00FC693F"/>
     <w:rPr>
-      <w:rFonts w:asciiTheme="majorHAnsi" w:cstheme="majorBidi" w:eastAsiaTheme="majorEastAsia" w:hAnsiTheme="majorHAnsi"/>
+      <w:rFonts w:asciiTheme="majorHAnsi" w:cstheme="majorBidi" w:hAnsiTheme="majorHAnsi" w:eastAsia="黑体"/>
       <w:i/>
       <w:iCs/>
       <w:color w:themeColor="accent1" w:val="4F81BD"/>
@@ -3801,6 +4085,7 @@
       <w:spacing w:after="120"/>
     </w:pPr>
     <w:rPr>
+      <w:rFonts w:eastAsia="黑体"/>
       <w:sz w:val="16"/>
       <w:szCs w:val="16"/>
     </w:rPr>
@@ -3812,6 +4097,7 @@
     <w:uiPriority w:val="99"/>
     <w:rsid w:val="00AA1D8D"/>
     <w:rPr>
+      <w:rFonts w:eastAsia="黑体"/>
       <w:sz w:val="16"/>
       <w:szCs w:val="16"/>
     </w:rPr>
@@ -3981,7 +4267,7 @@
       </w:tabs>
     </w:pPr>
     <w:rPr>
-      <w:rFonts w:ascii="Courier" w:hAnsi="Courier"/>
+      <w:rFonts w:ascii="Courier" w:hAnsi="Courier" w:eastAsia="黑体"/>
       <w:sz w:val="20"/>
       <w:szCs w:val="20"/>
     </w:rPr>
@@ -3993,7 +4279,7 @@
     <w:uiPriority w:val="99"/>
     <w:rsid w:val="0029639D"/>
     <w:rPr>
-      <w:rFonts w:ascii="Courier" w:hAnsi="Courier"/>
+      <w:rFonts w:ascii="Courier" w:hAnsi="Courier" w:eastAsia="黑体"/>
       <w:sz w:val="20"/>
       <w:szCs w:val="20"/>
     </w:rPr>
@@ -4029,6 +4315,7 @@
     <w:uiPriority w:val="29"/>
     <w:rsid w:val="00FC693F"/>
     <w:rPr>
+      <w:rFonts w:eastAsia="黑体"/>
       <w:i/>
       <w:iCs/>
       <w:color w:themeColor="text1" w:val="000000"/>
@@ -4042,7 +4329,7 @@
     <w:semiHidden/>
     <w:rsid w:val="00FC693F"/>
     <w:rPr>
-      <w:rFonts w:asciiTheme="majorHAnsi" w:cstheme="majorBidi" w:eastAsiaTheme="majorEastAsia" w:hAnsiTheme="majorHAnsi"/>
+      <w:rFonts w:asciiTheme="majorHAnsi" w:cstheme="majorBidi" w:hAnsiTheme="majorHAnsi" w:eastAsia="黑体"/>
       <w:b/>
       <w:bCs/>
       <w:i/>
@@ -4058,7 +4345,7 @@
     <w:semiHidden/>
     <w:rsid w:val="00FC693F"/>
     <w:rPr>
-      <w:rFonts w:asciiTheme="majorHAnsi" w:cstheme="majorBidi" w:eastAsiaTheme="majorEastAsia" w:hAnsiTheme="majorHAnsi"/>
+      <w:rFonts w:asciiTheme="majorHAnsi" w:cstheme="majorBidi" w:hAnsiTheme="majorHAnsi" w:eastAsia="黑体"/>
       <w:color w:themeColor="accent1" w:themeShade="7F" w:val="243F60"/>
     </w:rPr>
   </w:style>
@@ -4070,7 +4357,7 @@
     <w:semiHidden/>
     <w:rsid w:val="00FC693F"/>
     <w:rPr>
-      <w:rFonts w:asciiTheme="majorHAnsi" w:cstheme="majorBidi" w:eastAsiaTheme="majorEastAsia" w:hAnsiTheme="majorHAnsi"/>
+      <w:rFonts w:asciiTheme="majorHAnsi" w:cstheme="majorBidi" w:hAnsiTheme="majorHAnsi" w:eastAsia="黑体"/>
       <w:i/>
       <w:iCs/>
       <w:color w:themeColor="accent1" w:themeShade="7F" w:val="243F60"/>
@@ -4084,7 +4371,7 @@
     <w:semiHidden/>
     <w:rsid w:val="00FC693F"/>
     <w:rPr>
-      <w:rFonts w:asciiTheme="majorHAnsi" w:cstheme="majorBidi" w:eastAsiaTheme="majorEastAsia" w:hAnsiTheme="majorHAnsi"/>
+      <w:rFonts w:asciiTheme="majorHAnsi" w:cstheme="majorBidi" w:hAnsiTheme="majorHAnsi" w:eastAsia="黑体"/>
       <w:i/>
       <w:iCs/>
       <w:color w:themeColor="text1" w:themeTint="BF" w:val="404040"/>
@@ -4098,7 +4385,7 @@
     <w:semiHidden/>
     <w:rsid w:val="00FC693F"/>
     <w:rPr>
-      <w:rFonts w:asciiTheme="majorHAnsi" w:cstheme="majorBidi" w:eastAsiaTheme="majorEastAsia" w:hAnsiTheme="majorHAnsi"/>
+      <w:rFonts w:asciiTheme="majorHAnsi" w:cstheme="majorBidi" w:hAnsiTheme="majorHAnsi" w:eastAsia="黑体"/>
       <w:color w:themeColor="accent1" w:val="4F81BD"/>
       <w:sz w:val="20"/>
       <w:szCs w:val="20"/>
@@ -4112,7 +4399,7 @@
     <w:semiHidden/>
     <w:rsid w:val="00FC693F"/>
     <w:rPr>
-      <w:rFonts w:asciiTheme="majorHAnsi" w:cstheme="majorBidi" w:eastAsiaTheme="majorEastAsia" w:hAnsiTheme="majorHAnsi"/>
+      <w:rFonts w:asciiTheme="majorHAnsi" w:cstheme="majorBidi" w:hAnsiTheme="majorHAnsi" w:eastAsia="黑体"/>
       <w:i/>
       <w:iCs/>
       <w:color w:themeColor="text1" w:themeTint="BF" w:val="404040"/>
@@ -4133,6 +4420,7 @@
       <w:spacing w:line="240" w:lineRule="auto"/>
     </w:pPr>
     <w:rPr>
+      <w:rFonts w:eastAsia="黑体"/>
       <w:b/>
       <w:bCs/>
       <w:color w:themeColor="accent1" w:val="4F81BD"/>
@@ -4147,6 +4435,7 @@
     <w:qFormat/>
     <w:rsid w:val="00FC693F"/>
     <w:rPr>
+      <w:rFonts w:eastAsia="黑体"/>
       <w:b/>
       <w:bCs/>
     </w:rPr>
@@ -4158,6 +4447,7 @@
     <w:qFormat/>
     <w:rsid w:val="00FC693F"/>
     <w:rPr>
+      <w:rFonts w:eastAsia="黑体"/>
       <w:i/>
       <w:iCs/>
     </w:rPr>
@@ -4178,6 +4468,7 @@
       <w:ind w:left="936" w:right="936"/>
     </w:pPr>
     <w:rPr>
+      <w:rFonts w:eastAsia="黑体"/>
       <w:b/>
       <w:bCs/>
       <w:i/>
@@ -4192,6 +4483,7 @@
     <w:uiPriority w:val="30"/>
     <w:rsid w:val="00FC693F"/>
     <w:rPr>
+      <w:rFonts w:eastAsia="黑体"/>
       <w:b/>
       <w:bCs/>
       <w:i/>
@@ -4206,6 +4498,7 @@
     <w:qFormat/>
     <w:rsid w:val="00FC693F"/>
     <w:rPr>
+      <w:rFonts w:eastAsia="黑体"/>
       <w:i/>
       <w:iCs/>
       <w:color w:themeColor="text1" w:themeTint="7F" w:val="808080"/>
@@ -4218,6 +4511,7 @@
     <w:qFormat/>
     <w:rsid w:val="00FC693F"/>
     <w:rPr>
+      <w:rFonts w:eastAsia="黑体"/>
       <w:b/>
       <w:bCs/>
       <w:i/>
@@ -4232,6 +4526,7 @@
     <w:qFormat/>
     <w:rsid w:val="00FC693F"/>
     <w:rPr>
+      <w:rFonts w:eastAsia="黑体"/>
       <w:smallCaps/>
       <w:color w:themeColor="accent2" w:val="C0504D"/>
       <w:u w:val="single"/>
@@ -4244,6 +4539,7 @@
     <w:qFormat/>
     <w:rsid w:val="00FC693F"/>
     <w:rPr>
+      <w:rFonts w:eastAsia="黑体"/>
       <w:b/>
       <w:bCs/>
       <w:smallCaps/>
@@ -4259,6 +4555,7 @@
     <w:qFormat/>
     <w:rsid w:val="00FC693F"/>
     <w:rPr>
+      <w:rFonts w:eastAsia="黑体"/>
       <w:b/>
       <w:bCs/>
       <w:smallCaps/>
@@ -4313,6 +4610,7 @@
       <w:spacing w:after="0" w:line="240" w:lineRule="auto"/>
     </w:pPr>
     <w:rPr>
+      <w:rFonts w:eastAsia="黑体"/>
       <w:color w:themeColor="text1" w:themeShade="BF" w:val="000000"/>
     </w:rPr>
     <w:tblPr>
@@ -4335,6 +4633,7 @@
         <w:spacing w:after="0" w:before="0" w:line="240" w:lineRule="auto"/>
       </w:pPr>
       <w:rPr>
+        <w:rFonts w:eastAsia="黑体"/>
         <w:b/>
         <w:bCs/>
       </w:rPr>
@@ -4355,6 +4654,7 @@
         <w:spacing w:after="0" w:before="0" w:line="240" w:lineRule="auto"/>
       </w:pPr>
       <w:rPr>
+        <w:rFonts w:eastAsia="黑体"/>
         <w:b/>
         <w:bCs/>
       </w:rPr>
@@ -4372,12 +4672,14 @@
     </w:tblStylePr>
     <w:tblStylePr w:type="firstCol">
       <w:rPr>
+        <w:rFonts w:eastAsia="黑体"/>
         <w:b/>
         <w:bCs/>
       </w:rPr>
     </w:tblStylePr>
     <w:tblStylePr w:type="lastCol">
       <w:rPr>
+        <w:rFonts w:eastAsia="黑体"/>
         <w:b/>
         <w:bCs/>
       </w:rPr>
@@ -4416,6 +4718,7 @@
       <w:spacing w:after="0" w:line="240" w:lineRule="auto"/>
     </w:pPr>
     <w:rPr>
+      <w:rFonts w:eastAsia="黑体"/>
       <w:color w:themeColor="accent1" w:themeShade="BF" w:val="365F91"/>
     </w:rPr>
     <w:tblPr>
@@ -4438,6 +4741,7 @@
         <w:spacing w:after="0" w:before="0" w:line="240" w:lineRule="auto"/>
       </w:pPr>
       <w:rPr>
+        <w:rFonts w:eastAsia="黑体"/>
         <w:b/>
         <w:bCs/>
       </w:rPr>
@@ -4458,6 +4762,7 @@
         <w:spacing w:after="0" w:before="0" w:line="240" w:lineRule="auto"/>
       </w:pPr>
       <w:rPr>
+        <w:rFonts w:eastAsia="黑体"/>
         <w:b/>
         <w:bCs/>
       </w:rPr>
@@ -4475,12 +4780,14 @@
     </w:tblStylePr>
     <w:tblStylePr w:type="firstCol">
       <w:rPr>
+        <w:rFonts w:eastAsia="黑体"/>
         <w:b/>
         <w:bCs/>
       </w:rPr>
     </w:tblStylePr>
     <w:tblStylePr w:type="lastCol">
       <w:rPr>
+        <w:rFonts w:eastAsia="黑体"/>
         <w:b/>
         <w:bCs/>
       </w:rPr>
@@ -4519,6 +4826,7 @@
       <w:spacing w:after="0" w:line="240" w:lineRule="auto"/>
     </w:pPr>
     <w:rPr>
+      <w:rFonts w:eastAsia="黑体"/>
       <w:color w:themeColor="accent2" w:themeShade="BF" w:val="943634"/>
     </w:rPr>
     <w:tblPr>
@@ -4541,6 +4849,7 @@
         <w:spacing w:after="0" w:before="0" w:line="240" w:lineRule="auto"/>
       </w:pPr>
       <w:rPr>
+        <w:rFonts w:eastAsia="黑体"/>
         <w:b/>
         <w:bCs/>
       </w:rPr>
@@ -4561,6 +4870,7 @@
         <w:spacing w:after="0" w:before="0" w:line="240" w:lineRule="auto"/>
       </w:pPr>
       <w:rPr>
+        <w:rFonts w:eastAsia="黑体"/>
         <w:b/>
         <w:bCs/>
       </w:rPr>
@@ -4578,12 +4888,14 @@
     </w:tblStylePr>
     <w:tblStylePr w:type="firstCol">
       <w:rPr>
+        <w:rFonts w:eastAsia="黑体"/>
         <w:b/>
         <w:bCs/>
       </w:rPr>
     </w:tblStylePr>
     <w:tblStylePr w:type="lastCol">
       <w:rPr>
+        <w:rFonts w:eastAsia="黑体"/>
         <w:b/>
         <w:bCs/>
       </w:rPr>
@@ -4622,6 +4934,7 @@
       <w:spacing w:after="0" w:line="240" w:lineRule="auto"/>
     </w:pPr>
     <w:rPr>
+      <w:rFonts w:eastAsia="黑体"/>
       <w:color w:themeColor="accent3" w:themeShade="BF" w:val="76923C"/>
     </w:rPr>
     <w:tblPr>
@@ -4644,6 +4957,7 @@
         <w:spacing w:after="0" w:before="0" w:line="240" w:lineRule="auto"/>
       </w:pPr>
       <w:rPr>
+        <w:rFonts w:eastAsia="黑体"/>
         <w:b/>
         <w:bCs/>
       </w:rPr>
@@ -4664,6 +4978,7 @@
         <w:spacing w:after="0" w:before="0" w:line="240" w:lineRule="auto"/>
       </w:pPr>
       <w:rPr>
+        <w:rFonts w:eastAsia="黑体"/>
         <w:b/>
         <w:bCs/>
       </w:rPr>
@@ -4681,12 +4996,14 @@
     </w:tblStylePr>
     <w:tblStylePr w:type="firstCol">
       <w:rPr>
+        <w:rFonts w:eastAsia="黑体"/>
         <w:b/>
         <w:bCs/>
       </w:rPr>
     </w:tblStylePr>
     <w:tblStylePr w:type="lastCol">
       <w:rPr>
+        <w:rFonts w:eastAsia="黑体"/>
         <w:b/>
         <w:bCs/>
       </w:rPr>
@@ -4725,6 +5042,7 @@
       <w:spacing w:after="0" w:line="240" w:lineRule="auto"/>
     </w:pPr>
     <w:rPr>
+      <w:rFonts w:eastAsia="黑体"/>
       <w:color w:themeColor="accent4" w:themeShade="BF" w:val="5F497A"/>
     </w:rPr>
     <w:tblPr>
@@ -4747,6 +5065,7 @@
         <w:spacing w:after="0" w:before="0" w:line="240" w:lineRule="auto"/>
       </w:pPr>
       <w:rPr>
+        <w:rFonts w:eastAsia="黑体"/>
         <w:b/>
         <w:bCs/>
       </w:rPr>
@@ -4767,6 +5086,7 @@
         <w:spacing w:after="0" w:before="0" w:line="240" w:lineRule="auto"/>
       </w:pPr>
       <w:rPr>
+        <w:rFonts w:eastAsia="黑体"/>
         <w:b/>
         <w:bCs/>
       </w:rPr>
@@ -4784,12 +5104,14 @@
     </w:tblStylePr>
     <w:tblStylePr w:type="firstCol">
       <w:rPr>
+        <w:rFonts w:eastAsia="黑体"/>
         <w:b/>
         <w:bCs/>
       </w:rPr>
     </w:tblStylePr>
     <w:tblStylePr w:type="lastCol">
       <w:rPr>
+        <w:rFonts w:eastAsia="黑体"/>
         <w:b/>
         <w:bCs/>
       </w:rPr>
@@ -4828,6 +5150,7 @@
       <w:spacing w:after="0" w:line="240" w:lineRule="auto"/>
     </w:pPr>
     <w:rPr>
+      <w:rFonts w:eastAsia="黑体"/>
       <w:color w:themeColor="accent5" w:themeShade="BF" w:val="31849B"/>
     </w:rPr>
     <w:tblPr>
@@ -4850,6 +5173,7 @@
         <w:spacing w:after="0" w:before="0" w:line="240" w:lineRule="auto"/>
       </w:pPr>
       <w:rPr>
+        <w:rFonts w:eastAsia="黑体"/>
         <w:b/>
         <w:bCs/>
       </w:rPr>
@@ -4870,6 +5194,7 @@
         <w:spacing w:after="0" w:before="0" w:line="240" w:lineRule="auto"/>
       </w:pPr>
       <w:rPr>
+        <w:rFonts w:eastAsia="黑体"/>
         <w:b/>
         <w:bCs/>
       </w:rPr>
@@ -4887,12 +5212,14 @@
     </w:tblStylePr>
     <w:tblStylePr w:type="firstCol">
       <w:rPr>
+        <w:rFonts w:eastAsia="黑体"/>
         <w:b/>
         <w:bCs/>
       </w:rPr>
     </w:tblStylePr>
     <w:tblStylePr w:type="lastCol">
       <w:rPr>
+        <w:rFonts w:eastAsia="黑体"/>
         <w:b/>
         <w:bCs/>
       </w:rPr>
@@ -4931,6 +5258,7 @@
       <w:spacing w:after="0" w:line="240" w:lineRule="auto"/>
     </w:pPr>
     <w:rPr>
+      <w:rFonts w:eastAsia="黑体"/>
       <w:color w:themeColor="accent6" w:themeShade="BF" w:val="E36C0A"/>
     </w:rPr>
     <w:tblPr>
@@ -4953,6 +5281,7 @@
         <w:spacing w:after="0" w:before="0" w:line="240" w:lineRule="auto"/>
       </w:pPr>
       <w:rPr>
+        <w:rFonts w:eastAsia="黑体"/>
         <w:b/>
         <w:bCs/>
       </w:rPr>
@@ -4973,6 +5302,7 @@
         <w:spacing w:after="0" w:before="0" w:line="240" w:lineRule="auto"/>
       </w:pPr>
       <w:rPr>
+        <w:rFonts w:eastAsia="黑体"/>
         <w:b/>
         <w:bCs/>
       </w:rPr>
@@ -4990,12 +5320,14 @@
     </w:tblStylePr>
     <w:tblStylePr w:type="firstCol">
       <w:rPr>
+        <w:rFonts w:eastAsia="黑体"/>
         <w:b/>
         <w:bCs/>
       </w:rPr>
     </w:tblStylePr>
     <w:tblStylePr w:type="lastCol">
       <w:rPr>
+        <w:rFonts w:eastAsia="黑体"/>
         <w:b/>
         <w:bCs/>
       </w:rPr>
@@ -5055,6 +5387,7 @@
         <w:spacing w:after="0" w:before="0" w:line="240" w:lineRule="auto"/>
       </w:pPr>
       <w:rPr>
+        <w:rFonts w:eastAsia="黑体"/>
         <w:b/>
         <w:bCs/>
         <w:color w:themeColor="background1" w:val="FFFFFF"/>
@@ -5069,6 +5402,7 @@
         <w:spacing w:after="0" w:before="0" w:line="240" w:lineRule="auto"/>
       </w:pPr>
       <w:rPr>
+        <w:rFonts w:eastAsia="黑体"/>
         <w:b/>
         <w:bCs/>
       </w:rPr>
@@ -5084,12 +5418,14 @@
     </w:tblStylePr>
     <w:tblStylePr w:type="firstCol">
       <w:rPr>
+        <w:rFonts w:eastAsia="黑体"/>
         <w:b/>
         <w:bCs/>
       </w:rPr>
     </w:tblStylePr>
     <w:tblStylePr w:type="lastCol">
       <w:rPr>
+        <w:rFonts w:eastAsia="黑体"/>
         <w:b/>
         <w:bCs/>
       </w:rPr>
@@ -5147,6 +5483,7 @@
         <w:spacing w:after="0" w:before="0" w:line="240" w:lineRule="auto"/>
       </w:pPr>
       <w:rPr>
+        <w:rFonts w:eastAsia="黑体"/>
         <w:b/>
         <w:bCs/>
         <w:color w:themeColor="background1" w:val="FFFFFF"/>
@@ -5161,6 +5498,7 @@
         <w:spacing w:after="0" w:before="0" w:line="240" w:lineRule="auto"/>
       </w:pPr>
       <w:rPr>
+        <w:rFonts w:eastAsia="黑体"/>
         <w:b/>
         <w:bCs/>
       </w:rPr>
@@ -5176,12 +5514,14 @@
     </w:tblStylePr>
     <w:tblStylePr w:type="firstCol">
       <w:rPr>
+        <w:rFonts w:eastAsia="黑体"/>
         <w:b/>
         <w:bCs/>
       </w:rPr>
     </w:tblStylePr>
     <w:tblStylePr w:type="lastCol">
       <w:rPr>
+        <w:rFonts w:eastAsia="黑体"/>
         <w:b/>
         <w:bCs/>
       </w:rPr>
@@ -5239,6 +5579,7 @@
         <w:spacing w:after="0" w:before="0" w:line="240" w:lineRule="auto"/>
       </w:pPr>
       <w:rPr>
+        <w:rFonts w:eastAsia="黑体"/>
         <w:b/>
         <w:bCs/>
         <w:color w:themeColor="background1" w:val="FFFFFF"/>
@@ -5253,6 +5594,7 @@
         <w:spacing w:after="0" w:before="0" w:line="240" w:lineRule="auto"/>
       </w:pPr>
       <w:rPr>
+        <w:rFonts w:eastAsia="黑体"/>
         <w:b/>
         <w:bCs/>
       </w:rPr>
@@ -5268,12 +5610,14 @@
     </w:tblStylePr>
     <w:tblStylePr w:type="firstCol">
       <w:rPr>
+        <w:rFonts w:eastAsia="黑体"/>
         <w:b/>
         <w:bCs/>
       </w:rPr>
     </w:tblStylePr>
     <w:tblStylePr w:type="lastCol">
       <w:rPr>
+        <w:rFonts w:eastAsia="黑体"/>
         <w:b/>
         <w:bCs/>
       </w:rPr>
@@ -5331,6 +5675,7 @@
         <w:spacing w:after="0" w:before="0" w:line="240" w:lineRule="auto"/>
       </w:pPr>
       <w:rPr>
+        <w:rFonts w:eastAsia="黑体"/>
         <w:b/>
         <w:bCs/>
         <w:color w:themeColor="background1" w:val="FFFFFF"/>
@@ -5345,6 +5690,7 @@
         <w:spacing w:after="0" w:before="0" w:line="240" w:lineRule="auto"/>
       </w:pPr>
       <w:rPr>
+        <w:rFonts w:eastAsia="黑体"/>
         <w:b/>
         <w:bCs/>
       </w:rPr>
@@ -5360,12 +5706,14 @@
     </w:tblStylePr>
     <w:tblStylePr w:type="firstCol">
       <w:rPr>
+        <w:rFonts w:eastAsia="黑体"/>
         <w:b/>
         <w:bCs/>
       </w:rPr>
     </w:tblStylePr>
     <w:tblStylePr w:type="lastCol">
       <w:rPr>
+        <w:rFonts w:eastAsia="黑体"/>
         <w:b/>
         <w:bCs/>
       </w:rPr>
@@ -5423,6 +5771,7 @@
         <w:spacing w:after="0" w:before="0" w:line="240" w:lineRule="auto"/>
       </w:pPr>
       <w:rPr>
+        <w:rFonts w:eastAsia="黑体"/>
         <w:b/>
         <w:bCs/>
         <w:color w:themeColor="background1" w:val="FFFFFF"/>
@@ -5437,6 +5786,7 @@
         <w:spacing w:after="0" w:before="0" w:line="240" w:lineRule="auto"/>
       </w:pPr>
       <w:rPr>
+        <w:rFonts w:eastAsia="黑体"/>
         <w:b/>
         <w:bCs/>
       </w:rPr>
@@ -5452,12 +5802,14 @@
     </w:tblStylePr>
     <w:tblStylePr w:type="firstCol">
       <w:rPr>
+        <w:rFonts w:eastAsia="黑体"/>
         <w:b/>
         <w:bCs/>
       </w:rPr>
     </w:tblStylePr>
     <w:tblStylePr w:type="lastCol">
       <w:rPr>
+        <w:rFonts w:eastAsia="黑体"/>
         <w:b/>
         <w:bCs/>
       </w:rPr>
@@ -5515,6 +5867,7 @@
         <w:spacing w:after="0" w:before="0" w:line="240" w:lineRule="auto"/>
       </w:pPr>
       <w:rPr>
+        <w:rFonts w:eastAsia="黑体"/>
         <w:b/>
         <w:bCs/>
         <w:color w:themeColor="background1" w:val="FFFFFF"/>
@@ -5529,6 +5882,7 @@
         <w:spacing w:after="0" w:before="0" w:line="240" w:lineRule="auto"/>
       </w:pPr>
       <w:rPr>
+        <w:rFonts w:eastAsia="黑体"/>
         <w:b/>
         <w:bCs/>
       </w:rPr>
@@ -5544,12 +5898,14 @@
     </w:tblStylePr>
     <w:tblStylePr w:type="firstCol">
       <w:rPr>
+        <w:rFonts w:eastAsia="黑体"/>
         <w:b/>
         <w:bCs/>
       </w:rPr>
     </w:tblStylePr>
     <w:tblStylePr w:type="lastCol">
       <w:rPr>
+        <w:rFonts w:eastAsia="黑体"/>
         <w:b/>
         <w:bCs/>
       </w:rPr>
@@ -5607,6 +5963,7 @@
         <w:spacing w:after="0" w:before="0" w:line="240" w:lineRule="auto"/>
       </w:pPr>
       <w:rPr>
+        <w:rFonts w:eastAsia="黑体"/>
         <w:b/>
         <w:bCs/>
         <w:color w:themeColor="background1" w:val="FFFFFF"/>
@@ -5621,6 +5978,7 @@
         <w:spacing w:after="0" w:before="0" w:line="240" w:lineRule="auto"/>
       </w:pPr>
       <w:rPr>
+        <w:rFonts w:eastAsia="黑体"/>
         <w:b/>
         <w:bCs/>
       </w:rPr>
@@ -5636,12 +5994,14 @@
     </w:tblStylePr>
     <w:tblStylePr w:type="firstCol">
       <w:rPr>
+        <w:rFonts w:eastAsia="黑体"/>
         <w:b/>
         <w:bCs/>
       </w:rPr>
     </w:tblStylePr>
     <w:tblStylePr w:type="lastCol">
       <w:rPr>
+        <w:rFonts w:eastAsia="黑体"/>
         <w:b/>
         <w:bCs/>
       </w:rPr>
@@ -5701,7 +6061,7 @@
         <w:spacing w:after="0" w:before="0" w:line="240" w:lineRule="auto"/>
       </w:pPr>
       <w:rPr>
-        <w:rFonts w:asciiTheme="majorHAnsi" w:cstheme="majorBidi" w:eastAsiaTheme="majorEastAsia" w:hAnsiTheme="majorHAnsi"/>
+        <w:rFonts w:asciiTheme="majorHAnsi" w:cstheme="majorBidi" w:hAnsiTheme="majorHAnsi" w:eastAsia="黑体"/>
         <w:b/>
         <w:bCs/>
       </w:rPr>
@@ -5722,7 +6082,7 @@
         <w:spacing w:after="0" w:before="0" w:line="240" w:lineRule="auto"/>
       </w:pPr>
       <w:rPr>
-        <w:rFonts w:asciiTheme="majorHAnsi" w:cstheme="majorBidi" w:eastAsiaTheme="majorEastAsia" w:hAnsiTheme="majorHAnsi"/>
+        <w:rFonts w:asciiTheme="majorHAnsi" w:cstheme="majorBidi" w:hAnsiTheme="majorHAnsi" w:eastAsia="黑体"/>
         <w:b/>
         <w:bCs/>
       </w:rPr>
@@ -5740,14 +6100,14 @@
     </w:tblStylePr>
     <w:tblStylePr w:type="firstCol">
       <w:rPr>
-        <w:rFonts w:asciiTheme="majorHAnsi" w:cstheme="majorBidi" w:eastAsiaTheme="majorEastAsia" w:hAnsiTheme="majorHAnsi"/>
+        <w:rFonts w:asciiTheme="majorHAnsi" w:cstheme="majorBidi" w:hAnsiTheme="majorHAnsi" w:eastAsia="黑体"/>
         <w:b/>
         <w:bCs/>
       </w:rPr>
     </w:tblStylePr>
     <w:tblStylePr w:type="lastCol">
       <w:rPr>
-        <w:rFonts w:asciiTheme="majorHAnsi" w:cstheme="majorBidi" w:eastAsiaTheme="majorEastAsia" w:hAnsiTheme="majorHAnsi"/>
+        <w:rFonts w:asciiTheme="majorHAnsi" w:cstheme="majorBidi" w:hAnsiTheme="majorHAnsi" w:eastAsia="黑体"/>
         <w:b/>
         <w:bCs/>
       </w:rPr>
@@ -5831,7 +6191,7 @@
         <w:spacing w:after="0" w:before="0" w:line="240" w:lineRule="auto"/>
       </w:pPr>
       <w:rPr>
-        <w:rFonts w:asciiTheme="majorHAnsi" w:cstheme="majorBidi" w:eastAsiaTheme="majorEastAsia" w:hAnsiTheme="majorHAnsi"/>
+        <w:rFonts w:asciiTheme="majorHAnsi" w:cstheme="majorBidi" w:hAnsiTheme="majorHAnsi" w:eastAsia="黑体"/>
         <w:b/>
         <w:bCs/>
       </w:rPr>
@@ -5852,7 +6212,7 @@
         <w:spacing w:after="0" w:before="0" w:line="240" w:lineRule="auto"/>
       </w:pPr>
       <w:rPr>
-        <w:rFonts w:asciiTheme="majorHAnsi" w:cstheme="majorBidi" w:eastAsiaTheme="majorEastAsia" w:hAnsiTheme="majorHAnsi"/>
+        <w:rFonts w:asciiTheme="majorHAnsi" w:cstheme="majorBidi" w:hAnsiTheme="majorHAnsi" w:eastAsia="黑体"/>
         <w:b/>
         <w:bCs/>
       </w:rPr>
@@ -5870,14 +6230,14 @@
     </w:tblStylePr>
     <w:tblStylePr w:type="firstCol">
       <w:rPr>
-        <w:rFonts w:asciiTheme="majorHAnsi" w:cstheme="majorBidi" w:eastAsiaTheme="majorEastAsia" w:hAnsiTheme="majorHAnsi"/>
+        <w:rFonts w:asciiTheme="majorHAnsi" w:cstheme="majorBidi" w:hAnsiTheme="majorHAnsi" w:eastAsia="黑体"/>
         <w:b/>
         <w:bCs/>
       </w:rPr>
     </w:tblStylePr>
     <w:tblStylePr w:type="lastCol">
       <w:rPr>
-        <w:rFonts w:asciiTheme="majorHAnsi" w:cstheme="majorBidi" w:eastAsiaTheme="majorEastAsia" w:hAnsiTheme="majorHAnsi"/>
+        <w:rFonts w:asciiTheme="majorHAnsi" w:cstheme="majorBidi" w:hAnsiTheme="majorHAnsi" w:eastAsia="黑体"/>
         <w:b/>
         <w:bCs/>
       </w:rPr>
@@ -5961,7 +6321,7 @@
         <w:spacing w:after="0" w:before="0" w:line="240" w:lineRule="auto"/>
       </w:pPr>
       <w:rPr>
-        <w:rFonts w:asciiTheme="majorHAnsi" w:cstheme="majorBidi" w:eastAsiaTheme="majorEastAsia" w:hAnsiTheme="majorHAnsi"/>
+        <w:rFonts w:asciiTheme="majorHAnsi" w:cstheme="majorBidi" w:hAnsiTheme="majorHAnsi" w:eastAsia="黑体"/>
         <w:b/>
         <w:bCs/>
       </w:rPr>
@@ -5982,7 +6342,7 @@
         <w:spacing w:after="0" w:before="0" w:line="240" w:lineRule="auto"/>
       </w:pPr>
       <w:rPr>
-        <w:rFonts w:asciiTheme="majorHAnsi" w:cstheme="majorBidi" w:eastAsiaTheme="majorEastAsia" w:hAnsiTheme="majorHAnsi"/>
+        <w:rFonts w:asciiTheme="majorHAnsi" w:cstheme="majorBidi" w:hAnsiTheme="majorHAnsi" w:eastAsia="黑体"/>
         <w:b/>
         <w:bCs/>
       </w:rPr>
@@ -6000,14 +6360,14 @@
     </w:tblStylePr>
     <w:tblStylePr w:type="firstCol">
       <w:rPr>
-        <w:rFonts w:asciiTheme="majorHAnsi" w:cstheme="majorBidi" w:eastAsiaTheme="majorEastAsia" w:hAnsiTheme="majorHAnsi"/>
+        <w:rFonts w:asciiTheme="majorHAnsi" w:cstheme="majorBidi" w:hAnsiTheme="majorHAnsi" w:eastAsia="黑体"/>
         <w:b/>
         <w:bCs/>
       </w:rPr>
     </w:tblStylePr>
     <w:tblStylePr w:type="lastCol">
       <w:rPr>
-        <w:rFonts w:asciiTheme="majorHAnsi" w:cstheme="majorBidi" w:eastAsiaTheme="majorEastAsia" w:hAnsiTheme="majorHAnsi"/>
+        <w:rFonts w:asciiTheme="majorHAnsi" w:cstheme="majorBidi" w:hAnsiTheme="majorHAnsi" w:eastAsia="黑体"/>
         <w:b/>
         <w:bCs/>
       </w:rPr>
@@ -6091,7 +6451,7 @@
         <w:spacing w:after="0" w:before="0" w:line="240" w:lineRule="auto"/>
       </w:pPr>
       <w:rPr>
-        <w:rFonts w:asciiTheme="majorHAnsi" w:cstheme="majorBidi" w:eastAsiaTheme="majorEastAsia" w:hAnsiTheme="majorHAnsi"/>
+        <w:rFonts w:asciiTheme="majorHAnsi" w:cstheme="majorBidi" w:hAnsiTheme="majorHAnsi" w:eastAsia="黑体"/>
         <w:b/>
         <w:bCs/>
       </w:rPr>
@@ -6112,7 +6472,7 @@
         <w:spacing w:after="0" w:before="0" w:line="240" w:lineRule="auto"/>
       </w:pPr>
       <w:rPr>
-        <w:rFonts w:asciiTheme="majorHAnsi" w:cstheme="majorBidi" w:eastAsiaTheme="majorEastAsia" w:hAnsiTheme="majorHAnsi"/>
+        <w:rFonts w:asciiTheme="majorHAnsi" w:cstheme="majorBidi" w:hAnsiTheme="majorHAnsi" w:eastAsia="黑体"/>
         <w:b/>
         <w:bCs/>
       </w:rPr>
@@ -6130,14 +6490,14 @@
     </w:tblStylePr>
     <w:tblStylePr w:type="firstCol">
       <w:rPr>
-        <w:rFonts w:asciiTheme="majorHAnsi" w:cstheme="majorBidi" w:eastAsiaTheme="majorEastAsia" w:hAnsiTheme="majorHAnsi"/>
+        <w:rFonts w:asciiTheme="majorHAnsi" w:cstheme="majorBidi" w:hAnsiTheme="majorHAnsi" w:eastAsia="黑体"/>
         <w:b/>
         <w:bCs/>
       </w:rPr>
     </w:tblStylePr>
     <w:tblStylePr w:type="lastCol">
       <w:rPr>
-        <w:rFonts w:asciiTheme="majorHAnsi" w:cstheme="majorBidi" w:eastAsiaTheme="majorEastAsia" w:hAnsiTheme="majorHAnsi"/>
+        <w:rFonts w:asciiTheme="majorHAnsi" w:cstheme="majorBidi" w:hAnsiTheme="majorHAnsi" w:eastAsia="黑体"/>
         <w:b/>
         <w:bCs/>
       </w:rPr>
@@ -6221,7 +6581,7 @@
         <w:spacing w:after="0" w:before="0" w:line="240" w:lineRule="auto"/>
       </w:pPr>
       <w:rPr>
-        <w:rFonts w:asciiTheme="majorHAnsi" w:cstheme="majorBidi" w:eastAsiaTheme="majorEastAsia" w:hAnsiTheme="majorHAnsi"/>
+        <w:rFonts w:asciiTheme="majorHAnsi" w:cstheme="majorBidi" w:hAnsiTheme="majorHAnsi" w:eastAsia="黑体"/>
         <w:b/>
         <w:bCs/>
       </w:rPr>
@@ -6242,7 +6602,7 @@
         <w:spacing w:after="0" w:before="0" w:line="240" w:lineRule="auto"/>
       </w:pPr>
       <w:rPr>
-        <w:rFonts w:asciiTheme="majorHAnsi" w:cstheme="majorBidi" w:eastAsiaTheme="majorEastAsia" w:hAnsiTheme="majorHAnsi"/>
+        <w:rFonts w:asciiTheme="majorHAnsi" w:cstheme="majorBidi" w:hAnsiTheme="majorHAnsi" w:eastAsia="黑体"/>
         <w:b/>
         <w:bCs/>
       </w:rPr>
@@ -6260,14 +6620,14 @@
     </w:tblStylePr>
     <w:tblStylePr w:type="firstCol">
       <w:rPr>
-        <w:rFonts w:asciiTheme="majorHAnsi" w:cstheme="majorBidi" w:eastAsiaTheme="majorEastAsia" w:hAnsiTheme="majorHAnsi"/>
+        <w:rFonts w:asciiTheme="majorHAnsi" w:cstheme="majorBidi" w:hAnsiTheme="majorHAnsi" w:eastAsia="黑体"/>
         <w:b/>
         <w:bCs/>
       </w:rPr>
     </w:tblStylePr>
     <w:tblStylePr w:type="lastCol">
       <w:rPr>
-        <w:rFonts w:asciiTheme="majorHAnsi" w:cstheme="majorBidi" w:eastAsiaTheme="majorEastAsia" w:hAnsiTheme="majorHAnsi"/>
+        <w:rFonts w:asciiTheme="majorHAnsi" w:cstheme="majorBidi" w:hAnsiTheme="majorHAnsi" w:eastAsia="黑体"/>
         <w:b/>
         <w:bCs/>
       </w:rPr>
@@ -6351,7 +6711,7 @@
         <w:spacing w:after="0" w:before="0" w:line="240" w:lineRule="auto"/>
       </w:pPr>
       <w:rPr>
-        <w:rFonts w:asciiTheme="majorHAnsi" w:cstheme="majorBidi" w:eastAsiaTheme="majorEastAsia" w:hAnsiTheme="majorHAnsi"/>
+        <w:rFonts w:asciiTheme="majorHAnsi" w:cstheme="majorBidi" w:hAnsiTheme="majorHAnsi" w:eastAsia="黑体"/>
         <w:b/>
         <w:bCs/>
       </w:rPr>
@@ -6372,7 +6732,7 @@
         <w:spacing w:after="0" w:before="0" w:line="240" w:lineRule="auto"/>
       </w:pPr>
       <w:rPr>
-        <w:rFonts w:asciiTheme="majorHAnsi" w:cstheme="majorBidi" w:eastAsiaTheme="majorEastAsia" w:hAnsiTheme="majorHAnsi"/>
+        <w:rFonts w:asciiTheme="majorHAnsi" w:cstheme="majorBidi" w:hAnsiTheme="majorHAnsi" w:eastAsia="黑体"/>
         <w:b/>
         <w:bCs/>
       </w:rPr>
@@ -6390,14 +6750,14 @@
     </w:tblStylePr>
     <w:tblStylePr w:type="firstCol">
       <w:rPr>
-        <w:rFonts w:asciiTheme="majorHAnsi" w:cstheme="majorBidi" w:eastAsiaTheme="majorEastAsia" w:hAnsiTheme="majorHAnsi"/>
+        <w:rFonts w:asciiTheme="majorHAnsi" w:cstheme="majorBidi" w:hAnsiTheme="majorHAnsi" w:eastAsia="黑体"/>
         <w:b/>
         <w:bCs/>
       </w:rPr>
     </w:tblStylePr>
     <w:tblStylePr w:type="lastCol">
       <w:rPr>
-        <w:rFonts w:asciiTheme="majorHAnsi" w:cstheme="majorBidi" w:eastAsiaTheme="majorEastAsia" w:hAnsiTheme="majorHAnsi"/>
+        <w:rFonts w:asciiTheme="majorHAnsi" w:cstheme="majorBidi" w:hAnsiTheme="majorHAnsi" w:eastAsia="黑体"/>
         <w:b/>
         <w:bCs/>
       </w:rPr>
@@ -6481,7 +6841,7 @@
         <w:spacing w:after="0" w:before="0" w:line="240" w:lineRule="auto"/>
       </w:pPr>
       <w:rPr>
-        <w:rFonts w:asciiTheme="majorHAnsi" w:cstheme="majorBidi" w:eastAsiaTheme="majorEastAsia" w:hAnsiTheme="majorHAnsi"/>
+        <w:rFonts w:asciiTheme="majorHAnsi" w:cstheme="majorBidi" w:hAnsiTheme="majorHAnsi" w:eastAsia="黑体"/>
         <w:b/>
         <w:bCs/>
       </w:rPr>
@@ -6502,7 +6862,7 @@
         <w:spacing w:after="0" w:before="0" w:line="240" w:lineRule="auto"/>
       </w:pPr>
       <w:rPr>
-        <w:rFonts w:asciiTheme="majorHAnsi" w:cstheme="majorBidi" w:eastAsiaTheme="majorEastAsia" w:hAnsiTheme="majorHAnsi"/>
+        <w:rFonts w:asciiTheme="majorHAnsi" w:cstheme="majorBidi" w:hAnsiTheme="majorHAnsi" w:eastAsia="黑体"/>
         <w:b/>
         <w:bCs/>
       </w:rPr>
@@ -6520,14 +6880,14 @@
     </w:tblStylePr>
     <w:tblStylePr w:type="firstCol">
       <w:rPr>
-        <w:rFonts w:asciiTheme="majorHAnsi" w:cstheme="majorBidi" w:eastAsiaTheme="majorEastAsia" w:hAnsiTheme="majorHAnsi"/>
+        <w:rFonts w:asciiTheme="majorHAnsi" w:cstheme="majorBidi" w:hAnsiTheme="majorHAnsi" w:eastAsia="黑体"/>
         <w:b/>
         <w:bCs/>
       </w:rPr>
     </w:tblStylePr>
     <w:tblStylePr w:type="lastCol">
       <w:rPr>
-        <w:rFonts w:asciiTheme="majorHAnsi" w:cstheme="majorBidi" w:eastAsiaTheme="majorEastAsia" w:hAnsiTheme="majorHAnsi"/>
+        <w:rFonts w:asciiTheme="majorHAnsi" w:cstheme="majorBidi" w:hAnsiTheme="majorHAnsi" w:eastAsia="黑体"/>
         <w:b/>
         <w:bCs/>
       </w:rPr>
@@ -6610,6 +6970,7 @@
         <w:spacing w:after="0" w:before="0" w:line="240" w:lineRule="auto"/>
       </w:pPr>
       <w:rPr>
+        <w:rFonts w:eastAsia="黑体"/>
         <w:b/>
         <w:bCs/>
         <w:color w:themeColor="background1" w:val="FFFFFF"/>
@@ -6632,6 +6993,7 @@
         <w:spacing w:after="0" w:before="0" w:line="240" w:lineRule="auto"/>
       </w:pPr>
       <w:rPr>
+        <w:rFonts w:eastAsia="黑体"/>
         <w:b/>
         <w:bCs/>
       </w:rPr>
@@ -6649,12 +7011,14 @@
     </w:tblStylePr>
     <w:tblStylePr w:type="firstCol">
       <w:rPr>
+        <w:rFonts w:eastAsia="黑体"/>
         <w:b/>
         <w:bCs/>
       </w:rPr>
     </w:tblStylePr>
     <w:tblStylePr w:type="lastCol">
       <w:rPr>
+        <w:rFonts w:eastAsia="黑体"/>
         <w:b/>
         <w:bCs/>
       </w:rPr>
@@ -6716,6 +7080,7 @@
         <w:spacing w:after="0" w:before="0" w:line="240" w:lineRule="auto"/>
       </w:pPr>
       <w:rPr>
+        <w:rFonts w:eastAsia="黑体"/>
         <w:b/>
         <w:bCs/>
         <w:color w:themeColor="background1" w:val="FFFFFF"/>
@@ -6738,6 +7103,7 @@
         <w:spacing w:after="0" w:before="0" w:line="240" w:lineRule="auto"/>
       </w:pPr>
       <w:rPr>
+        <w:rFonts w:eastAsia="黑体"/>
         <w:b/>
         <w:bCs/>
       </w:rPr>
@@ -6755,12 +7121,14 @@
     </w:tblStylePr>
     <w:tblStylePr w:type="firstCol">
       <w:rPr>
+        <w:rFonts w:eastAsia="黑体"/>
         <w:b/>
         <w:bCs/>
       </w:rPr>
     </w:tblStylePr>
     <w:tblStylePr w:type="lastCol">
       <w:rPr>
+        <w:rFonts w:eastAsia="黑体"/>
         <w:b/>
         <w:bCs/>
       </w:rPr>
@@ -6822,6 +7190,7 @@
         <w:spacing w:after="0" w:before="0" w:line="240" w:lineRule="auto"/>
       </w:pPr>
       <w:rPr>
+        <w:rFonts w:eastAsia="黑体"/>
         <w:b/>
         <w:bCs/>
         <w:color w:themeColor="background1" w:val="FFFFFF"/>
@@ -6844,6 +7213,7 @@
         <w:spacing w:after="0" w:before="0" w:line="240" w:lineRule="auto"/>
       </w:pPr>
       <w:rPr>
+        <w:rFonts w:eastAsia="黑体"/>
         <w:b/>
         <w:bCs/>
       </w:rPr>
@@ -6861,12 +7231,14 @@
     </w:tblStylePr>
     <w:tblStylePr w:type="firstCol">
       <w:rPr>
+        <w:rFonts w:eastAsia="黑体"/>
         <w:b/>
         <w:bCs/>
       </w:rPr>
     </w:tblStylePr>
     <w:tblStylePr w:type="lastCol">
       <w:rPr>
+        <w:rFonts w:eastAsia="黑体"/>
         <w:b/>
         <w:bCs/>
       </w:rPr>
@@ -6928,6 +7300,7 @@
         <w:spacing w:after="0" w:before="0" w:line="240" w:lineRule="auto"/>
       </w:pPr>
       <w:rPr>
+        <w:rFonts w:eastAsia="黑体"/>
         <w:b/>
         <w:bCs/>
         <w:color w:themeColor="background1" w:val="FFFFFF"/>
@@ -6950,6 +7323,7 @@
         <w:spacing w:after="0" w:before="0" w:line="240" w:lineRule="auto"/>
       </w:pPr>
       <w:rPr>
+        <w:rFonts w:eastAsia="黑体"/>
         <w:b/>
         <w:bCs/>
       </w:rPr>
@@ -6967,12 +7341,14 @@
     </w:tblStylePr>
     <w:tblStylePr w:type="firstCol">
       <w:rPr>
+        <w:rFonts w:eastAsia="黑体"/>
         <w:b/>
         <w:bCs/>
       </w:rPr>
     </w:tblStylePr>
     <w:tblStylePr w:type="lastCol">
       <w:rPr>
+        <w:rFonts w:eastAsia="黑体"/>
         <w:b/>
         <w:bCs/>
       </w:rPr>
@@ -7034,6 +7410,7 @@
         <w:spacing w:after="0" w:before="0" w:line="240" w:lineRule="auto"/>
       </w:pPr>
       <w:rPr>
+        <w:rFonts w:eastAsia="黑体"/>
         <w:b/>
         <w:bCs/>
         <w:color w:themeColor="background1" w:val="FFFFFF"/>
@@ -7056,6 +7433,7 @@
         <w:spacing w:after="0" w:before="0" w:line="240" w:lineRule="auto"/>
       </w:pPr>
       <w:rPr>
+        <w:rFonts w:eastAsia="黑体"/>
         <w:b/>
         <w:bCs/>
       </w:rPr>
@@ -7073,12 +7451,14 @@
     </w:tblStylePr>
     <w:tblStylePr w:type="firstCol">
       <w:rPr>
+        <w:rFonts w:eastAsia="黑体"/>
         <w:b/>
         <w:bCs/>
       </w:rPr>
     </w:tblStylePr>
     <w:tblStylePr w:type="lastCol">
       <w:rPr>
+        <w:rFonts w:eastAsia="黑体"/>
         <w:b/>
         <w:bCs/>
       </w:rPr>
@@ -7140,6 +7520,7 @@
         <w:spacing w:after="0" w:before="0" w:line="240" w:lineRule="auto"/>
       </w:pPr>
       <w:rPr>
+        <w:rFonts w:eastAsia="黑体"/>
         <w:b/>
         <w:bCs/>
         <w:color w:themeColor="background1" w:val="FFFFFF"/>
@@ -7162,6 +7543,7 @@
         <w:spacing w:after="0" w:before="0" w:line="240" w:lineRule="auto"/>
       </w:pPr>
       <w:rPr>
+        <w:rFonts w:eastAsia="黑体"/>
         <w:b/>
         <w:bCs/>
       </w:rPr>
@@ -7179,12 +7561,14 @@
     </w:tblStylePr>
     <w:tblStylePr w:type="firstCol">
       <w:rPr>
+        <w:rFonts w:eastAsia="黑体"/>
         <w:b/>
         <w:bCs/>
       </w:rPr>
     </w:tblStylePr>
     <w:tblStylePr w:type="lastCol">
       <w:rPr>
+        <w:rFonts w:eastAsia="黑体"/>
         <w:b/>
         <w:bCs/>
       </w:rPr>
@@ -7246,6 +7630,7 @@
         <w:spacing w:after="0" w:before="0" w:line="240" w:lineRule="auto"/>
       </w:pPr>
       <w:rPr>
+        <w:rFonts w:eastAsia="黑体"/>
         <w:b/>
         <w:bCs/>
         <w:color w:themeColor="background1" w:val="FFFFFF"/>
@@ -7268,6 +7653,7 @@
         <w:spacing w:after="0" w:before="0" w:line="240" w:lineRule="auto"/>
       </w:pPr>
       <w:rPr>
+        <w:rFonts w:eastAsia="黑体"/>
         <w:b/>
         <w:bCs/>
       </w:rPr>
@@ -7285,12 +7671,14 @@
     </w:tblStylePr>
     <w:tblStylePr w:type="firstCol">
       <w:rPr>
+        <w:rFonts w:eastAsia="黑体"/>
         <w:b/>
         <w:bCs/>
       </w:rPr>
     </w:tblStylePr>
     <w:tblStylePr w:type="lastCol">
       <w:rPr>
+        <w:rFonts w:eastAsia="黑体"/>
         <w:b/>
         <w:bCs/>
       </w:rPr>
@@ -7349,6 +7737,7 @@
         <w:spacing w:after="0" w:before="0" w:line="240" w:lineRule="auto"/>
       </w:pPr>
       <w:rPr>
+        <w:rFonts w:eastAsia="黑体"/>
         <w:b/>
         <w:bCs/>
         <w:color w:themeColor="background1" w:val="FFFFFF"/>
@@ -7371,6 +7760,7 @@
         <w:spacing w:after="0" w:before="0" w:line="240" w:lineRule="auto"/>
       </w:pPr>
       <w:rPr>
+        <w:rFonts w:eastAsia="黑体"/>
         <w:color w:val="auto"/>
       </w:rPr>
       <w:tblPr/>
@@ -7388,6 +7778,7 @@
     </w:tblStylePr>
     <w:tblStylePr w:type="firstCol">
       <w:rPr>
+        <w:rFonts w:eastAsia="黑体"/>
         <w:b/>
         <w:bCs/>
         <w:color w:themeColor="background1" w:val="FFFFFF"/>
@@ -7407,6 +7798,7 @@
     </w:tblStylePr>
     <w:tblStylePr w:type="lastCol">
       <w:rPr>
+        <w:rFonts w:eastAsia="黑体"/>
         <w:b/>
         <w:bCs/>
         <w:color w:themeColor="background1" w:val="FFFFFF"/>
@@ -7455,6 +7847,7 @@
     </w:tblStylePr>
     <w:tblStylePr w:type="nwCell">
       <w:rPr>
+        <w:rFonts w:eastAsia="黑体"/>
         <w:color w:themeColor="background1" w:val="FFFFFF"/>
       </w:rPr>
       <w:tblPr/>
@@ -7498,6 +7891,7 @@
         <w:spacing w:after="0" w:before="0" w:line="240" w:lineRule="auto"/>
       </w:pPr>
       <w:rPr>
+        <w:rFonts w:eastAsia="黑体"/>
         <w:b/>
         <w:bCs/>
         <w:color w:themeColor="background1" w:val="FFFFFF"/>
@@ -7520,6 +7914,7 @@
         <w:spacing w:after="0" w:before="0" w:line="240" w:lineRule="auto"/>
       </w:pPr>
       <w:rPr>
+        <w:rFonts w:eastAsia="黑体"/>
         <w:color w:val="auto"/>
       </w:rPr>
       <w:tblPr/>
@@ -7537,6 +7932,7 @@
     </w:tblStylePr>
     <w:tblStylePr w:type="firstCol">
       <w:rPr>
+        <w:rFonts w:eastAsia="黑体"/>
         <w:b/>
         <w:bCs/>
         <w:color w:themeColor="background1" w:val="FFFFFF"/>
@@ -7556,6 +7952,7 @@
     </w:tblStylePr>
     <w:tblStylePr w:type="lastCol">
       <w:rPr>
+        <w:rFonts w:eastAsia="黑体"/>
         <w:b/>
         <w:bCs/>
         <w:color w:themeColor="background1" w:val="FFFFFF"/>
@@ -7604,6 +8001,7 @@
     </w:tblStylePr>
     <w:tblStylePr w:type="nwCell">
       <w:rPr>
+        <w:rFonts w:eastAsia="黑体"/>
         <w:color w:themeColor="background1" w:val="FFFFFF"/>
       </w:rPr>
       <w:tblPr/>
@@ -7647,6 +8045,7 @@
         <w:spacing w:after="0" w:before="0" w:line="240" w:lineRule="auto"/>
       </w:pPr>
       <w:rPr>
+        <w:rFonts w:eastAsia="黑体"/>
         <w:b/>
         <w:bCs/>
         <w:color w:themeColor="background1" w:val="FFFFFF"/>
@@ -7669,6 +8068,7 @@
         <w:spacing w:after="0" w:before="0" w:line="240" w:lineRule="auto"/>
       </w:pPr>
       <w:rPr>
+        <w:rFonts w:eastAsia="黑体"/>
         <w:color w:val="auto"/>
       </w:rPr>
       <w:tblPr/>
@@ -7686,6 +8086,7 @@
     </w:tblStylePr>
     <w:tblStylePr w:type="firstCol">
       <w:rPr>
+        <w:rFonts w:eastAsia="黑体"/>
         <w:b/>
         <w:bCs/>
         <w:color w:themeColor="background1" w:val="FFFFFF"/>
@@ -7705,6 +8106,7 @@
     </w:tblStylePr>
     <w:tblStylePr w:type="lastCol">
       <w:rPr>
+        <w:rFonts w:eastAsia="黑体"/>
         <w:b/>
         <w:bCs/>
         <w:color w:themeColor="background1" w:val="FFFFFF"/>
@@ -7753,6 +8155,7 @@
     </w:tblStylePr>
     <w:tblStylePr w:type="nwCell">
       <w:rPr>
+        <w:rFonts w:eastAsia="黑体"/>
         <w:color w:themeColor="background1" w:val="FFFFFF"/>
       </w:rPr>
       <w:tblPr/>
@@ -7796,6 +8199,7 @@
         <w:spacing w:after="0" w:before="0" w:line="240" w:lineRule="auto"/>
       </w:pPr>
       <w:rPr>
+        <w:rFonts w:eastAsia="黑体"/>
         <w:b/>
         <w:bCs/>
         <w:color w:themeColor="background1" w:val="FFFFFF"/>
@@ -7818,6 +8222,7 @@
         <w:spacing w:after="0" w:before="0" w:line="240" w:lineRule="auto"/>
       </w:pPr>
       <w:rPr>
+        <w:rFonts w:eastAsia="黑体"/>
         <w:color w:val="auto"/>
       </w:rPr>
       <w:tblPr/>
@@ -7835,6 +8240,7 @@
     </w:tblStylePr>
     <w:tblStylePr w:type="firstCol">
       <w:rPr>
+        <w:rFonts w:eastAsia="黑体"/>
         <w:b/>
         <w:bCs/>
         <w:color w:themeColor="background1" w:val="FFFFFF"/>
@@ -7854,6 +8260,7 @@
     </w:tblStylePr>
     <w:tblStylePr w:type="lastCol">
       <w:rPr>
+        <w:rFonts w:eastAsia="黑体"/>
         <w:b/>
         <w:bCs/>
         <w:color w:themeColor="background1" w:val="FFFFFF"/>
@@ -7902,6 +8309,7 @@
     </w:tblStylePr>
     <w:tblStylePr w:type="nwCell">
       <w:rPr>
+        <w:rFonts w:eastAsia="黑体"/>
         <w:color w:themeColor="background1" w:val="FFFFFF"/>
       </w:rPr>
       <w:tblPr/>
@@ -7945,6 +8353,7 @@
         <w:spacing w:after="0" w:before="0" w:line="240" w:lineRule="auto"/>
       </w:pPr>
       <w:rPr>
+        <w:rFonts w:eastAsia="黑体"/>
         <w:b/>
         <w:bCs/>
         <w:color w:themeColor="background1" w:val="FFFFFF"/>
@@ -7967,6 +8376,7 @@
         <w:spacing w:after="0" w:before="0" w:line="240" w:lineRule="auto"/>
       </w:pPr>
       <w:rPr>
+        <w:rFonts w:eastAsia="黑体"/>
         <w:color w:val="auto"/>
       </w:rPr>
       <w:tblPr/>
@@ -7984,6 +8394,7 @@
     </w:tblStylePr>
     <w:tblStylePr w:type="firstCol">
       <w:rPr>
+        <w:rFonts w:eastAsia="黑体"/>
         <w:b/>
         <w:bCs/>
         <w:color w:themeColor="background1" w:val="FFFFFF"/>
@@ -8003,6 +8414,7 @@
     </w:tblStylePr>
     <w:tblStylePr w:type="lastCol">
       <w:rPr>
+        <w:rFonts w:eastAsia="黑体"/>
         <w:b/>
         <w:bCs/>
         <w:color w:themeColor="background1" w:val="FFFFFF"/>
@@ -8051,6 +8463,7 @@
     </w:tblStylePr>
     <w:tblStylePr w:type="nwCell">
       <w:rPr>
+        <w:rFonts w:eastAsia="黑体"/>
         <w:color w:themeColor="background1" w:val="FFFFFF"/>
       </w:rPr>
       <w:tblPr/>
@@ -8094,6 +8507,7 @@
         <w:spacing w:after="0" w:before="0" w:line="240" w:lineRule="auto"/>
       </w:pPr>
       <w:rPr>
+        <w:rFonts w:eastAsia="黑体"/>
         <w:b/>
         <w:bCs/>
         <w:color w:themeColor="background1" w:val="FFFFFF"/>
@@ -8116,6 +8530,7 @@
         <w:spacing w:after="0" w:before="0" w:line="240" w:lineRule="auto"/>
       </w:pPr>
       <w:rPr>
+        <w:rFonts w:eastAsia="黑体"/>
         <w:color w:val="auto"/>
       </w:rPr>
       <w:tblPr/>
@@ -8133,6 +8548,7 @@
     </w:tblStylePr>
     <w:tblStylePr w:type="firstCol">
       <w:rPr>
+        <w:rFonts w:eastAsia="黑体"/>
         <w:b/>
         <w:bCs/>
         <w:color w:themeColor="background1" w:val="FFFFFF"/>
@@ -8152,6 +8568,7 @@
     </w:tblStylePr>
     <w:tblStylePr w:type="lastCol">
       <w:rPr>
+        <w:rFonts w:eastAsia="黑体"/>
         <w:b/>
         <w:bCs/>
         <w:color w:themeColor="background1" w:val="FFFFFF"/>
@@ -8200,6 +8617,7 @@
     </w:tblStylePr>
     <w:tblStylePr w:type="nwCell">
       <w:rPr>
+        <w:rFonts w:eastAsia="黑体"/>
         <w:color w:themeColor="background1" w:val="FFFFFF"/>
       </w:rPr>
       <w:tblPr/>
@@ -8243,6 +8661,7 @@
         <w:spacing w:after="0" w:before="0" w:line="240" w:lineRule="auto"/>
       </w:pPr>
       <w:rPr>
+        <w:rFonts w:eastAsia="黑体"/>
         <w:b/>
         <w:bCs/>
         <w:color w:themeColor="background1" w:val="FFFFFF"/>
@@ -8265,6 +8684,7 @@
         <w:spacing w:after="0" w:before="0" w:line="240" w:lineRule="auto"/>
       </w:pPr>
       <w:rPr>
+        <w:rFonts w:eastAsia="黑体"/>
         <w:color w:val="auto"/>
       </w:rPr>
       <w:tblPr/>
@@ -8282,6 +8702,7 @@
     </w:tblStylePr>
     <w:tblStylePr w:type="firstCol">
       <w:rPr>
+        <w:rFonts w:eastAsia="黑体"/>
         <w:b/>
         <w:bCs/>
         <w:color w:themeColor="background1" w:val="FFFFFF"/>
@@ -8301,6 +8722,7 @@
     </w:tblStylePr>
     <w:tblStylePr w:type="lastCol">
       <w:rPr>
+        <w:rFonts w:eastAsia="黑体"/>
         <w:b/>
         <w:bCs/>
         <w:color w:themeColor="background1" w:val="FFFFFF"/>
@@ -8349,6 +8771,7 @@
     </w:tblStylePr>
     <w:tblStylePr w:type="nwCell">
       <w:rPr>
+        <w:rFonts w:eastAsia="黑体"/>
         <w:color w:themeColor="background1" w:val="FFFFFF"/>
       </w:rPr>
       <w:tblPr/>
@@ -8373,6 +8796,7 @@
       <w:spacing w:after="0" w:line="240" w:lineRule="auto"/>
     </w:pPr>
     <w:rPr>
+      <w:rFonts w:eastAsia="黑体"/>
       <w:color w:themeColor="text1" w:val="000000"/>
     </w:rPr>
     <w:tblPr>
@@ -8392,7 +8816,7 @@
     </w:tblPr>
     <w:tblStylePr w:type="firstRow">
       <w:rPr>
-        <w:rFonts w:asciiTheme="majorHAnsi" w:cstheme="majorBidi" w:eastAsiaTheme="majorEastAsia" w:hAnsiTheme="majorHAnsi"/>
+        <w:rFonts w:asciiTheme="majorHAnsi" w:cstheme="majorBidi" w:hAnsiTheme="majorHAnsi" w:eastAsia="黑体"/>
       </w:rPr>
       <w:tblPr/>
       <w:tcPr>
@@ -8404,6 +8828,7 @@
     </w:tblStylePr>
     <w:tblStylePr w:type="lastRow">
       <w:rPr>
+        <w:rFonts w:eastAsia="黑体"/>
         <w:b/>
         <w:bCs/>
         <w:color w:themeColor="text2" w:val="1F497D"/>
@@ -8418,12 +8843,14 @@
     </w:tblStylePr>
     <w:tblStylePr w:type="firstCol">
       <w:rPr>
+        <w:rFonts w:eastAsia="黑体"/>
         <w:b/>
         <w:bCs/>
       </w:rPr>
     </w:tblStylePr>
     <w:tblStylePr w:type="lastCol">
       <w:rPr>
+        <w:rFonts w:eastAsia="黑体"/>
         <w:b/>
         <w:bCs/>
       </w:rPr>
@@ -8457,6 +8884,7 @@
       <w:spacing w:after="0" w:line="240" w:lineRule="auto"/>
     </w:pPr>
     <w:rPr>
+      <w:rFonts w:eastAsia="黑体"/>
       <w:color w:themeColor="text1" w:val="000000"/>
     </w:rPr>
     <w:tblPr>
@@ -8476,7 +8904,7 @@
     </w:tblPr>
     <w:tblStylePr w:type="firstRow">
       <w:rPr>
-        <w:rFonts w:asciiTheme="majorHAnsi" w:cstheme="majorBidi" w:eastAsiaTheme="majorEastAsia" w:hAnsiTheme="majorHAnsi"/>
+        <w:rFonts w:asciiTheme="majorHAnsi" w:cstheme="majorBidi" w:hAnsiTheme="majorHAnsi" w:eastAsia="黑体"/>
       </w:rPr>
       <w:tblPr/>
       <w:tcPr>
@@ -8488,6 +8916,7 @@
     </w:tblStylePr>
     <w:tblStylePr w:type="lastRow">
       <w:rPr>
+        <w:rFonts w:eastAsia="黑体"/>
         <w:b/>
         <w:bCs/>
         <w:color w:themeColor="text2" w:val="1F497D"/>
@@ -8502,12 +8931,14 @@
     </w:tblStylePr>
     <w:tblStylePr w:type="firstCol">
       <w:rPr>
+        <w:rFonts w:eastAsia="黑体"/>
         <w:b/>
         <w:bCs/>
       </w:rPr>
     </w:tblStylePr>
     <w:tblStylePr w:type="lastCol">
       <w:rPr>
+        <w:rFonts w:eastAsia="黑体"/>
         <w:b/>
         <w:bCs/>
       </w:rPr>
@@ -8541,6 +8972,7 @@
       <w:spacing w:after="0" w:line="240" w:lineRule="auto"/>
     </w:pPr>
     <w:rPr>
+      <w:rFonts w:eastAsia="黑体"/>
       <w:color w:themeColor="text1" w:val="000000"/>
     </w:rPr>
     <w:tblPr>
@@ -8560,7 +8992,7 @@
     </w:tblPr>
     <w:tblStylePr w:type="firstRow">
       <w:rPr>
-        <w:rFonts w:asciiTheme="majorHAnsi" w:cstheme="majorBidi" w:eastAsiaTheme="majorEastAsia" w:hAnsiTheme="majorHAnsi"/>
+        <w:rFonts w:asciiTheme="majorHAnsi" w:cstheme="majorBidi" w:hAnsiTheme="majorHAnsi" w:eastAsia="黑体"/>
       </w:rPr>
       <w:tblPr/>
       <w:tcPr>
@@ -8572,6 +9004,7 @@
     </w:tblStylePr>
     <w:tblStylePr w:type="lastRow">
       <w:rPr>
+        <w:rFonts w:eastAsia="黑体"/>
         <w:b/>
         <w:bCs/>
         <w:color w:themeColor="text2" w:val="1F497D"/>
@@ -8586,12 +9019,14 @@
     </w:tblStylePr>
     <w:tblStylePr w:type="firstCol">
       <w:rPr>
+        <w:rFonts w:eastAsia="黑体"/>
         <w:b/>
         <w:bCs/>
       </w:rPr>
     </w:tblStylePr>
     <w:tblStylePr w:type="lastCol">
       <w:rPr>
+        <w:rFonts w:eastAsia="黑体"/>
         <w:b/>
         <w:bCs/>
       </w:rPr>
@@ -8625,6 +9060,7 @@
       <w:spacing w:after="0" w:line="240" w:lineRule="auto"/>
     </w:pPr>
     <w:rPr>
+      <w:rFonts w:eastAsia="黑体"/>
       <w:color w:themeColor="text1" w:val="000000"/>
     </w:rPr>
     <w:tblPr>
@@ -8644,7 +9080,7 @@
     </w:tblPr>
     <w:tblStylePr w:type="firstRow">
       <w:rPr>
-        <w:rFonts w:asciiTheme="majorHAnsi" w:cstheme="majorBidi" w:eastAsiaTheme="majorEastAsia" w:hAnsiTheme="majorHAnsi"/>
+        <w:rFonts w:asciiTheme="majorHAnsi" w:cstheme="majorBidi" w:hAnsiTheme="majorHAnsi" w:eastAsia="黑体"/>
       </w:rPr>
       <w:tblPr/>
       <w:tcPr>
@@ -8656,6 +9092,7 @@
     </w:tblStylePr>
     <w:tblStylePr w:type="lastRow">
       <w:rPr>
+        <w:rFonts w:eastAsia="黑体"/>
         <w:b/>
         <w:bCs/>
         <w:color w:themeColor="text2" w:val="1F497D"/>
@@ -8670,12 +9107,14 @@
     </w:tblStylePr>
     <w:tblStylePr w:type="firstCol">
       <w:rPr>
+        <w:rFonts w:eastAsia="黑体"/>
         <w:b/>
         <w:bCs/>
       </w:rPr>
     </w:tblStylePr>
     <w:tblStylePr w:type="lastCol">
       <w:rPr>
+        <w:rFonts w:eastAsia="黑体"/>
         <w:b/>
         <w:bCs/>
       </w:rPr>
@@ -8709,6 +9148,7 @@
       <w:spacing w:after="0" w:line="240" w:lineRule="auto"/>
     </w:pPr>
     <w:rPr>
+      <w:rFonts w:eastAsia="黑体"/>
       <w:color w:themeColor="text1" w:val="000000"/>
     </w:rPr>
     <w:tblPr>
@@ -8728,7 +9168,7 @@
     </w:tblPr>
     <w:tblStylePr w:type="firstRow">
       <w:rPr>
-        <w:rFonts w:asciiTheme="majorHAnsi" w:cstheme="majorBidi" w:eastAsiaTheme="majorEastAsia" w:hAnsiTheme="majorHAnsi"/>
+        <w:rFonts w:asciiTheme="majorHAnsi" w:cstheme="majorBidi" w:hAnsiTheme="majorHAnsi" w:eastAsia="黑体"/>
       </w:rPr>
       <w:tblPr/>
       <w:tcPr>
@@ -8740,6 +9180,7 @@
     </w:tblStylePr>
     <w:tblStylePr w:type="lastRow">
       <w:rPr>
+        <w:rFonts w:eastAsia="黑体"/>
         <w:b/>
         <w:bCs/>
         <w:color w:themeColor="text2" w:val="1F497D"/>
@@ -8754,12 +9195,14 @@
     </w:tblStylePr>
     <w:tblStylePr w:type="firstCol">
       <w:rPr>
+        <w:rFonts w:eastAsia="黑体"/>
         <w:b/>
         <w:bCs/>
       </w:rPr>
     </w:tblStylePr>
     <w:tblStylePr w:type="lastCol">
       <w:rPr>
+        <w:rFonts w:eastAsia="黑体"/>
         <w:b/>
         <w:bCs/>
       </w:rPr>
@@ -8793,6 +9236,7 @@
       <w:spacing w:after="0" w:line="240" w:lineRule="auto"/>
     </w:pPr>
     <w:rPr>
+      <w:rFonts w:eastAsia="黑体"/>
       <w:color w:themeColor="text1" w:val="000000"/>
     </w:rPr>
     <w:tblPr>
@@ -8812,7 +9256,7 @@
     </w:tblPr>
     <w:tblStylePr w:type="firstRow">
       <w:rPr>
-        <w:rFonts w:asciiTheme="majorHAnsi" w:cstheme="majorBidi" w:eastAsiaTheme="majorEastAsia" w:hAnsiTheme="majorHAnsi"/>
+        <w:rFonts w:asciiTheme="majorHAnsi" w:cstheme="majorBidi" w:hAnsiTheme="majorHAnsi" w:eastAsia="黑体"/>
       </w:rPr>
       <w:tblPr/>
       <w:tcPr>
@@ -8824,6 +9268,7 @@
     </w:tblStylePr>
     <w:tblStylePr w:type="lastRow">
       <w:rPr>
+        <w:rFonts w:eastAsia="黑体"/>
         <w:b/>
         <w:bCs/>
         <w:color w:themeColor="text2" w:val="1F497D"/>
@@ -8838,12 +9283,14 @@
     </w:tblStylePr>
     <w:tblStylePr w:type="firstCol">
       <w:rPr>
+        <w:rFonts w:eastAsia="黑体"/>
         <w:b/>
         <w:bCs/>
       </w:rPr>
     </w:tblStylePr>
     <w:tblStylePr w:type="lastCol">
       <w:rPr>
+        <w:rFonts w:eastAsia="黑体"/>
         <w:b/>
         <w:bCs/>
       </w:rPr>
@@ -8877,6 +9324,7 @@
       <w:spacing w:after="0" w:line="240" w:lineRule="auto"/>
     </w:pPr>
     <w:rPr>
+      <w:rFonts w:eastAsia="黑体"/>
       <w:color w:themeColor="text1" w:val="000000"/>
     </w:rPr>
     <w:tblPr>
@@ -8896,7 +9344,7 @@
     </w:tblPr>
     <w:tblStylePr w:type="firstRow">
       <w:rPr>
-        <w:rFonts w:asciiTheme="majorHAnsi" w:cstheme="majorBidi" w:eastAsiaTheme="majorEastAsia" w:hAnsiTheme="majorHAnsi"/>
+        <w:rFonts w:asciiTheme="majorHAnsi" w:cstheme="majorBidi" w:hAnsiTheme="majorHAnsi" w:eastAsia="黑体"/>
       </w:rPr>
       <w:tblPr/>
       <w:tcPr>
@@ -8908,6 +9356,7 @@
     </w:tblStylePr>
     <w:tblStylePr w:type="lastRow">
       <w:rPr>
+        <w:rFonts w:eastAsia="黑体"/>
         <w:b/>
         <w:bCs/>
         <w:color w:themeColor="text2" w:val="1F497D"/>
@@ -8922,12 +9371,14 @@
     </w:tblStylePr>
     <w:tblStylePr w:type="firstCol">
       <w:rPr>
+        <w:rFonts w:eastAsia="黑体"/>
         <w:b/>
         <w:bCs/>
       </w:rPr>
     </w:tblStylePr>
     <w:tblStylePr w:type="lastCol">
       <w:rPr>
+        <w:rFonts w:eastAsia="黑体"/>
         <w:b/>
         <w:bCs/>
       </w:rPr>
@@ -8961,7 +9412,7 @@
       <w:spacing w:after="0" w:line="240" w:lineRule="auto"/>
     </w:pPr>
     <w:rPr>
-      <w:rFonts w:asciiTheme="majorHAnsi" w:cstheme="majorBidi" w:eastAsiaTheme="majorEastAsia" w:hAnsiTheme="majorHAnsi"/>
+      <w:rFonts w:asciiTheme="majorHAnsi" w:cstheme="majorBidi" w:hAnsiTheme="majorHAnsi" w:eastAsia="黑体"/>
       <w:color w:themeColor="text1" w:val="000000"/>
     </w:rPr>
     <w:tblPr>
@@ -8983,6 +9434,7 @@
     </w:tblPr>
     <w:tblStylePr w:type="firstRow">
       <w:rPr>
+        <w:rFonts w:eastAsia="黑体"/>
         <w:sz w:val="24"/>
         <w:szCs w:val="24"/>
       </w:rPr>
@@ -9089,7 +9541,7 @@
       <w:spacing w:after="0" w:line="240" w:lineRule="auto"/>
     </w:pPr>
     <w:rPr>
-      <w:rFonts w:asciiTheme="majorHAnsi" w:cstheme="majorBidi" w:eastAsiaTheme="majorEastAsia" w:hAnsiTheme="majorHAnsi"/>
+      <w:rFonts w:asciiTheme="majorHAnsi" w:cstheme="majorBidi" w:hAnsiTheme="majorHAnsi" w:eastAsia="黑体"/>
       <w:color w:themeColor="text1" w:val="000000"/>
     </w:rPr>
     <w:tblPr>
@@ -9111,6 +9563,7 @@
     </w:tblPr>
     <w:tblStylePr w:type="firstRow">
       <w:rPr>
+        <w:rFonts w:eastAsia="黑体"/>
         <w:sz w:val="24"/>
         <w:szCs w:val="24"/>
       </w:rPr>
@@ -9217,7 +9670,7 @@
       <w:spacing w:after="0" w:line="240" w:lineRule="auto"/>
     </w:pPr>
     <w:rPr>
-      <w:rFonts w:asciiTheme="majorHAnsi" w:cstheme="majorBidi" w:eastAsiaTheme="majorEastAsia" w:hAnsiTheme="majorHAnsi"/>
+      <w:rFonts w:asciiTheme="majorHAnsi" w:cstheme="majorBidi" w:hAnsiTheme="majorHAnsi" w:eastAsia="黑体"/>
       <w:color w:themeColor="text1" w:val="000000"/>
     </w:rPr>
     <w:tblPr>
@@ -9239,6 +9692,7 @@
     </w:tblPr>
     <w:tblStylePr w:type="firstRow">
       <w:rPr>
+        <w:rFonts w:eastAsia="黑体"/>
         <w:sz w:val="24"/>
         <w:szCs w:val="24"/>
       </w:rPr>
@@ -9345,7 +9799,7 @@
       <w:spacing w:after="0" w:line="240" w:lineRule="auto"/>
     </w:pPr>
     <w:rPr>
-      <w:rFonts w:asciiTheme="majorHAnsi" w:cstheme="majorBidi" w:eastAsiaTheme="majorEastAsia" w:hAnsiTheme="majorHAnsi"/>
+      <w:rFonts w:asciiTheme="majorHAnsi" w:cstheme="majorBidi" w:hAnsiTheme="majorHAnsi" w:eastAsia="黑体"/>
       <w:color w:themeColor="text1" w:val="000000"/>
     </w:rPr>
     <w:tblPr>
@@ -9367,6 +9821,7 @@
     </w:tblPr>
     <w:tblStylePr w:type="firstRow">
       <w:rPr>
+        <w:rFonts w:eastAsia="黑体"/>
         <w:sz w:val="24"/>
         <w:szCs w:val="24"/>
       </w:rPr>
@@ -9473,7 +9928,7 @@
       <w:spacing w:after="0" w:line="240" w:lineRule="auto"/>
     </w:pPr>
     <w:rPr>
-      <w:rFonts w:asciiTheme="majorHAnsi" w:cstheme="majorBidi" w:eastAsiaTheme="majorEastAsia" w:hAnsiTheme="majorHAnsi"/>
+      <w:rFonts w:asciiTheme="majorHAnsi" w:cstheme="majorBidi" w:hAnsiTheme="majorHAnsi" w:eastAsia="黑体"/>
       <w:color w:themeColor="text1" w:val="000000"/>
     </w:rPr>
     <w:tblPr>
@@ -9495,6 +9950,7 @@
     </w:tblPr>
     <w:tblStylePr w:type="firstRow">
       <w:rPr>
+        <w:rFonts w:eastAsia="黑体"/>
         <w:sz w:val="24"/>
         <w:szCs w:val="24"/>
       </w:rPr>
@@ -9601,7 +10057,7 @@
       <w:spacing w:after="0" w:line="240" w:lineRule="auto"/>
     </w:pPr>
     <w:rPr>
-      <w:rFonts w:asciiTheme="majorHAnsi" w:cstheme="majorBidi" w:eastAsiaTheme="majorEastAsia" w:hAnsiTheme="majorHAnsi"/>
+      <w:rFonts w:asciiTheme="majorHAnsi" w:cstheme="majorBidi" w:hAnsiTheme="majorHAnsi" w:eastAsia="黑体"/>
       <w:color w:themeColor="text1" w:val="000000"/>
     </w:rPr>
     <w:tblPr>
@@ -9623,6 +10079,7 @@
     </w:tblPr>
     <w:tblStylePr w:type="firstRow">
       <w:rPr>
+        <w:rFonts w:eastAsia="黑体"/>
         <w:sz w:val="24"/>
         <w:szCs w:val="24"/>
       </w:rPr>
@@ -9729,7 +10186,7 @@
       <w:spacing w:after="0" w:line="240" w:lineRule="auto"/>
     </w:pPr>
     <w:rPr>
-      <w:rFonts w:asciiTheme="majorHAnsi" w:cstheme="majorBidi" w:eastAsiaTheme="majorEastAsia" w:hAnsiTheme="majorHAnsi"/>
+      <w:rFonts w:asciiTheme="majorHAnsi" w:cstheme="majorBidi" w:hAnsiTheme="majorHAnsi" w:eastAsia="黑体"/>
       <w:color w:themeColor="text1" w:val="000000"/>
     </w:rPr>
     <w:tblPr>
@@ -9751,6 +10208,7 @@
     </w:tblPr>
     <w:tblStylePr w:type="firstRow">
       <w:rPr>
+        <w:rFonts w:eastAsia="黑体"/>
         <w:sz w:val="24"/>
         <w:szCs w:val="24"/>
       </w:rPr>
@@ -9880,12 +10338,14 @@
     </w:tcPr>
     <w:tblStylePr w:type="firstRow">
       <w:rPr>
+        <w:rFonts w:eastAsia="黑体"/>
         <w:b/>
         <w:bCs/>
       </w:rPr>
     </w:tblStylePr>
     <w:tblStylePr w:type="lastRow">
       <w:rPr>
+        <w:rFonts w:eastAsia="黑体"/>
         <w:b/>
         <w:bCs/>
       </w:rPr>
@@ -9898,12 +10358,14 @@
     </w:tblStylePr>
     <w:tblStylePr w:type="firstCol">
       <w:rPr>
+        <w:rFonts w:eastAsia="黑体"/>
         <w:b/>
         <w:bCs/>
       </w:rPr>
     </w:tblStylePr>
     <w:tblStylePr w:type="lastCol">
       <w:rPr>
+        <w:rFonts w:eastAsia="黑体"/>
         <w:b/>
         <w:bCs/>
       </w:rPr>
@@ -9953,12 +10415,14 @@
     </w:tcPr>
     <w:tblStylePr w:type="firstRow">
       <w:rPr>
+        <w:rFonts w:eastAsia="黑体"/>
         <w:b/>
         <w:bCs/>
       </w:rPr>
     </w:tblStylePr>
     <w:tblStylePr w:type="lastRow">
       <w:rPr>
+        <w:rFonts w:eastAsia="黑体"/>
         <w:b/>
         <w:bCs/>
       </w:rPr>
@@ -9971,12 +10435,14 @@
     </w:tblStylePr>
     <w:tblStylePr w:type="firstCol">
       <w:rPr>
+        <w:rFonts w:eastAsia="黑体"/>
         <w:b/>
         <w:bCs/>
       </w:rPr>
     </w:tblStylePr>
     <w:tblStylePr w:type="lastCol">
       <w:rPr>
+        <w:rFonts w:eastAsia="黑体"/>
         <w:b/>
         <w:bCs/>
       </w:rPr>
@@ -10026,12 +10492,14 @@
     </w:tcPr>
     <w:tblStylePr w:type="firstRow">
       <w:rPr>
+        <w:rFonts w:eastAsia="黑体"/>
         <w:b/>
         <w:bCs/>
       </w:rPr>
     </w:tblStylePr>
     <w:tblStylePr w:type="lastRow">
       <w:rPr>
+        <w:rFonts w:eastAsia="黑体"/>
         <w:b/>
         <w:bCs/>
       </w:rPr>
@@ -10044,12 +10512,14 @@
     </w:tblStylePr>
     <w:tblStylePr w:type="firstCol">
       <w:rPr>
+        <w:rFonts w:eastAsia="黑体"/>
         <w:b/>
         <w:bCs/>
       </w:rPr>
     </w:tblStylePr>
     <w:tblStylePr w:type="lastCol">
       <w:rPr>
+        <w:rFonts w:eastAsia="黑体"/>
         <w:b/>
         <w:bCs/>
       </w:rPr>
@@ -10099,12 +10569,14 @@
     </w:tcPr>
     <w:tblStylePr w:type="firstRow">
       <w:rPr>
+        <w:rFonts w:eastAsia="黑体"/>
         <w:b/>
         <w:bCs/>
       </w:rPr>
     </w:tblStylePr>
     <w:tblStylePr w:type="lastRow">
       <w:rPr>
+        <w:rFonts w:eastAsia="黑体"/>
         <w:b/>
         <w:bCs/>
       </w:rPr>
@@ -10117,12 +10589,14 @@
     </w:tblStylePr>
     <w:tblStylePr w:type="firstCol">
       <w:rPr>
+        <w:rFonts w:eastAsia="黑体"/>
         <w:b/>
         <w:bCs/>
       </w:rPr>
     </w:tblStylePr>
     <w:tblStylePr w:type="lastCol">
       <w:rPr>
+        <w:rFonts w:eastAsia="黑体"/>
         <w:b/>
         <w:bCs/>
       </w:rPr>
@@ -10172,12 +10646,14 @@
     </w:tcPr>
     <w:tblStylePr w:type="firstRow">
       <w:rPr>
+        <w:rFonts w:eastAsia="黑体"/>
         <w:b/>
         <w:bCs/>
       </w:rPr>
     </w:tblStylePr>
     <w:tblStylePr w:type="lastRow">
       <w:rPr>
+        <w:rFonts w:eastAsia="黑体"/>
         <w:b/>
         <w:bCs/>
       </w:rPr>
@@ -10190,12 +10666,14 @@
     </w:tblStylePr>
     <w:tblStylePr w:type="firstCol">
       <w:rPr>
+        <w:rFonts w:eastAsia="黑体"/>
         <w:b/>
         <w:bCs/>
       </w:rPr>
     </w:tblStylePr>
     <w:tblStylePr w:type="lastCol">
       <w:rPr>
+        <w:rFonts w:eastAsia="黑体"/>
         <w:b/>
         <w:bCs/>
       </w:rPr>
@@ -10245,12 +10723,14 @@
     </w:tcPr>
     <w:tblStylePr w:type="firstRow">
       <w:rPr>
+        <w:rFonts w:eastAsia="黑体"/>
         <w:b/>
         <w:bCs/>
       </w:rPr>
     </w:tblStylePr>
     <w:tblStylePr w:type="lastRow">
       <w:rPr>
+        <w:rFonts w:eastAsia="黑体"/>
         <w:b/>
         <w:bCs/>
       </w:rPr>
@@ -10263,12 +10743,14 @@
     </w:tblStylePr>
     <w:tblStylePr w:type="firstCol">
       <w:rPr>
+        <w:rFonts w:eastAsia="黑体"/>
         <w:b/>
         <w:bCs/>
       </w:rPr>
     </w:tblStylePr>
     <w:tblStylePr w:type="lastCol">
       <w:rPr>
+        <w:rFonts w:eastAsia="黑体"/>
         <w:b/>
         <w:bCs/>
       </w:rPr>
@@ -10318,12 +10800,14 @@
     </w:tcPr>
     <w:tblStylePr w:type="firstRow">
       <w:rPr>
+        <w:rFonts w:eastAsia="黑体"/>
         <w:b/>
         <w:bCs/>
       </w:rPr>
     </w:tblStylePr>
     <w:tblStylePr w:type="lastRow">
       <w:rPr>
+        <w:rFonts w:eastAsia="黑体"/>
         <w:b/>
         <w:bCs/>
       </w:rPr>
@@ -10336,12 +10820,14 @@
     </w:tblStylePr>
     <w:tblStylePr w:type="firstCol">
       <w:rPr>
+        <w:rFonts w:eastAsia="黑体"/>
         <w:b/>
         <w:bCs/>
       </w:rPr>
     </w:tblStylePr>
     <w:tblStylePr w:type="lastCol">
       <w:rPr>
+        <w:rFonts w:eastAsia="黑体"/>
         <w:b/>
         <w:bCs/>
       </w:rPr>
@@ -10368,7 +10854,7 @@
       <w:spacing w:after="0" w:line="240" w:lineRule="auto"/>
     </w:pPr>
     <w:rPr>
-      <w:rFonts w:asciiTheme="majorHAnsi" w:cstheme="majorBidi" w:eastAsiaTheme="majorEastAsia" w:hAnsiTheme="majorHAnsi"/>
+      <w:rFonts w:asciiTheme="majorHAnsi" w:cstheme="majorBidi" w:hAnsiTheme="majorHAnsi" w:eastAsia="黑体"/>
       <w:color w:themeColor="text1" w:val="000000"/>
     </w:rPr>
     <w:tblPr>
@@ -10395,6 +10881,7 @@
     </w:tcPr>
     <w:tblStylePr w:type="firstRow">
       <w:rPr>
+        <w:rFonts w:eastAsia="黑体"/>
         <w:b/>
         <w:bCs/>
         <w:color w:themeColor="text1" w:val="000000"/>
@@ -10406,6 +10893,7 @@
     </w:tblStylePr>
     <w:tblStylePr w:type="lastRow">
       <w:rPr>
+        <w:rFonts w:eastAsia="黑体"/>
         <w:b/>
         <w:bCs/>
         <w:color w:themeColor="text1" w:val="000000"/>
@@ -10425,6 +10913,7 @@
     </w:tblStylePr>
     <w:tblStylePr w:type="firstCol">
       <w:rPr>
+        <w:rFonts w:eastAsia="黑体"/>
         <w:b/>
         <w:bCs/>
         <w:color w:themeColor="text1" w:val="000000"/>
@@ -10444,6 +10933,7 @@
     </w:tblStylePr>
     <w:tblStylePr w:type="lastCol">
       <w:rPr>
+        <w:rFonts w:eastAsia="黑体"/>
         <w:b w:val="0"/>
         <w:bCs w:val="0"/>
         <w:color w:themeColor="text1" w:val="000000"/>
@@ -10493,7 +10983,7 @@
       <w:spacing w:after="0" w:line="240" w:lineRule="auto"/>
     </w:pPr>
     <w:rPr>
-      <w:rFonts w:asciiTheme="majorHAnsi" w:cstheme="majorBidi" w:eastAsiaTheme="majorEastAsia" w:hAnsiTheme="majorHAnsi"/>
+      <w:rFonts w:asciiTheme="majorHAnsi" w:cstheme="majorBidi" w:hAnsiTheme="majorHAnsi" w:eastAsia="黑体"/>
       <w:color w:themeColor="text1" w:val="000000"/>
     </w:rPr>
     <w:tblPr>
@@ -10520,6 +11010,7 @@
     </w:tcPr>
     <w:tblStylePr w:type="firstRow">
       <w:rPr>
+        <w:rFonts w:eastAsia="黑体"/>
         <w:b/>
         <w:bCs/>
         <w:color w:themeColor="text1" w:val="000000"/>
@@ -10531,6 +11022,7 @@
     </w:tblStylePr>
     <w:tblStylePr w:type="lastRow">
       <w:rPr>
+        <w:rFonts w:eastAsia="黑体"/>
         <w:b/>
         <w:bCs/>
         <w:color w:themeColor="text1" w:val="000000"/>
@@ -10550,6 +11042,7 @@
     </w:tblStylePr>
     <w:tblStylePr w:type="firstCol">
       <w:rPr>
+        <w:rFonts w:eastAsia="黑体"/>
         <w:b/>
         <w:bCs/>
         <w:color w:themeColor="text1" w:val="000000"/>
@@ -10569,6 +11062,7 @@
     </w:tblStylePr>
     <w:tblStylePr w:type="lastCol">
       <w:rPr>
+        <w:rFonts w:eastAsia="黑体"/>
         <w:b w:val="0"/>
         <w:bCs w:val="0"/>
         <w:color w:themeColor="text1" w:val="000000"/>
@@ -10618,7 +11112,7 @@
       <w:spacing w:after="0" w:line="240" w:lineRule="auto"/>
     </w:pPr>
     <w:rPr>
-      <w:rFonts w:asciiTheme="majorHAnsi" w:cstheme="majorBidi" w:eastAsiaTheme="majorEastAsia" w:hAnsiTheme="majorHAnsi"/>
+      <w:rFonts w:asciiTheme="majorHAnsi" w:cstheme="majorBidi" w:hAnsiTheme="majorHAnsi" w:eastAsia="黑体"/>
       <w:color w:themeColor="text1" w:val="000000"/>
     </w:rPr>
     <w:tblPr>
@@ -10645,6 +11139,7 @@
     </w:tcPr>
     <w:tblStylePr w:type="firstRow">
       <w:rPr>
+        <w:rFonts w:eastAsia="黑体"/>
         <w:b/>
         <w:bCs/>
         <w:color w:themeColor="text1" w:val="000000"/>
@@ -10656,6 +11151,7 @@
     </w:tblStylePr>
     <w:tblStylePr w:type="lastRow">
       <w:rPr>
+        <w:rFonts w:eastAsia="黑体"/>
         <w:b/>
         <w:bCs/>
         <w:color w:themeColor="text1" w:val="000000"/>
@@ -10675,6 +11171,7 @@
     </w:tblStylePr>
     <w:tblStylePr w:type="firstCol">
       <w:rPr>
+        <w:rFonts w:eastAsia="黑体"/>
         <w:b/>
         <w:bCs/>
         <w:color w:themeColor="text1" w:val="000000"/>
@@ -10694,6 +11191,7 @@
     </w:tblStylePr>
     <w:tblStylePr w:type="lastCol">
       <w:rPr>
+        <w:rFonts w:eastAsia="黑体"/>
         <w:b w:val="0"/>
         <w:bCs w:val="0"/>
         <w:color w:themeColor="text1" w:val="000000"/>
@@ -10743,7 +11241,7 @@
       <w:spacing w:after="0" w:line="240" w:lineRule="auto"/>
     </w:pPr>
     <w:rPr>
-      <w:rFonts w:asciiTheme="majorHAnsi" w:cstheme="majorBidi" w:eastAsiaTheme="majorEastAsia" w:hAnsiTheme="majorHAnsi"/>
+      <w:rFonts w:asciiTheme="majorHAnsi" w:cstheme="majorBidi" w:hAnsiTheme="majorHAnsi" w:eastAsia="黑体"/>
       <w:color w:themeColor="text1" w:val="000000"/>
     </w:rPr>
     <w:tblPr>
@@ -10770,6 +11268,7 @@
     </w:tcPr>
     <w:tblStylePr w:type="firstRow">
       <w:rPr>
+        <w:rFonts w:eastAsia="黑体"/>
         <w:b/>
         <w:bCs/>
         <w:color w:themeColor="text1" w:val="000000"/>
@@ -10781,6 +11280,7 @@
     </w:tblStylePr>
     <w:tblStylePr w:type="lastRow">
       <w:rPr>
+        <w:rFonts w:eastAsia="黑体"/>
         <w:b/>
         <w:bCs/>
         <w:color w:themeColor="text1" w:val="000000"/>
@@ -10800,6 +11300,7 @@
     </w:tblStylePr>
     <w:tblStylePr w:type="firstCol">
       <w:rPr>
+        <w:rFonts w:eastAsia="黑体"/>
         <w:b/>
         <w:bCs/>
         <w:color w:themeColor="text1" w:val="000000"/>
@@ -10819,6 +11320,7 @@
     </w:tblStylePr>
     <w:tblStylePr w:type="lastCol">
       <w:rPr>
+        <w:rFonts w:eastAsia="黑体"/>
         <w:b w:val="0"/>
         <w:bCs w:val="0"/>
         <w:color w:themeColor="text1" w:val="000000"/>
@@ -10868,7 +11370,7 @@
       <w:spacing w:after="0" w:line="240" w:lineRule="auto"/>
     </w:pPr>
     <w:rPr>
-      <w:rFonts w:asciiTheme="majorHAnsi" w:cstheme="majorBidi" w:eastAsiaTheme="majorEastAsia" w:hAnsiTheme="majorHAnsi"/>
+      <w:rFonts w:asciiTheme="majorHAnsi" w:cstheme="majorBidi" w:hAnsiTheme="majorHAnsi" w:eastAsia="黑体"/>
       <w:color w:themeColor="text1" w:val="000000"/>
     </w:rPr>
     <w:tblPr>
@@ -10895,6 +11397,7 @@
     </w:tcPr>
     <w:tblStylePr w:type="firstRow">
       <w:rPr>
+        <w:rFonts w:eastAsia="黑体"/>
         <w:b/>
         <w:bCs/>
         <w:color w:themeColor="text1" w:val="000000"/>
@@ -10906,6 +11409,7 @@
     </w:tblStylePr>
     <w:tblStylePr w:type="lastRow">
       <w:rPr>
+        <w:rFonts w:eastAsia="黑体"/>
         <w:b/>
         <w:bCs/>
         <w:color w:themeColor="text1" w:val="000000"/>
@@ -10925,6 +11429,7 @@
     </w:tblStylePr>
     <w:tblStylePr w:type="firstCol">
       <w:rPr>
+        <w:rFonts w:eastAsia="黑体"/>
         <w:b/>
         <w:bCs/>
         <w:color w:themeColor="text1" w:val="000000"/>
@@ -10944,6 +11449,7 @@
     </w:tblStylePr>
     <w:tblStylePr w:type="lastCol">
       <w:rPr>
+        <w:rFonts w:eastAsia="黑体"/>
         <w:b w:val="0"/>
         <w:bCs w:val="0"/>
         <w:color w:themeColor="text1" w:val="000000"/>
@@ -10993,7 +11499,7 @@
       <w:spacing w:after="0" w:line="240" w:lineRule="auto"/>
     </w:pPr>
     <w:rPr>
-      <w:rFonts w:asciiTheme="majorHAnsi" w:cstheme="majorBidi" w:eastAsiaTheme="majorEastAsia" w:hAnsiTheme="majorHAnsi"/>
+      <w:rFonts w:asciiTheme="majorHAnsi" w:cstheme="majorBidi" w:hAnsiTheme="majorHAnsi" w:eastAsia="黑体"/>
       <w:color w:themeColor="text1" w:val="000000"/>
     </w:rPr>
     <w:tblPr>
@@ -11020,6 +11526,7 @@
     </w:tcPr>
     <w:tblStylePr w:type="firstRow">
       <w:rPr>
+        <w:rFonts w:eastAsia="黑体"/>
         <w:b/>
         <w:bCs/>
         <w:color w:themeColor="text1" w:val="000000"/>
@@ -11031,6 +11538,7 @@
     </w:tblStylePr>
     <w:tblStylePr w:type="lastRow">
       <w:rPr>
+        <w:rFonts w:eastAsia="黑体"/>
         <w:b/>
         <w:bCs/>
         <w:color w:themeColor="text1" w:val="000000"/>
@@ -11050,6 +11558,7 @@
     </w:tblStylePr>
     <w:tblStylePr w:type="firstCol">
       <w:rPr>
+        <w:rFonts w:eastAsia="黑体"/>
         <w:b/>
         <w:bCs/>
         <w:color w:themeColor="text1" w:val="000000"/>
@@ -11069,6 +11578,7 @@
     </w:tblStylePr>
     <w:tblStylePr w:type="lastCol">
       <w:rPr>
+        <w:rFonts w:eastAsia="黑体"/>
         <w:b w:val="0"/>
         <w:bCs w:val="0"/>
         <w:color w:themeColor="text1" w:val="000000"/>
@@ -11118,7 +11628,7 @@
       <w:spacing w:after="0" w:line="240" w:lineRule="auto"/>
     </w:pPr>
     <w:rPr>
-      <w:rFonts w:asciiTheme="majorHAnsi" w:cstheme="majorBidi" w:eastAsiaTheme="majorEastAsia" w:hAnsiTheme="majorHAnsi"/>
+      <w:rFonts w:asciiTheme="majorHAnsi" w:cstheme="majorBidi" w:hAnsiTheme="majorHAnsi" w:eastAsia="黑体"/>
       <w:color w:themeColor="text1" w:val="000000"/>
     </w:rPr>
     <w:tblPr>
@@ -11145,6 +11655,7 @@
     </w:tcPr>
     <w:tblStylePr w:type="firstRow">
       <w:rPr>
+        <w:rFonts w:eastAsia="黑体"/>
         <w:b/>
         <w:bCs/>
         <w:color w:themeColor="text1" w:val="000000"/>
@@ -11156,6 +11667,7 @@
     </w:tblStylePr>
     <w:tblStylePr w:type="lastRow">
       <w:rPr>
+        <w:rFonts w:eastAsia="黑体"/>
         <w:b/>
         <w:bCs/>
         <w:color w:themeColor="text1" w:val="000000"/>
@@ -11175,6 +11687,7 @@
     </w:tblStylePr>
     <w:tblStylePr w:type="firstCol">
       <w:rPr>
+        <w:rFonts w:eastAsia="黑体"/>
         <w:b/>
         <w:bCs/>
         <w:color w:themeColor="text1" w:val="000000"/>
@@ -11194,6 +11707,7 @@
     </w:tblStylePr>
     <w:tblStylePr w:type="lastCol">
       <w:rPr>
+        <w:rFonts w:eastAsia="黑体"/>
         <w:b w:val="0"/>
         <w:bCs w:val="0"/>
         <w:color w:themeColor="text1" w:val="000000"/>
@@ -11266,6 +11780,7 @@
     </w:tcPr>
     <w:tblStylePr w:type="firstRow">
       <w:rPr>
+        <w:rFonts w:eastAsia="黑体"/>
         <w:b/>
         <w:bCs/>
         <w:i w:val="0"/>
@@ -11287,6 +11802,7 @@
     </w:tblStylePr>
     <w:tblStylePr w:type="lastRow">
       <w:rPr>
+        <w:rFonts w:eastAsia="黑体"/>
         <w:b/>
         <w:bCs/>
         <w:i w:val="0"/>
@@ -11308,6 +11824,7 @@
     </w:tblStylePr>
     <w:tblStylePr w:type="firstCol">
       <w:rPr>
+        <w:rFonts w:eastAsia="黑体"/>
         <w:b/>
         <w:bCs/>
         <w:i w:val="0"/>
@@ -11327,6 +11844,7 @@
     </w:tblStylePr>
     <w:tblStylePr w:type="lastCol">
       <w:rPr>
+        <w:rFonts w:eastAsia="黑体"/>
         <w:b/>
         <w:bCs/>
         <w:i w:val="0"/>
@@ -11407,6 +11925,7 @@
     </w:tcPr>
     <w:tblStylePr w:type="firstRow">
       <w:rPr>
+        <w:rFonts w:eastAsia="黑体"/>
         <w:b/>
         <w:bCs/>
         <w:i w:val="0"/>
@@ -11428,6 +11947,7 @@
     </w:tblStylePr>
     <w:tblStylePr w:type="lastRow">
       <w:rPr>
+        <w:rFonts w:eastAsia="黑体"/>
         <w:b/>
         <w:bCs/>
         <w:i w:val="0"/>
@@ -11449,6 +11969,7 @@
     </w:tblStylePr>
     <w:tblStylePr w:type="firstCol">
       <w:rPr>
+        <w:rFonts w:eastAsia="黑体"/>
         <w:b/>
         <w:bCs/>
         <w:i w:val="0"/>
@@ -11468,6 +11989,7 @@
     </w:tblStylePr>
     <w:tblStylePr w:type="lastCol">
       <w:rPr>
+        <w:rFonts w:eastAsia="黑体"/>
         <w:b/>
         <w:bCs/>
         <w:i w:val="0"/>
@@ -11548,6 +12070,7 @@
     </w:tcPr>
     <w:tblStylePr w:type="firstRow">
       <w:rPr>
+        <w:rFonts w:eastAsia="黑体"/>
         <w:b/>
         <w:bCs/>
         <w:i w:val="0"/>
@@ -11569,6 +12092,7 @@
     </w:tblStylePr>
     <w:tblStylePr w:type="lastRow">
       <w:rPr>
+        <w:rFonts w:eastAsia="黑体"/>
         <w:b/>
         <w:bCs/>
         <w:i w:val="0"/>
@@ -11590,6 +12114,7 @@
     </w:tblStylePr>
     <w:tblStylePr w:type="firstCol">
       <w:rPr>
+        <w:rFonts w:eastAsia="黑体"/>
         <w:b/>
         <w:bCs/>
         <w:i w:val="0"/>
@@ -11609,6 +12134,7 @@
     </w:tblStylePr>
     <w:tblStylePr w:type="lastCol">
       <w:rPr>
+        <w:rFonts w:eastAsia="黑体"/>
         <w:b/>
         <w:bCs/>
         <w:i w:val="0"/>
@@ -11689,6 +12215,7 @@
     </w:tcPr>
     <w:tblStylePr w:type="firstRow">
       <w:rPr>
+        <w:rFonts w:eastAsia="黑体"/>
         <w:b/>
         <w:bCs/>
         <w:i w:val="0"/>
@@ -11710,6 +12237,7 @@
     </w:tblStylePr>
     <w:tblStylePr w:type="lastRow">
       <w:rPr>
+        <w:rFonts w:eastAsia="黑体"/>
         <w:b/>
         <w:bCs/>
         <w:i w:val="0"/>
@@ -11731,6 +12259,7 @@
     </w:tblStylePr>
     <w:tblStylePr w:type="firstCol">
       <w:rPr>
+        <w:rFonts w:eastAsia="黑体"/>
         <w:b/>
         <w:bCs/>
         <w:i w:val="0"/>
@@ -11750,6 +12279,7 @@
     </w:tblStylePr>
     <w:tblStylePr w:type="lastCol">
       <w:rPr>
+        <w:rFonts w:eastAsia="黑体"/>
         <w:b/>
         <w:bCs/>
         <w:i w:val="0"/>
@@ -11830,6 +12360,7 @@
     </w:tcPr>
     <w:tblStylePr w:type="firstRow">
       <w:rPr>
+        <w:rFonts w:eastAsia="黑体"/>
         <w:b/>
         <w:bCs/>
         <w:i w:val="0"/>
@@ -11851,6 +12382,7 @@
     </w:tblStylePr>
     <w:tblStylePr w:type="lastRow">
       <w:rPr>
+        <w:rFonts w:eastAsia="黑体"/>
         <w:b/>
         <w:bCs/>
         <w:i w:val="0"/>
@@ -11872,6 +12404,7 @@
     </w:tblStylePr>
     <w:tblStylePr w:type="firstCol">
       <w:rPr>
+        <w:rFonts w:eastAsia="黑体"/>
         <w:b/>
         <w:bCs/>
         <w:i w:val="0"/>
@@ -11891,6 +12424,7 @@
     </w:tblStylePr>
     <w:tblStylePr w:type="lastCol">
       <w:rPr>
+        <w:rFonts w:eastAsia="黑体"/>
         <w:b/>
         <w:bCs/>
         <w:i w:val="0"/>
@@ -11971,6 +12505,7 @@
     </w:tcPr>
     <w:tblStylePr w:type="firstRow">
       <w:rPr>
+        <w:rFonts w:eastAsia="黑体"/>
         <w:b/>
         <w:bCs/>
         <w:i w:val="0"/>
@@ -11992,6 +12527,7 @@
     </w:tblStylePr>
     <w:tblStylePr w:type="lastRow">
       <w:rPr>
+        <w:rFonts w:eastAsia="黑体"/>
         <w:b/>
         <w:bCs/>
         <w:i w:val="0"/>
@@ -12013,6 +12549,7 @@
     </w:tblStylePr>
     <w:tblStylePr w:type="firstCol">
       <w:rPr>
+        <w:rFonts w:eastAsia="黑体"/>
         <w:b/>
         <w:bCs/>
         <w:i w:val="0"/>
@@ -12032,6 +12569,7 @@
     </w:tblStylePr>
     <w:tblStylePr w:type="lastCol">
       <w:rPr>
+        <w:rFonts w:eastAsia="黑体"/>
         <w:b/>
         <w:bCs/>
         <w:i w:val="0"/>
@@ -12112,6 +12650,7 @@
     </w:tcPr>
     <w:tblStylePr w:type="firstRow">
       <w:rPr>
+        <w:rFonts w:eastAsia="黑体"/>
         <w:b/>
         <w:bCs/>
         <w:i w:val="0"/>
@@ -12133,6 +12672,7 @@
     </w:tblStylePr>
     <w:tblStylePr w:type="lastRow">
       <w:rPr>
+        <w:rFonts w:eastAsia="黑体"/>
         <w:b/>
         <w:bCs/>
         <w:i w:val="0"/>
@@ -12154,6 +12694,7 @@
     </w:tblStylePr>
     <w:tblStylePr w:type="firstCol">
       <w:rPr>
+        <w:rFonts w:eastAsia="黑体"/>
         <w:b/>
         <w:bCs/>
         <w:i w:val="0"/>
@@ -12173,6 +12714,7 @@
     </w:tblStylePr>
     <w:tblStylePr w:type="lastCol">
       <w:rPr>
+        <w:rFonts w:eastAsia="黑体"/>
         <w:b/>
         <w:bCs/>
         <w:i w:val="0"/>
@@ -12230,6 +12772,7 @@
       <w:spacing w:after="0" w:line="240" w:lineRule="auto"/>
     </w:pPr>
     <w:rPr>
+      <w:rFonts w:eastAsia="黑体"/>
       <w:color w:themeColor="background1" w:val="FFFFFF"/>
     </w:rPr>
     <w:tblPr>
@@ -12248,6 +12791,7 @@
     </w:tcPr>
     <w:tblStylePr w:type="firstRow">
       <w:rPr>
+        <w:rFonts w:eastAsia="黑体"/>
         <w:b/>
         <w:bCs/>
       </w:rPr>
@@ -12344,6 +12888,7 @@
       <w:spacing w:after="0" w:line="240" w:lineRule="auto"/>
     </w:pPr>
     <w:rPr>
+      <w:rFonts w:eastAsia="黑体"/>
       <w:color w:themeColor="background1" w:val="FFFFFF"/>
     </w:rPr>
     <w:tblPr>
@@ -12362,6 +12907,7 @@
     </w:tcPr>
     <w:tblStylePr w:type="firstRow">
       <w:rPr>
+        <w:rFonts w:eastAsia="黑体"/>
         <w:b/>
         <w:bCs/>
       </w:rPr>
@@ -12458,6 +13004,7 @@
       <w:spacing w:after="0" w:line="240" w:lineRule="auto"/>
     </w:pPr>
     <w:rPr>
+      <w:rFonts w:eastAsia="黑体"/>
       <w:color w:themeColor="background1" w:val="FFFFFF"/>
     </w:rPr>
     <w:tblPr>
@@ -12476,6 +13023,7 @@
     </w:tcPr>
     <w:tblStylePr w:type="firstRow">
       <w:rPr>
+        <w:rFonts w:eastAsia="黑体"/>
         <w:b/>
         <w:bCs/>
       </w:rPr>
@@ -12572,6 +13120,7 @@
       <w:spacing w:after="0" w:line="240" w:lineRule="auto"/>
     </w:pPr>
     <w:rPr>
+      <w:rFonts w:eastAsia="黑体"/>
       <w:color w:themeColor="background1" w:val="FFFFFF"/>
     </w:rPr>
     <w:tblPr>
@@ -12590,6 +13139,7 @@
     </w:tcPr>
     <w:tblStylePr w:type="firstRow">
       <w:rPr>
+        <w:rFonts w:eastAsia="黑体"/>
         <w:b/>
         <w:bCs/>
       </w:rPr>
@@ -12686,6 +13236,7 @@
       <w:spacing w:after="0" w:line="240" w:lineRule="auto"/>
     </w:pPr>
     <w:rPr>
+      <w:rFonts w:eastAsia="黑体"/>
       <w:color w:themeColor="background1" w:val="FFFFFF"/>
     </w:rPr>
     <w:tblPr>
@@ -12704,6 +13255,7 @@
     </w:tcPr>
     <w:tblStylePr w:type="firstRow">
       <w:rPr>
+        <w:rFonts w:eastAsia="黑体"/>
         <w:b/>
         <w:bCs/>
       </w:rPr>
@@ -12800,6 +13352,7 @@
       <w:spacing w:after="0" w:line="240" w:lineRule="auto"/>
     </w:pPr>
     <w:rPr>
+      <w:rFonts w:eastAsia="黑体"/>
       <w:color w:themeColor="background1" w:val="FFFFFF"/>
     </w:rPr>
     <w:tblPr>
@@ -12818,6 +13371,7 @@
     </w:tcPr>
     <w:tblStylePr w:type="firstRow">
       <w:rPr>
+        <w:rFonts w:eastAsia="黑体"/>
         <w:b/>
         <w:bCs/>
       </w:rPr>
@@ -12914,6 +13468,7 @@
       <w:spacing w:after="0" w:line="240" w:lineRule="auto"/>
     </w:pPr>
     <w:rPr>
+      <w:rFonts w:eastAsia="黑体"/>
       <w:color w:themeColor="background1" w:val="FFFFFF"/>
     </w:rPr>
     <w:tblPr>
@@ -12932,6 +13487,7 @@
     </w:tcPr>
     <w:tblStylePr w:type="firstRow">
       <w:rPr>
+        <w:rFonts w:eastAsia="黑体"/>
         <w:b/>
         <w:bCs/>
       </w:rPr>
@@ -13028,6 +13584,7 @@
       <w:spacing w:after="0" w:line="240" w:lineRule="auto"/>
     </w:pPr>
     <w:rPr>
+      <w:rFonts w:eastAsia="黑体"/>
       <w:color w:themeColor="text1" w:val="000000"/>
     </w:rPr>
     <w:tblPr>
@@ -13054,6 +13611,7 @@
     </w:tcPr>
     <w:tblStylePr w:type="firstRow">
       <w:rPr>
+        <w:rFonts w:eastAsia="黑体"/>
         <w:b/>
         <w:bCs/>
       </w:rPr>
@@ -13072,6 +13630,7 @@
     </w:tblStylePr>
     <w:tblStylePr w:type="lastRow">
       <w:rPr>
+        <w:rFonts w:eastAsia="黑体"/>
         <w:b/>
         <w:bCs/>
         <w:color w:themeColor="background1" w:val="FFFFFF"/>
@@ -13086,6 +13645,7 @@
     </w:tblStylePr>
     <w:tblStylePr w:type="firstCol">
       <w:rPr>
+        <w:rFonts w:eastAsia="黑体"/>
         <w:color w:themeColor="background1" w:val="FFFFFF"/>
       </w:rPr>
       <w:tblPr/>
@@ -13103,6 +13663,7 @@
     </w:tblStylePr>
     <w:tblStylePr w:type="lastCol">
       <w:rPr>
+        <w:rFonts w:eastAsia="黑体"/>
         <w:color w:themeColor="background1" w:val="FFFFFF"/>
       </w:rPr>
       <w:tblPr/>
@@ -13132,11 +13693,13 @@
     </w:tblStylePr>
     <w:tblStylePr w:type="neCell">
       <w:rPr>
+        <w:rFonts w:eastAsia="黑体"/>
         <w:color w:themeColor="text1" w:val="000000"/>
       </w:rPr>
     </w:tblStylePr>
     <w:tblStylePr w:type="nwCell">
       <w:rPr>
+        <w:rFonts w:eastAsia="黑体"/>
         <w:color w:themeColor="text1" w:val="000000"/>
       </w:rPr>
     </w:tblStylePr>
@@ -13150,6 +13713,7 @@
       <w:spacing w:after="0" w:line="240" w:lineRule="auto"/>
     </w:pPr>
     <w:rPr>
+      <w:rFonts w:eastAsia="黑体"/>
       <w:color w:themeColor="text1" w:val="000000"/>
     </w:rPr>
     <w:tblPr>
@@ -13176,6 +13740,7 @@
     </w:tcPr>
     <w:tblStylePr w:type="firstRow">
       <w:rPr>
+        <w:rFonts w:eastAsia="黑体"/>
         <w:b/>
         <w:bCs/>
       </w:rPr>
@@ -13194,6 +13759,7 @@
     </w:tblStylePr>
     <w:tblStylePr w:type="lastRow">
       <w:rPr>
+        <w:rFonts w:eastAsia="黑体"/>
         <w:b/>
         <w:bCs/>
         <w:color w:themeColor="background1" w:val="FFFFFF"/>
@@ -13208,6 +13774,7 @@
     </w:tblStylePr>
     <w:tblStylePr w:type="firstCol">
       <w:rPr>
+        <w:rFonts w:eastAsia="黑体"/>
         <w:color w:themeColor="background1" w:val="FFFFFF"/>
       </w:rPr>
       <w:tblPr/>
@@ -13225,6 +13792,7 @@
     </w:tblStylePr>
     <w:tblStylePr w:type="lastCol">
       <w:rPr>
+        <w:rFonts w:eastAsia="黑体"/>
         <w:color w:themeColor="background1" w:val="FFFFFF"/>
       </w:rPr>
       <w:tblPr/>
@@ -13254,11 +13822,13 @@
     </w:tblStylePr>
     <w:tblStylePr w:type="neCell">
       <w:rPr>
+        <w:rFonts w:eastAsia="黑体"/>
         <w:color w:themeColor="text1" w:val="000000"/>
       </w:rPr>
     </w:tblStylePr>
     <w:tblStylePr w:type="nwCell">
       <w:rPr>
+        <w:rFonts w:eastAsia="黑体"/>
         <w:color w:themeColor="text1" w:val="000000"/>
       </w:rPr>
     </w:tblStylePr>
@@ -13272,6 +13842,7 @@
       <w:spacing w:after="0" w:line="240" w:lineRule="auto"/>
     </w:pPr>
     <w:rPr>
+      <w:rFonts w:eastAsia="黑体"/>
       <w:color w:themeColor="text1" w:val="000000"/>
     </w:rPr>
     <w:tblPr>
@@ -13298,6 +13869,7 @@
     </w:tcPr>
     <w:tblStylePr w:type="firstRow">
       <w:rPr>
+        <w:rFonts w:eastAsia="黑体"/>
         <w:b/>
         <w:bCs/>
       </w:rPr>
@@ -13316,6 +13888,7 @@
     </w:tblStylePr>
     <w:tblStylePr w:type="lastRow">
       <w:rPr>
+        <w:rFonts w:eastAsia="黑体"/>
         <w:b/>
         <w:bCs/>
         <w:color w:themeColor="background1" w:val="FFFFFF"/>
@@ -13330,6 +13903,7 @@
     </w:tblStylePr>
     <w:tblStylePr w:type="firstCol">
       <w:rPr>
+        <w:rFonts w:eastAsia="黑体"/>
         <w:color w:themeColor="background1" w:val="FFFFFF"/>
       </w:rPr>
       <w:tblPr/>
@@ -13347,6 +13921,7 @@
     </w:tblStylePr>
     <w:tblStylePr w:type="lastCol">
       <w:rPr>
+        <w:rFonts w:eastAsia="黑体"/>
         <w:color w:themeColor="background1" w:val="FFFFFF"/>
       </w:rPr>
       <w:tblPr/>
@@ -13376,11 +13951,13 @@
     </w:tblStylePr>
     <w:tblStylePr w:type="neCell">
       <w:rPr>
+        <w:rFonts w:eastAsia="黑体"/>
         <w:color w:themeColor="text1" w:val="000000"/>
       </w:rPr>
     </w:tblStylePr>
     <w:tblStylePr w:type="nwCell">
       <w:rPr>
+        <w:rFonts w:eastAsia="黑体"/>
         <w:color w:themeColor="text1" w:val="000000"/>
       </w:rPr>
     </w:tblStylePr>
@@ -13394,6 +13971,7 @@
       <w:spacing w:after="0" w:line="240" w:lineRule="auto"/>
     </w:pPr>
     <w:rPr>
+      <w:rFonts w:eastAsia="黑体"/>
       <w:color w:themeColor="text1" w:val="000000"/>
     </w:rPr>
     <w:tblPr>
@@ -13420,6 +13998,7 @@
     </w:tcPr>
     <w:tblStylePr w:type="firstRow">
       <w:rPr>
+        <w:rFonts w:eastAsia="黑体"/>
         <w:b/>
         <w:bCs/>
       </w:rPr>
@@ -13438,6 +14017,7 @@
     </w:tblStylePr>
     <w:tblStylePr w:type="lastRow">
       <w:rPr>
+        <w:rFonts w:eastAsia="黑体"/>
         <w:b/>
         <w:bCs/>
         <w:color w:themeColor="background1" w:val="FFFFFF"/>
@@ -13452,6 +14032,7 @@
     </w:tblStylePr>
     <w:tblStylePr w:type="firstCol">
       <w:rPr>
+        <w:rFonts w:eastAsia="黑体"/>
         <w:color w:themeColor="background1" w:val="FFFFFF"/>
       </w:rPr>
       <w:tblPr/>
@@ -13469,6 +14050,7 @@
     </w:tblStylePr>
     <w:tblStylePr w:type="lastCol">
       <w:rPr>
+        <w:rFonts w:eastAsia="黑体"/>
         <w:color w:themeColor="background1" w:val="FFFFFF"/>
       </w:rPr>
       <w:tblPr/>
@@ -13506,6 +14088,7 @@
       <w:spacing w:after="0" w:line="240" w:lineRule="auto"/>
     </w:pPr>
     <w:rPr>
+      <w:rFonts w:eastAsia="黑体"/>
       <w:color w:themeColor="text1" w:val="000000"/>
     </w:rPr>
     <w:tblPr>
@@ -13532,6 +14115,7 @@
     </w:tcPr>
     <w:tblStylePr w:type="firstRow">
       <w:rPr>
+        <w:rFonts w:eastAsia="黑体"/>
         <w:b/>
         <w:bCs/>
       </w:rPr>
@@ -13550,6 +14134,7 @@
     </w:tblStylePr>
     <w:tblStylePr w:type="lastRow">
       <w:rPr>
+        <w:rFonts w:eastAsia="黑体"/>
         <w:b/>
         <w:bCs/>
         <w:color w:themeColor="background1" w:val="FFFFFF"/>
@@ -13564,6 +14149,7 @@
     </w:tblStylePr>
     <w:tblStylePr w:type="firstCol">
       <w:rPr>
+        <w:rFonts w:eastAsia="黑体"/>
         <w:color w:themeColor="background1" w:val="FFFFFF"/>
       </w:rPr>
       <w:tblPr/>
@@ -13581,6 +14167,7 @@
     </w:tblStylePr>
     <w:tblStylePr w:type="lastCol">
       <w:rPr>
+        <w:rFonts w:eastAsia="黑体"/>
         <w:color w:themeColor="background1" w:val="FFFFFF"/>
       </w:rPr>
       <w:tblPr/>
@@ -13610,11 +14197,13 @@
     </w:tblStylePr>
     <w:tblStylePr w:type="neCell">
       <w:rPr>
+        <w:rFonts w:eastAsia="黑体"/>
         <w:color w:themeColor="text1" w:val="000000"/>
       </w:rPr>
     </w:tblStylePr>
     <w:tblStylePr w:type="nwCell">
       <w:rPr>
+        <w:rFonts w:eastAsia="黑体"/>
         <w:color w:themeColor="text1" w:val="000000"/>
       </w:rPr>
     </w:tblStylePr>
@@ -13628,6 +14217,7 @@
       <w:spacing w:after="0" w:line="240" w:lineRule="auto"/>
     </w:pPr>
     <w:rPr>
+      <w:rFonts w:eastAsia="黑体"/>
       <w:color w:themeColor="text1" w:val="000000"/>
     </w:rPr>
     <w:tblPr>
@@ -13654,6 +14244,7 @@
     </w:tcPr>
     <w:tblStylePr w:type="firstRow">
       <w:rPr>
+        <w:rFonts w:eastAsia="黑体"/>
         <w:b/>
         <w:bCs/>
       </w:rPr>
@@ -13672,6 +14263,7 @@
     </w:tblStylePr>
     <w:tblStylePr w:type="lastRow">
       <w:rPr>
+        <w:rFonts w:eastAsia="黑体"/>
         <w:b/>
         <w:bCs/>
         <w:color w:themeColor="background1" w:val="FFFFFF"/>
@@ -13686,6 +14278,7 @@
     </w:tblStylePr>
     <w:tblStylePr w:type="firstCol">
       <w:rPr>
+        <w:rFonts w:eastAsia="黑体"/>
         <w:color w:themeColor="background1" w:val="FFFFFF"/>
       </w:rPr>
       <w:tblPr/>
@@ -13703,6 +14296,7 @@
     </w:tblStylePr>
     <w:tblStylePr w:type="lastCol">
       <w:rPr>
+        <w:rFonts w:eastAsia="黑体"/>
         <w:color w:themeColor="background1" w:val="FFFFFF"/>
       </w:rPr>
       <w:tblPr/>
@@ -13732,11 +14326,13 @@
     </w:tblStylePr>
     <w:tblStylePr w:type="neCell">
       <w:rPr>
+        <w:rFonts w:eastAsia="黑体"/>
         <w:color w:themeColor="text1" w:val="000000"/>
       </w:rPr>
     </w:tblStylePr>
     <w:tblStylePr w:type="nwCell">
       <w:rPr>
+        <w:rFonts w:eastAsia="黑体"/>
         <w:color w:themeColor="text1" w:val="000000"/>
       </w:rPr>
     </w:tblStylePr>
@@ -13750,6 +14346,7 @@
       <w:spacing w:after="0" w:line="240" w:lineRule="auto"/>
     </w:pPr>
     <w:rPr>
+      <w:rFonts w:eastAsia="黑体"/>
       <w:color w:themeColor="text1" w:val="000000"/>
     </w:rPr>
     <w:tblPr>
@@ -13776,6 +14373,7 @@
     </w:tcPr>
     <w:tblStylePr w:type="firstRow">
       <w:rPr>
+        <w:rFonts w:eastAsia="黑体"/>
         <w:b/>
         <w:bCs/>
       </w:rPr>
@@ -13794,6 +14392,7 @@
     </w:tblStylePr>
     <w:tblStylePr w:type="lastRow">
       <w:rPr>
+        <w:rFonts w:eastAsia="黑体"/>
         <w:b/>
         <w:bCs/>
         <w:color w:themeColor="background1" w:val="FFFFFF"/>
@@ -13808,6 +14407,7 @@
     </w:tblStylePr>
     <w:tblStylePr w:type="firstCol">
       <w:rPr>
+        <w:rFonts w:eastAsia="黑体"/>
         <w:color w:themeColor="background1" w:val="FFFFFF"/>
       </w:rPr>
       <w:tblPr/>
@@ -13825,6 +14425,7 @@
     </w:tblStylePr>
     <w:tblStylePr w:type="lastCol">
       <w:rPr>
+        <w:rFonts w:eastAsia="黑体"/>
         <w:color w:themeColor="background1" w:val="FFFFFF"/>
       </w:rPr>
       <w:tblPr/>
@@ -13854,11 +14455,13 @@
     </w:tblStylePr>
     <w:tblStylePr w:type="neCell">
       <w:rPr>
+        <w:rFonts w:eastAsia="黑体"/>
         <w:color w:themeColor="text1" w:val="000000"/>
       </w:rPr>
     </w:tblStylePr>
     <w:tblStylePr w:type="nwCell">
       <w:rPr>
+        <w:rFonts w:eastAsia="黑体"/>
         <w:color w:themeColor="text1" w:val="000000"/>
       </w:rPr>
     </w:tblStylePr>
@@ -13872,6 +14475,7 @@
       <w:spacing w:after="0" w:line="240" w:lineRule="auto"/>
     </w:pPr>
     <w:rPr>
+      <w:rFonts w:eastAsia="黑体"/>
       <w:color w:themeColor="text1" w:val="000000"/>
     </w:rPr>
     <w:tblPr>
@@ -13890,6 +14494,7 @@
     </w:tcPr>
     <w:tblStylePr w:type="firstRow">
       <w:rPr>
+        <w:rFonts w:eastAsia="黑体"/>
         <w:b/>
         <w:bCs/>
         <w:color w:themeColor="background1" w:val="FFFFFF"/>
@@ -13904,6 +14509,7 @@
     </w:tblStylePr>
     <w:tblStylePr w:type="lastRow">
       <w:rPr>
+        <w:rFonts w:eastAsia="黑体"/>
         <w:b/>
         <w:bCs/>
         <w:color w:themeColor="accent2" w:themeShade="CC" w:val="9E3A38"/>
@@ -13918,12 +14524,14 @@
     </w:tblStylePr>
     <w:tblStylePr w:type="firstCol">
       <w:rPr>
+        <w:rFonts w:eastAsia="黑体"/>
         <w:b/>
         <w:bCs/>
       </w:rPr>
     </w:tblStylePr>
     <w:tblStylePr w:type="lastCol">
       <w:rPr>
+        <w:rFonts w:eastAsia="黑体"/>
         <w:b/>
         <w:bCs/>
       </w:rPr>
@@ -13958,6 +14566,7 @@
       <w:spacing w:after="0" w:line="240" w:lineRule="auto"/>
     </w:pPr>
     <w:rPr>
+      <w:rFonts w:eastAsia="黑体"/>
       <w:color w:themeColor="text1" w:val="000000"/>
     </w:rPr>
     <w:tblPr>
@@ -13976,6 +14585,7 @@
     </w:tcPr>
     <w:tblStylePr w:type="firstRow">
       <w:rPr>
+        <w:rFonts w:eastAsia="黑体"/>
         <w:b/>
         <w:bCs/>
         <w:color w:themeColor="background1" w:val="FFFFFF"/>
@@ -13990,6 +14600,7 @@
     </w:tblStylePr>
     <w:tblStylePr w:type="lastRow">
       <w:rPr>
+        <w:rFonts w:eastAsia="黑体"/>
         <w:b/>
         <w:bCs/>
         <w:color w:themeColor="accent2" w:themeShade="CC" w:val="9E3A38"/>
@@ -14004,12 +14615,14 @@
     </w:tblStylePr>
     <w:tblStylePr w:type="firstCol">
       <w:rPr>
+        <w:rFonts w:eastAsia="黑体"/>
         <w:b/>
         <w:bCs/>
       </w:rPr>
     </w:tblStylePr>
     <w:tblStylePr w:type="lastCol">
       <w:rPr>
+        <w:rFonts w:eastAsia="黑体"/>
         <w:b/>
         <w:bCs/>
       </w:rPr>
@@ -14044,6 +14657,7 @@
       <w:spacing w:after="0" w:line="240" w:lineRule="auto"/>
     </w:pPr>
     <w:rPr>
+      <w:rFonts w:eastAsia="黑体"/>
       <w:color w:themeColor="text1" w:val="000000"/>
     </w:rPr>
     <w:tblPr>
@@ -14062,6 +14676,7 @@
     </w:tcPr>
     <w:tblStylePr w:type="firstRow">
       <w:rPr>
+        <w:rFonts w:eastAsia="黑体"/>
         <w:b/>
         <w:bCs/>
         <w:color w:themeColor="background1" w:val="FFFFFF"/>
@@ -14076,6 +14691,7 @@
     </w:tblStylePr>
     <w:tblStylePr w:type="lastRow">
       <w:rPr>
+        <w:rFonts w:eastAsia="黑体"/>
         <w:b/>
         <w:bCs/>
         <w:color w:themeColor="accent2" w:themeShade="CC" w:val="9E3A38"/>
@@ -14090,12 +14706,14 @@
     </w:tblStylePr>
     <w:tblStylePr w:type="firstCol">
       <w:rPr>
+        <w:rFonts w:eastAsia="黑体"/>
         <w:b/>
         <w:bCs/>
       </w:rPr>
     </w:tblStylePr>
     <w:tblStylePr w:type="lastCol">
       <w:rPr>
+        <w:rFonts w:eastAsia="黑体"/>
         <w:b/>
         <w:bCs/>
       </w:rPr>
@@ -14130,6 +14748,7 @@
       <w:spacing w:after="0" w:line="240" w:lineRule="auto"/>
     </w:pPr>
     <w:rPr>
+      <w:rFonts w:eastAsia="黑体"/>
       <w:color w:themeColor="text1" w:val="000000"/>
     </w:rPr>
     <w:tblPr>
@@ -14148,6 +14767,7 @@
     </w:tcPr>
     <w:tblStylePr w:type="firstRow">
       <w:rPr>
+        <w:rFonts w:eastAsia="黑体"/>
         <w:b/>
         <w:bCs/>
         <w:color w:themeColor="background1" w:val="FFFFFF"/>
@@ -14162,6 +14782,7 @@
     </w:tblStylePr>
     <w:tblStylePr w:type="lastRow">
       <w:rPr>
+        <w:rFonts w:eastAsia="黑体"/>
         <w:b/>
         <w:bCs/>
         <w:color w:themeColor="accent4" w:themeShade="CC" w:val="664E82"/>
@@ -14176,12 +14797,14 @@
     </w:tblStylePr>
     <w:tblStylePr w:type="firstCol">
       <w:rPr>
+        <w:rFonts w:eastAsia="黑体"/>
         <w:b/>
         <w:bCs/>
       </w:rPr>
     </w:tblStylePr>
     <w:tblStylePr w:type="lastCol">
       <w:rPr>
+        <w:rFonts w:eastAsia="黑体"/>
         <w:b/>
         <w:bCs/>
       </w:rPr>
@@ -14216,6 +14839,7 @@
       <w:spacing w:after="0" w:line="240" w:lineRule="auto"/>
     </w:pPr>
     <w:rPr>
+      <w:rFonts w:eastAsia="黑体"/>
       <w:color w:themeColor="text1" w:val="000000"/>
     </w:rPr>
     <w:tblPr>
@@ -14234,6 +14858,7 @@
     </w:tcPr>
     <w:tblStylePr w:type="firstRow">
       <w:rPr>
+        <w:rFonts w:eastAsia="黑体"/>
         <w:b/>
         <w:bCs/>
         <w:color w:themeColor="background1" w:val="FFFFFF"/>
@@ -14248,6 +14873,7 @@
     </w:tblStylePr>
     <w:tblStylePr w:type="lastRow">
       <w:rPr>
+        <w:rFonts w:eastAsia="黑体"/>
         <w:b/>
         <w:bCs/>
         <w:color w:themeColor="accent3" w:themeShade="CC" w:val="7E9C40"/>
@@ -14262,12 +14888,14 @@
     </w:tblStylePr>
     <w:tblStylePr w:type="firstCol">
       <w:rPr>
+        <w:rFonts w:eastAsia="黑体"/>
         <w:b/>
         <w:bCs/>
       </w:rPr>
     </w:tblStylePr>
     <w:tblStylePr w:type="lastCol">
       <w:rPr>
+        <w:rFonts w:eastAsia="黑体"/>
         <w:b/>
         <w:bCs/>
       </w:rPr>
@@ -14302,6 +14930,7 @@
       <w:spacing w:after="0" w:line="240" w:lineRule="auto"/>
     </w:pPr>
     <w:rPr>
+      <w:rFonts w:eastAsia="黑体"/>
       <w:color w:themeColor="text1" w:val="000000"/>
     </w:rPr>
     <w:tblPr>
@@ -14320,6 +14949,7 @@
     </w:tcPr>
     <w:tblStylePr w:type="firstRow">
       <w:rPr>
+        <w:rFonts w:eastAsia="黑体"/>
         <w:b/>
         <w:bCs/>
         <w:color w:themeColor="background1" w:val="FFFFFF"/>
@@ -14334,6 +14964,7 @@
     </w:tblStylePr>
     <w:tblStylePr w:type="lastRow">
       <w:rPr>
+        <w:rFonts w:eastAsia="黑体"/>
         <w:b/>
         <w:bCs/>
         <w:color w:themeColor="accent6" w:themeShade="CC" w:val="F2730A"/>
@@ -14348,12 +14979,14 @@
     </w:tblStylePr>
     <w:tblStylePr w:type="firstCol">
       <w:rPr>
+        <w:rFonts w:eastAsia="黑体"/>
         <w:b/>
         <w:bCs/>
       </w:rPr>
     </w:tblStylePr>
     <w:tblStylePr w:type="lastCol">
       <w:rPr>
+        <w:rFonts w:eastAsia="黑体"/>
         <w:b/>
         <w:bCs/>
       </w:rPr>
@@ -14388,6 +15021,7 @@
       <w:spacing w:after="0" w:line="240" w:lineRule="auto"/>
     </w:pPr>
     <w:rPr>
+      <w:rFonts w:eastAsia="黑体"/>
       <w:color w:themeColor="text1" w:val="000000"/>
     </w:rPr>
     <w:tblPr>
@@ -14406,6 +15040,7 @@
     </w:tcPr>
     <w:tblStylePr w:type="firstRow">
       <w:rPr>
+        <w:rFonts w:eastAsia="黑体"/>
         <w:b/>
         <w:bCs/>
         <w:color w:themeColor="background1" w:val="FFFFFF"/>
@@ -14420,6 +15055,7 @@
     </w:tblStylePr>
     <w:tblStylePr w:type="lastRow">
       <w:rPr>
+        <w:rFonts w:eastAsia="黑体"/>
         <w:b/>
         <w:bCs/>
         <w:color w:themeColor="accent5" w:themeShade="CC" w:val="348DA5"/>
@@ -14434,12 +15070,14 @@
     </w:tblStylePr>
     <w:tblStylePr w:type="firstCol">
       <w:rPr>
+        <w:rFonts w:eastAsia="黑体"/>
         <w:b/>
         <w:bCs/>
       </w:rPr>
     </w:tblStylePr>
     <w:tblStylePr w:type="lastCol">
       <w:rPr>
+        <w:rFonts w:eastAsia="黑体"/>
         <w:b/>
         <w:bCs/>
       </w:rPr>
@@ -14474,6 +15112,7 @@
       <w:spacing w:after="0" w:line="240" w:lineRule="auto"/>
     </w:pPr>
     <w:rPr>
+      <w:rFonts w:eastAsia="黑体"/>
       <w:color w:themeColor="text1" w:val="000000"/>
     </w:rPr>
     <w:tblPr>
@@ -14495,6 +15134,7 @@
     </w:tcPr>
     <w:tblStylePr w:type="firstRow">
       <w:rPr>
+        <w:rFonts w:eastAsia="黑体"/>
         <w:b/>
         <w:bCs/>
       </w:rPr>
@@ -14505,6 +15145,7 @@
     </w:tblStylePr>
     <w:tblStylePr w:type="lastRow">
       <w:rPr>
+        <w:rFonts w:eastAsia="黑体"/>
         <w:b/>
         <w:bCs/>
         <w:color w:themeColor="text1" w:val="000000"/>
@@ -14516,6 +15157,7 @@
     </w:tblStylePr>
     <w:tblStylePr w:type="firstCol">
       <w:rPr>
+        <w:rFonts w:eastAsia="黑体"/>
         <w:color w:themeColor="background1" w:val="FFFFFF"/>
       </w:rPr>
       <w:tblPr/>
@@ -14525,6 +15167,7 @@
     </w:tblStylePr>
     <w:tblStylePr w:type="lastCol">
       <w:rPr>
+        <w:rFonts w:eastAsia="黑体"/>
         <w:color w:themeColor="background1" w:val="FFFFFF"/>
       </w:rPr>
       <w:tblPr/>
@@ -14554,6 +15197,7 @@
       <w:spacing w:after="0" w:line="240" w:lineRule="auto"/>
     </w:pPr>
     <w:rPr>
+      <w:rFonts w:eastAsia="黑体"/>
       <w:color w:themeColor="text1" w:val="000000"/>
     </w:rPr>
     <w:tblPr>
@@ -14575,6 +15219,7 @@
     </w:tcPr>
     <w:tblStylePr w:type="firstRow">
       <w:rPr>
+        <w:rFonts w:eastAsia="黑体"/>
         <w:b/>
         <w:bCs/>
       </w:rPr>
@@ -14585,6 +15230,7 @@
     </w:tblStylePr>
     <w:tblStylePr w:type="lastRow">
       <w:rPr>
+        <w:rFonts w:eastAsia="黑体"/>
         <w:b/>
         <w:bCs/>
         <w:color w:themeColor="text1" w:val="000000"/>
@@ -14596,6 +15242,7 @@
     </w:tblStylePr>
     <w:tblStylePr w:type="firstCol">
       <w:rPr>
+        <w:rFonts w:eastAsia="黑体"/>
         <w:color w:themeColor="background1" w:val="FFFFFF"/>
       </w:rPr>
       <w:tblPr/>
@@ -14605,6 +15252,7 @@
     </w:tblStylePr>
     <w:tblStylePr w:type="lastCol">
       <w:rPr>
+        <w:rFonts w:eastAsia="黑体"/>
         <w:color w:themeColor="background1" w:val="FFFFFF"/>
       </w:rPr>
       <w:tblPr/>
@@ -14634,6 +15282,7 @@
       <w:spacing w:after="0" w:line="240" w:lineRule="auto"/>
     </w:pPr>
     <w:rPr>
+      <w:rFonts w:eastAsia="黑体"/>
       <w:color w:themeColor="text1" w:val="000000"/>
     </w:rPr>
     <w:tblPr>
@@ -14655,6 +15304,7 @@
     </w:tcPr>
     <w:tblStylePr w:type="firstRow">
       <w:rPr>
+        <w:rFonts w:eastAsia="黑体"/>
         <w:b/>
         <w:bCs/>
       </w:rPr>
@@ -14665,6 +15315,7 @@
     </w:tblStylePr>
     <w:tblStylePr w:type="lastRow">
       <w:rPr>
+        <w:rFonts w:eastAsia="黑体"/>
         <w:b/>
         <w:bCs/>
         <w:color w:themeColor="text1" w:val="000000"/>
@@ -14676,6 +15327,7 @@
     </w:tblStylePr>
     <w:tblStylePr w:type="firstCol">
       <w:rPr>
+        <w:rFonts w:eastAsia="黑体"/>
         <w:color w:themeColor="background1" w:val="FFFFFF"/>
       </w:rPr>
       <w:tblPr/>
@@ -14685,6 +15337,7 @@
     </w:tblStylePr>
     <w:tblStylePr w:type="lastCol">
       <w:rPr>
+        <w:rFonts w:eastAsia="黑体"/>
         <w:color w:themeColor="background1" w:val="FFFFFF"/>
       </w:rPr>
       <w:tblPr/>
@@ -14714,6 +15367,7 @@
       <w:spacing w:after="0" w:line="240" w:lineRule="auto"/>
     </w:pPr>
     <w:rPr>
+      <w:rFonts w:eastAsia="黑体"/>
       <w:color w:themeColor="text1" w:val="000000"/>
     </w:rPr>
     <w:tblPr>
@@ -14735,6 +15389,7 @@
     </w:tcPr>
     <w:tblStylePr w:type="firstRow">
       <w:rPr>
+        <w:rFonts w:eastAsia="黑体"/>
         <w:b/>
         <w:bCs/>
       </w:rPr>
@@ -14745,6 +15400,7 @@
     </w:tblStylePr>
     <w:tblStylePr w:type="lastRow">
       <w:rPr>
+        <w:rFonts w:eastAsia="黑体"/>
         <w:b/>
         <w:bCs/>
         <w:color w:themeColor="text1" w:val="000000"/>
@@ -14756,6 +15412,7 @@
     </w:tblStylePr>
     <w:tblStylePr w:type="firstCol">
       <w:rPr>
+        <w:rFonts w:eastAsia="黑体"/>
         <w:color w:themeColor="background1" w:val="FFFFFF"/>
       </w:rPr>
       <w:tblPr/>
@@ -14765,6 +15422,7 @@
     </w:tblStylePr>
     <w:tblStylePr w:type="lastCol">
       <w:rPr>
+        <w:rFonts w:eastAsia="黑体"/>
         <w:color w:themeColor="background1" w:val="FFFFFF"/>
       </w:rPr>
       <w:tblPr/>
@@ -14794,6 +15452,7 @@
       <w:spacing w:after="0" w:line="240" w:lineRule="auto"/>
     </w:pPr>
     <w:rPr>
+      <w:rFonts w:eastAsia="黑体"/>
       <w:color w:themeColor="text1" w:val="000000"/>
     </w:rPr>
     <w:tblPr>
@@ -14815,6 +15474,7 @@
     </w:tcPr>
     <w:tblStylePr w:type="firstRow">
       <w:rPr>
+        <w:rFonts w:eastAsia="黑体"/>
         <w:b/>
         <w:bCs/>
       </w:rPr>
@@ -14825,6 +15485,7 @@
     </w:tblStylePr>
     <w:tblStylePr w:type="lastRow">
       <w:rPr>
+        <w:rFonts w:eastAsia="黑体"/>
         <w:b/>
         <w:bCs/>
         <w:color w:themeColor="text1" w:val="000000"/>
@@ -14836,6 +15497,7 @@
     </w:tblStylePr>
     <w:tblStylePr w:type="firstCol">
       <w:rPr>
+        <w:rFonts w:eastAsia="黑体"/>
         <w:color w:themeColor="background1" w:val="FFFFFF"/>
       </w:rPr>
       <w:tblPr/>
@@ -14845,6 +15507,7 @@
     </w:tblStylePr>
     <w:tblStylePr w:type="lastCol">
       <w:rPr>
+        <w:rFonts w:eastAsia="黑体"/>
         <w:color w:themeColor="background1" w:val="FFFFFF"/>
       </w:rPr>
       <w:tblPr/>
@@ -14874,6 +15537,7 @@
       <w:spacing w:after="0" w:line="240" w:lineRule="auto"/>
     </w:pPr>
     <w:rPr>
+      <w:rFonts w:eastAsia="黑体"/>
       <w:color w:themeColor="text1" w:val="000000"/>
     </w:rPr>
     <w:tblPr>
@@ -14895,6 +15559,7 @@
     </w:tcPr>
     <w:tblStylePr w:type="firstRow">
       <w:rPr>
+        <w:rFonts w:eastAsia="黑体"/>
         <w:b/>
         <w:bCs/>
       </w:rPr>
@@ -14905,6 +15570,7 @@
     </w:tblStylePr>
     <w:tblStylePr w:type="lastRow">
       <w:rPr>
+        <w:rFonts w:eastAsia="黑体"/>
         <w:b/>
         <w:bCs/>
         <w:color w:themeColor="text1" w:val="000000"/>
@@ -14916,6 +15582,7 @@
     </w:tblStylePr>
     <w:tblStylePr w:type="firstCol">
       <w:rPr>
+        <w:rFonts w:eastAsia="黑体"/>
         <w:color w:themeColor="background1" w:val="FFFFFF"/>
       </w:rPr>
       <w:tblPr/>
@@ -14925,6 +15592,7 @@
     </w:tblStylePr>
     <w:tblStylePr w:type="lastCol">
       <w:rPr>
+        <w:rFonts w:eastAsia="黑体"/>
         <w:color w:themeColor="background1" w:val="FFFFFF"/>
       </w:rPr>
       <w:tblPr/>
@@ -14954,6 +15622,7 @@
       <w:spacing w:after="0" w:line="240" w:lineRule="auto"/>
     </w:pPr>
     <w:rPr>
+      <w:rFonts w:eastAsia="黑体"/>
       <w:color w:themeColor="text1" w:val="000000"/>
     </w:rPr>
     <w:tblPr>
@@ -14975,6 +15644,7 @@
     </w:tcPr>
     <w:tblStylePr w:type="firstRow">
       <w:rPr>
+        <w:rFonts w:eastAsia="黑体"/>
         <w:b/>
         <w:bCs/>
       </w:rPr>
@@ -14985,6 +15655,7 @@
     </w:tblStylePr>
     <w:tblStylePr w:type="lastRow">
       <w:rPr>
+        <w:rFonts w:eastAsia="黑体"/>
         <w:b/>
         <w:bCs/>
         <w:color w:themeColor="text1" w:val="000000"/>
@@ -14996,6 +15667,7 @@
     </w:tblStylePr>
     <w:tblStylePr w:type="firstCol">
       <w:rPr>
+        <w:rFonts w:eastAsia="黑体"/>
         <w:color w:themeColor="background1" w:val="FFFFFF"/>
       </w:rPr>
       <w:tblPr/>
@@ -15005,6 +15677,7 @@
     </w:tblStylePr>
     <w:tblStylePr w:type="lastCol">
       <w:rPr>
+        <w:rFonts w:eastAsia="黑体"/>
         <w:color w:themeColor="background1" w:val="FFFFFF"/>
       </w:rPr>
       <w:tblPr/>
@@ -15037,6 +15710,7 @@
     <w:name w:val="KeywordTok"/>
     <w:basedOn w:val="VerbatimChar"/>
     <w:rPr>
+      <w:rFonts w:eastAsia="黑体"/>
       <w:b/>
       <w:color w:val="007020"/>
     </w:rPr>
@@ -15045,6 +15719,7 @@
     <w:name w:val="DataTypeTok"/>
     <w:basedOn w:val="VerbatimChar"/>
     <w:rPr>
+      <w:rFonts w:eastAsia="黑体"/>
       <w:color w:val="902000"/>
     </w:rPr>
   </w:style>
@@ -15052,6 +15727,7 @@
     <w:name w:val="DecValTok"/>
     <w:basedOn w:val="VerbatimChar"/>
     <w:rPr>
+      <w:rFonts w:eastAsia="黑体"/>
       <w:color w:val="40a070"/>
     </w:rPr>
   </w:style>
@@ -15059,6 +15735,7 @@
     <w:name w:val="BaseNTok"/>
     <w:basedOn w:val="VerbatimChar"/>
     <w:rPr>
+      <w:rFonts w:eastAsia="黑体"/>
       <w:color w:val="40a070"/>
     </w:rPr>
   </w:style>
@@ -15066,6 +15743,7 @@
     <w:name w:val="FloatTok"/>
     <w:basedOn w:val="VerbatimChar"/>
     <w:rPr>
+      <w:rFonts w:eastAsia="黑体"/>
       <w:color w:val="40a070"/>
     </w:rPr>
   </w:style>
@@ -15073,6 +15751,7 @@
     <w:name w:val="ConstantTok"/>
     <w:basedOn w:val="VerbatimChar"/>
     <w:rPr>
+      <w:rFonts w:eastAsia="黑体"/>
       <w:color w:val="880000"/>
     </w:rPr>
   </w:style>
@@ -15080,6 +15759,7 @@
     <w:name w:val="CharTok"/>
     <w:basedOn w:val="VerbatimChar"/>
     <w:rPr>
+      <w:rFonts w:eastAsia="黑体"/>
       <w:color w:val="4070a0"/>
     </w:rPr>
   </w:style>
@@ -15087,6 +15767,7 @@
     <w:name w:val="SpecialCharTok"/>
     <w:basedOn w:val="VerbatimChar"/>
     <w:rPr>
+      <w:rFonts w:eastAsia="黑体"/>
       <w:color w:val="4070a0"/>
     </w:rPr>
   </w:style>
@@ -15094,6 +15775,7 @@
     <w:name w:val="StringTok"/>
     <w:basedOn w:val="VerbatimChar"/>
     <w:rPr>
+      <w:rFonts w:eastAsia="黑体"/>
       <w:color w:val="4070a0"/>
     </w:rPr>
   </w:style>
@@ -15101,6 +15783,7 @@
     <w:name w:val="VerbatimStringTok"/>
     <w:basedOn w:val="VerbatimChar"/>
     <w:rPr>
+      <w:rFonts w:eastAsia="黑体"/>
       <w:color w:val="4070a0"/>
     </w:rPr>
   </w:style>
@@ -15108,6 +15791,7 @@
     <w:name w:val="SpecialStringTok"/>
     <w:basedOn w:val="VerbatimChar"/>
     <w:rPr>
+      <w:rFonts w:eastAsia="黑体"/>
       <w:color w:val="bb6688"/>
     </w:rPr>
   </w:style>
@@ -15115,6 +15799,7 @@
     <w:name w:val="ImportTok"/>
     <w:basedOn w:val="VerbatimChar"/>
     <w:rPr>
+      <w:rFonts w:eastAsia="黑体"/>
       <w:b/>
       <w:color w:val="008000"/>
     </w:rPr>
@@ -15123,6 +15808,7 @@
     <w:name w:val="CommentTok"/>
     <w:basedOn w:val="VerbatimChar"/>
     <w:rPr>
+      <w:rFonts w:eastAsia="黑体"/>
       <w:i/>
       <w:color w:val="60a0b0"/>
     </w:rPr>
@@ -15131,6 +15817,7 @@
     <w:name w:val="DocumentationTok"/>
     <w:basedOn w:val="VerbatimChar"/>
     <w:rPr>
+      <w:rFonts w:eastAsia="黑体"/>
       <w:i/>
       <w:color w:val="ba2121"/>
     </w:rPr>
@@ -15139,6 +15826,7 @@
     <w:name w:val="AnnotationTok"/>
     <w:basedOn w:val="VerbatimChar"/>
     <w:rPr>
+      <w:rFonts w:eastAsia="黑体"/>
       <w:b/>
       <w:i/>
       <w:color w:val="60a0b0"/>
@@ -15148,6 +15836,7 @@
     <w:name w:val="CommentVarTok"/>
     <w:basedOn w:val="VerbatimChar"/>
     <w:rPr>
+      <w:rFonts w:eastAsia="黑体"/>
       <w:b/>
       <w:i/>
       <w:color w:val="60a0b0"/>
@@ -15157,6 +15846,7 @@
     <w:name w:val="OtherTok"/>
     <w:basedOn w:val="VerbatimChar"/>
     <w:rPr>
+      <w:rFonts w:eastAsia="黑体"/>
       <w:color w:val="007020"/>
     </w:rPr>
   </w:style>
@@ -15164,6 +15854,7 @@
     <w:name w:val="FunctionTok"/>
     <w:basedOn w:val="VerbatimChar"/>
     <w:rPr>
+      <w:rFonts w:eastAsia="黑体"/>
       <w:color w:val="06287e"/>
     </w:rPr>
   </w:style>
@@ -15171,6 +15862,7 @@
     <w:name w:val="VariableTok"/>
     <w:basedOn w:val="VerbatimChar"/>
     <w:rPr>
+      <w:rFonts w:eastAsia="黑体"/>
       <w:color w:val="19177c"/>
     </w:rPr>
   </w:style>
@@ -15178,6 +15870,7 @@
     <w:name w:val="ControlFlowTok"/>
     <w:basedOn w:val="VerbatimChar"/>
     <w:rPr>
+      <w:rFonts w:eastAsia="黑体"/>
       <w:b/>
       <w:color w:val="007020"/>
     </w:rPr>
@@ -15186,6 +15879,7 @@
     <w:name w:val="OperatorTok"/>
     <w:basedOn w:val="VerbatimChar"/>
     <w:rPr>
+      <w:rFonts w:eastAsia="黑体"/>
       <w:color w:val="666666"/>
     </w:rPr>
   </w:style>
@@ -15193,18 +15887,22 @@
     <w:name w:val="BuiltInTok"/>
     <w:basedOn w:val="VerbatimChar"/>
     <w:rPr>
+      <w:rFonts w:eastAsia="黑体"/>
       <w:color w:val="008000"/>
     </w:rPr>
   </w:style>
   <w:style w:type="character" w:customStyle="1" w:styleId="ExtensionTok">
     <w:name w:val="ExtensionTok"/>
     <w:basedOn w:val="VerbatimChar"/>
-    <w:rPr/>
+    <w:rPr>
+      <w:rFonts w:eastAsia="黑体"/>
+    </w:rPr>
   </w:style>
   <w:style w:type="character" w:customStyle="1" w:styleId="PreprocessorTok">
     <w:name w:val="PreprocessorTok"/>
     <w:basedOn w:val="VerbatimChar"/>
     <w:rPr>
+      <w:rFonts w:eastAsia="黑体"/>
       <w:color w:val="bc7a00"/>
     </w:rPr>
   </w:style>
@@ -15212,18 +15910,22 @@
     <w:name w:val="AttributeTok"/>
     <w:basedOn w:val="VerbatimChar"/>
     <w:rPr>
+      <w:rFonts w:eastAsia="黑体"/>
       <w:color w:val="7d9029"/>
     </w:rPr>
   </w:style>
   <w:style w:type="character" w:customStyle="1" w:styleId="RegionMarkerTok">
     <w:name w:val="RegionMarkerTok"/>
     <w:basedOn w:val="VerbatimChar"/>
-    <w:rPr/>
+    <w:rPr>
+      <w:rFonts w:eastAsia="黑体"/>
+    </w:rPr>
   </w:style>
   <w:style w:type="character" w:customStyle="1" w:styleId="InformationTok">
     <w:name w:val="InformationTok"/>
     <w:basedOn w:val="VerbatimChar"/>
     <w:rPr>
+      <w:rFonts w:eastAsia="黑体"/>
       <w:b/>
       <w:i/>
       <w:color w:val="60a0b0"/>
@@ -15233,6 +15935,7 @@
     <w:name w:val="WarningTok"/>
     <w:basedOn w:val="VerbatimChar"/>
     <w:rPr>
+      <w:rFonts w:eastAsia="黑体"/>
       <w:b/>
       <w:i/>
       <w:color w:val="60a0b0"/>
@@ -15242,6 +15945,7 @@
     <w:name w:val="AlertTok"/>
     <w:basedOn w:val="VerbatimChar"/>
     <w:rPr>
+      <w:rFonts w:eastAsia="黑体"/>
       <w:b/>
       <w:color w:val="ff0000"/>
     </w:rPr>
@@ -15250,6 +15954,7 @@
     <w:name w:val="ErrorTok"/>
     <w:basedOn w:val="VerbatimChar"/>
     <w:rPr>
+      <w:rFonts w:eastAsia="黑体"/>
       <w:b/>
       <w:color w:val="ff0000"/>
     </w:rPr>
@@ -15257,7 +15962,9 @@
   <w:style w:type="character" w:customStyle="1" w:styleId="NormalTok">
     <w:name w:val="NormalTok"/>
     <w:basedOn w:val="VerbatimChar"/>
-    <w:rPr/>
+    <w:rPr>
+      <w:rFonts w:eastAsia="黑体"/>
+    </w:rPr>
   </w:style>
 </w:styles>
 </file>
@@ -15306,12 +16013,12 @@
     <a:fontScheme name="Office">
       <a:majorFont>
         <a:latin typeface="Calibri"/>
-        <a:ea typeface=""/>
+        <a:ea typeface="黑体"/>
         <a:cs typeface=""/>
         <a:font script="Jpan" typeface="ＭＳ ゴシック"/>
         <a:font script="Hang" typeface="맑은 고딕"/>
-        <a:font script="Hans" typeface="宋体"/>
-        <a:font script="Hant" typeface="新細明體"/>
+        <a:font script="Hans" typeface="黑体"/>
+        <a:font script="Hant" typeface="黑体"/>
         <a:font script="Arab" typeface="Times New Roman"/>
         <a:font script="Hebr" typeface="Times New Roman"/>
         <a:font script="Thai" typeface="Angsana New"/>
@@ -15341,12 +16048,12 @@
       </a:majorFont>
       <a:minorFont>
         <a:latin typeface="Cambria"/>
-        <a:ea typeface=""/>
+        <a:ea typeface="黑体"/>
         <a:cs typeface=""/>
         <a:font script="Jpan" typeface="ＭＳ 明朝"/>
         <a:font script="Hang" typeface="맑은 고딕"/>
-        <a:font script="Hans" typeface="宋体"/>
-        <a:font script="Hant" typeface="新細明體"/>
+        <a:font script="Hans" typeface="黑体"/>
+        <a:font script="Hant" typeface="黑体"/>
         <a:font script="Arab" typeface="Arial"/>
         <a:font script="Hebr" typeface="Arial"/>
         <a:font script="Thai" typeface="Cordia New"/>

--- a/09-通信电路/03-解调电路/QAM解调电路/QAM解调电路.docx
+++ b/09-通信电路/03-解调电路/QAM解调电路/QAM解调电路.docx
@@ -2942,7 +2942,7 @@
           <w:color w:val="555555"/>
           <w:sz w:val="21"/>
         </w:rPr>
-        <w:t>材料收集者：杜文杰，WX手机：19519196569，QQ:3478827729</w:t>
+        <w:t>材料收集者：杜文杰，微信/手机：19519196569，QQ:3478827729</w:t>
       </w:r>
     </w:p>
     <w:sectPr>
